--- a/docs/03-diseno-ux/Documento_UX_Acelerador_Consolidacion_BPC_CM_Consulting.docx
+++ b/docs/03-diseno-ux/Documento_UX_Acelerador_Consolidacion_BPC_CM_Consulting.docx
@@ -312,6 +312,112 @@
           </w:p>
         </w:tc>
       </w:tr>
+      <w:tr>
+        <w:tc>
+          <w:tcPr>
+            <w:tcW w:w="1200" w:type="dxa"/>
+            <w:tcMar>
+              <w:top w:w="80" w:type="dxa"/>
+              <w:left w:w="120" w:type="dxa"/>
+              <w:bottom w:w="80" w:type="dxa"/>
+              <w:right w:w="120" w:type="dxa"/>
+            </w:tcMar>
+            <w:vAlign w:val="center"/>
+          </w:tcPr>
+          <w:p>
+            <w:pPr>
+              <w:spacing w:after="0"/>
+              <w:jc w:val="both"/>
+            </w:pPr>
+            <w:r>
+              <w:rPr>
+                <w:rFonts w:ascii="Ubuntu" w:hAnsi="Ubuntu" w:cs="Ubuntu"/>
+                <w:sz w:val="21"/>
+                <w:szCs w:val="21"/>
+              </w:rPr>
+              <w:t xml:space="preserve">1.1</w:t>
+            </w:r>
+          </w:p>
+        </w:tc>
+        <w:tc>
+          <w:tcPr>
+            <w:tcW w:w="2200" w:type="dxa"/>
+            <w:tcMar>
+              <w:top w:w="80" w:type="dxa"/>
+              <w:left w:w="120" w:type="dxa"/>
+              <w:bottom w:w="80" w:type="dxa"/>
+              <w:right w:w="120" w:type="dxa"/>
+            </w:tcMar>
+            <w:vAlign w:val="center"/>
+          </w:tcPr>
+          <w:p>
+            <w:pPr>
+              <w:spacing w:after="0"/>
+              <w:jc w:val="both"/>
+            </w:pPr>
+            <w:r>
+              <w:rPr>
+                <w:rFonts w:ascii="Ubuntu" w:hAnsi="Ubuntu" w:cs="Ubuntu"/>
+                <w:sz w:val="21"/>
+                <w:szCs w:val="21"/>
+              </w:rPr>
+              <w:t xml:space="preserve">CM Consulting</w:t>
+            </w:r>
+          </w:p>
+        </w:tc>
+        <w:tc>
+          <w:tcPr>
+            <w:tcW w:w="1500" w:type="dxa"/>
+            <w:tcMar>
+              <w:top w:w="80" w:type="dxa"/>
+              <w:left w:w="120" w:type="dxa"/>
+              <w:bottom w:w="80" w:type="dxa"/>
+              <w:right w:w="120" w:type="dxa"/>
+            </w:tcMar>
+            <w:vAlign w:val="center"/>
+          </w:tcPr>
+          <w:p>
+            <w:pPr>
+              <w:spacing w:after="0"/>
+              <w:jc w:val="both"/>
+            </w:pPr>
+            <w:r>
+              <w:rPr>
+                <w:rFonts w:ascii="Ubuntu" w:hAnsi="Ubuntu" w:cs="Ubuntu"/>
+                <w:sz w:val="21"/>
+                <w:szCs w:val="21"/>
+              </w:rPr>
+              <w:t xml:space="preserve">16-Oct-26</w:t>
+            </w:r>
+          </w:p>
+        </w:tc>
+        <w:tc>
+          <w:tcPr>
+            <w:tcW w:w="3938" w:type="dxa"/>
+            <w:tcMar>
+              <w:top w:w="80" w:type="dxa"/>
+              <w:left w:w="120" w:type="dxa"/>
+              <w:bottom w:w="80" w:type="dxa"/>
+              <w:right w:w="120" w:type="dxa"/>
+            </w:tcMar>
+            <w:vAlign w:val="center"/>
+          </w:tcPr>
+          <w:p>
+            <w:pPr>
+              <w:spacing w:after="0"/>
+              <w:jc w:val="both"/>
+            </w:pPr>
+            <w:r>
+              <w:rPr>
+                <w:rFonts w:ascii="Ubuntu" w:hAnsi="Ubuntu" w:cs="Ubuntu"/>
+                <w:sz w:val="21"/>
+                <w:szCs w:val="21"/>
+              </w:rPr>
+              <w:t xml:space="preserve">Alineado con el DAF v1.1: pantallas UX-13 a UX-15, flujo de cierre mensual y ajustes en UX-04, UX-05 y UX-08 a UX-12 para RF-31 a RF-39.</w:t>
+            </w:r>
+          </w:p>
+        </w:tc>
+      </w:tr>
     </w:tbl>
     <w:p>
       <w:pPr>
@@ -524,7 +630,7 @@
           <w:sz w:val="22"/>
           <w:szCs w:val="22"/>
         </w:rPr>
-        <w:t xml:space="preserve">. Deriva del Documento de Análisis Funcional v1.0 (16-Oct-26) y del brief de diseño de la misma fecha. Las historias de usuario referencian los códigos UX-XX de este documento en sus criterios de aceptación.</w:t>
+        <w:t xml:space="preserve">. Deriva del Documento de Análisis Funcional v1.1 (16-Oct-26) y del brief de diseño de la misma fecha. Las historias de usuario referencian los códigos UX-XX de este documento en sus criterios de aceptación.</w:t>
       </w:r>
     </w:p>
     <w:p>
@@ -538,7 +644,7 @@
           <w:sz w:val="22"/>
           <w:szCs w:val="22"/>
         </w:rPr>
-        <w:t xml:space="preserve">Prototipo navegable: https://claude.ai/artifact/2jZdXEfCaLtmLW7zTrtqnV (privado; se comparte desde su menú Compartir). Permite recorrer las 12 pantallas, ver los estados normal, vacío, carga y error de cada una y cambiar entre la arquitectura A y la B. Los datos que muestra son de ejemplo.</w:t>
+        <w:t xml:space="preserve">Prototipo navegable: https://claude.ai/artifact/2jZdXEfCaLtmLW7zTrtqnV (privado; se comparte desde su menú Compartir). Permite recorrer las 15 pantallas, ver los estados normal, vacío, carga y error de cada una y cambiar entre la arquitectura A y la B. Los datos que muestra son de ejemplo.</w:t>
       </w:r>
     </w:p>
     <w:p>
@@ -552,7 +658,7 @@
           <w:sz w:val="22"/>
           <w:szCs w:val="22"/>
         </w:rPr>
-        <w:t xml:space="preserve">Alcance del diseño: dos superficies. El configurador web (UX-01 a UX-10), que usa el Consultor implementador, y las plantillas de Excel con EPM add-in (UX-11 y UX-12), que usa el Usuario financiero.</w:t>
+        <w:t xml:space="preserve">Alcance del diseño: dos superficies. El configurador web (UX-01 a UX-10), que usa el Consultor implementador, y las plantillas de Excel con EPM add-in y las funciones de BPC (UX-11 a UX-15), que usa el Usuario financiero.</w:t>
       </w:r>
     </w:p>
     <w:p>
@@ -1095,7 +1201,7 @@
       <w:r>
         <w:drawing>
           <wp:inline distT="0" distB="0" distL="0" distR="0">
-            <wp:extent cx="3240000" cy="6646153"/>
+            <wp:extent cx="3240000" cy="3732912"/>
             <wp:effectExtent l="0" t="0" r="0" b="0"/>
             <wp:docPr id="1001" name="DiagramaCM1"/>
             <wp:cNvGraphicFramePr>
@@ -1117,7 +1223,7 @@
                   <pic:spPr>
                     <a:xfrm>
                       <a:off x="0" y="0"/>
-                      <a:ext cx="3240000" cy="6646153"/>
+                      <a:ext cx="3240000" cy="3732912"/>
                     </a:xfrm>
                     <a:prstGeom prst="rect">
                       <a:avLst/>
@@ -1188,7 +1294,7 @@
       <w:r>
         <w:drawing>
           <wp:inline distT="0" distB="0" distL="0" distR="0">
-            <wp:extent cx="1655999" cy="7833138"/>
+            <wp:extent cx="1655999" cy="7933390"/>
             <wp:effectExtent l="0" t="0" r="0" b="0"/>
             <wp:docPr id="1002" name="DiagramaCM2"/>
             <wp:cNvGraphicFramePr>
@@ -1210,7 +1316,7 @@
                   <pic:spPr>
                     <a:xfrm>
                       <a:off x="0" y="0"/>
-                      <a:ext cx="1655999" cy="7833138"/>
+                      <a:ext cx="1655999" cy="7933390"/>
                     </a:xfrm>
                     <a:prstGeom prst="rect">
                       <a:avLst/>
@@ -1263,7 +1369,7 @@
       <w:r>
         <w:drawing>
           <wp:inline distT="0" distB="0" distL="0" distR="0">
-            <wp:extent cx="4500000" cy="2662280"/>
+            <wp:extent cx="4500000" cy="2743215"/>
             <wp:effectExtent l="0" t="0" r="0" b="0"/>
             <wp:docPr id="1003" name="DiagramaCM3"/>
             <wp:cNvGraphicFramePr>
@@ -1285,7 +1391,7 @@
                   <pic:spPr>
                     <a:xfrm>
                       <a:off x="0" y="0"/>
-                      <a:ext cx="4500000" cy="2662280"/>
+                      <a:ext cx="4500000" cy="2743215"/>
                     </a:xfrm>
                     <a:prstGeom prst="rect">
                       <a:avLst/>
@@ -1338,7 +1444,7 @@
       <w:r>
         <w:drawing>
           <wp:inline distT="0" distB="0" distL="0" distR="0">
-            <wp:extent cx="3960000" cy="4452352"/>
+            <wp:extent cx="3960000" cy="4566638"/>
             <wp:effectExtent l="0" t="0" r="0" b="0"/>
             <wp:docPr id="1004" name="DiagramaCM4"/>
             <wp:cNvGraphicFramePr>
@@ -1360,7 +1466,7 @@
                   <pic:spPr>
                     <a:xfrm>
                       <a:off x="0" y="0"/>
-                      <a:ext cx="3960000" cy="4452352"/>
+                      <a:ext cx="3960000" cy="4566638"/>
                     </a:xfrm>
                     <a:prstGeom prst="rect">
                       <a:avLst/>
@@ -1413,7 +1519,7 @@
       <w:r>
         <w:drawing>
           <wp:inline distT="0" distB="0" distL="0" distR="0">
-            <wp:extent cx="3600000" cy="4465753"/>
+            <wp:extent cx="3600000" cy="4610837"/>
             <wp:effectExtent l="0" t="0" r="0" b="0"/>
             <wp:docPr id="1005" name="DiagramaCM5"/>
             <wp:cNvGraphicFramePr>
@@ -1435,7 +1541,82 @@
                   <pic:spPr>
                     <a:xfrm>
                       <a:off x="0" y="0"/>
-                      <a:ext cx="3600000" cy="4465753"/>
+                      <a:ext cx="3600000" cy="4610837"/>
+                    </a:xfrm>
+                    <a:prstGeom prst="rect">
+                      <a:avLst/>
+                    </a:prstGeom>
+                  </pic:spPr>
+                </pic:pic>
+              </a:graphicData>
+            </a:graphic>
+          </wp:inline>
+        </w:drawing>
+      </w:r>
+    </w:p>
+    <w:p>
+      <w:pPr>
+        <w:pStyle w:val="Heading2"/>
+        <w:spacing w:before="240" w:after="120"/>
+        <w:jc w:val="left"/>
+      </w:pPr>
+      <w:r>
+        <w:rPr>
+          <w:rFonts w:ascii="Ubuntu" w:hAnsi="Ubuntu" w:cs="Ubuntu"/>
+          <w:b/>
+          <w:bCs/>
+          <w:color w:val="365F91"/>
+          <w:sz w:val="28"/>
+          <w:szCs w:val="28"/>
+        </w:rPr>
+        <w:t xml:space="preserve">4.5 Cierre mensual del grupo (Usuario financiero)</w:t>
+      </w:r>
+    </w:p>
+    <w:p>
+      <w:pPr>
+        <w:spacing w:before="0" w:after="120" w:line="288" w:lineRule="auto"/>
+        <w:jc w:val="both"/>
+      </w:pPr>
+      <w:r>
+        <w:rPr>
+          <w:rFonts w:ascii="Ubuntu" w:hAnsi="Ubuntu" w:cs="Ubuntu"/>
+          <w:sz w:val="22"/>
+          <w:szCs w:val="22"/>
+        </w:rPr>
+        <w:t xml:space="preserve">Desde el estado del cierre revisa participaciones, cuadre y conciliación intercompañía; registra asientos de ajuste cuadrados, consolida y bloquea las sociedades.</w:t>
+      </w:r>
+    </w:p>
+    <w:p>
+      <w:pPr>
+        <w:spacing w:before="120" w:after="120"/>
+        <w:jc w:val="center"/>
+      </w:pPr>
+      <w:r>
+        <w:drawing>
+          <wp:inline distT="0" distB="0" distL="0" distR="0">
+            <wp:extent cx="3240000" cy="5160116"/>
+            <wp:effectExtent l="0" t="0" r="0" b="0"/>
+            <wp:docPr id="1006" name="DiagramaCM6"/>
+            <wp:cNvGraphicFramePr>
+              <a:graphicFrameLocks xmlns:a="http://schemas.openxmlformats.org/drawingml/2006/main" noChangeAspect="1"/>
+            </wp:cNvGraphicFramePr>
+            <a:graphic xmlns:a="http://schemas.openxmlformats.org/drawingml/2006/main">
+              <a:graphicData uri="http://schemas.openxmlformats.org/drawingml/2006/picture">
+                <pic:pic xmlns:pic="http://schemas.openxmlformats.org/drawingml/2006/picture">
+                  <pic:nvPicPr>
+                    <pic:cNvPr id="1006" name="DiagramaCM6"/>
+                    <pic:cNvPicPr/>
+                  </pic:nvPicPr>
+                  <pic:blipFill>
+                    <a:blip r:embed="rIdCMImg6"/>
+                    <a:stretch>
+                      <a:fillRect/>
+                    </a:stretch>
+                  </pic:blipFill>
+                  <pic:spPr>
+                    <a:xfrm>
+                      <a:off x="0" y="0"/>
+                      <a:ext cx="3240000" cy="5160116"/>
                     </a:xfrm>
                     <a:prstGeom prst="rect">
                       <a:avLst/>
@@ -2140,7 +2321,7 @@
                 <w:sz w:val="21"/>
                 <w:szCs w:val="21"/>
               </w:rPr>
-              <w:t xml:space="preserve">RF-05, RF-23, RF-24, RF-25</w:t>
+              <w:t xml:space="preserve">RF-05, RF-23, RF-24, RF-25, RF-39</w:t>
             </w:r>
           </w:p>
         </w:tc>
@@ -2272,7 +2453,7 @@
                 <w:sz w:val="21"/>
                 <w:szCs w:val="21"/>
               </w:rPr>
-              <w:t xml:space="preserve">RF-06, RF-13</w:t>
+              <w:t xml:space="preserve">RF-06, RF-13, RF-31</w:t>
             </w:r>
           </w:p>
         </w:tc>
@@ -2668,7 +2849,7 @@
                 <w:sz w:val="21"/>
                 <w:szCs w:val="21"/>
               </w:rPr>
-              <w:t xml:space="preserve">RF-08, RF-09, RF-10, RF-16, RF-18, RF-23, RF-24, RF-25, RF-26</w:t>
+              <w:t xml:space="preserve">RF-08, RF-09, RF-10, RF-16, RF-18, RF-23, RF-24, RF-25, RF-26, RF-31, RF-32, RF-33, RF-35, RF-36, RF-37, RF-38, RF-39</w:t>
             </w:r>
           </w:p>
         </w:tc>
@@ -2800,7 +2981,7 @@
                 <w:sz w:val="21"/>
                 <w:szCs w:val="21"/>
               </w:rPr>
-              <w:t xml:space="preserve">RF-08, RF-10, RF-11, RF-12, RF-13, RF-14, RF-16, RF-17, RF-18, RF-19, RF-23, RF-24, RF-25, RF-26</w:t>
+              <w:t xml:space="preserve">RF-08, RF-10, RF-11, RF-12, RF-13, RF-14, RF-16, RF-17, RF-18, RF-19, RF-23, RF-24, RF-25, RF-26, RF-32, RF-33, RF-36</w:t>
             </w:r>
           </w:p>
         </w:tc>
@@ -2932,7 +3113,7 @@
                 <w:sz w:val="21"/>
                 <w:szCs w:val="21"/>
               </w:rPr>
-              <w:t xml:space="preserve">RF-20, RF-27, RF-29</w:t>
+              <w:t xml:space="preserve">RF-20, RF-27, RF-29, RF-34</w:t>
             </w:r>
           </w:p>
         </w:tc>
@@ -3064,7 +3245,7 @@
                 <w:sz w:val="21"/>
                 <w:szCs w:val="21"/>
               </w:rPr>
-              <w:t xml:space="preserve">RF-20, RF-21, RF-22, RF-27</w:t>
+              <w:t xml:space="preserve">RF-20, RF-21, RF-22, RF-27, RF-34, RF-36, RF-39</w:t>
             </w:r>
           </w:p>
         </w:tc>
@@ -3196,7 +3377,7 @@
                 <w:sz w:val="21"/>
                 <w:szCs w:val="21"/>
               </w:rPr>
-              <w:t xml:space="preserve">RF-28</w:t>
+              <w:t xml:space="preserve">RF-28, RF-39</w:t>
             </w:r>
           </w:p>
         </w:tc>
@@ -3223,6 +3404,402 @@
                 <w:szCs w:val="21"/>
               </w:rPr>
               <w:t xml:space="preserve">Alta</w:t>
+            </w:r>
+          </w:p>
+        </w:tc>
+      </w:tr>
+      <w:tr>
+        <w:tc>
+          <w:tcPr>
+            <w:tcW w:w="1000" w:type="dxa"/>
+            <w:tcMar>
+              <w:top w:w="80" w:type="dxa"/>
+              <w:left w:w="120" w:type="dxa"/>
+              <w:bottom w:w="80" w:type="dxa"/>
+              <w:right w:w="120" w:type="dxa"/>
+            </w:tcMar>
+            <w:vAlign w:val="center"/>
+          </w:tcPr>
+          <w:p>
+            <w:pPr>
+              <w:spacing w:after="0"/>
+              <w:jc w:val="both"/>
+            </w:pPr>
+            <w:r>
+              <w:rPr>
+                <w:rFonts w:ascii="Ubuntu" w:hAnsi="Ubuntu" w:cs="Ubuntu"/>
+                <w:sz w:val="21"/>
+                <w:szCs w:val="21"/>
+              </w:rPr>
+              <w:t xml:space="preserve">UX-13</w:t>
+            </w:r>
+          </w:p>
+        </w:tc>
+        <w:tc>
+          <w:tcPr>
+            <w:tcW w:w="2200" w:type="dxa"/>
+            <w:tcMar>
+              <w:top w:w="80" w:type="dxa"/>
+              <w:left w:w="120" w:type="dxa"/>
+              <w:bottom w:w="80" w:type="dxa"/>
+              <w:right w:w="120" w:type="dxa"/>
+            </w:tcMar>
+            <w:vAlign w:val="center"/>
+          </w:tcPr>
+          <w:p>
+            <w:pPr>
+              <w:spacing w:after="0"/>
+              <w:jc w:val="both"/>
+            </w:pPr>
+            <w:r>
+              <w:rPr>
+                <w:rFonts w:ascii="Ubuntu" w:hAnsi="Ubuntu" w:cs="Ubuntu"/>
+                <w:sz w:val="21"/>
+                <w:szCs w:val="21"/>
+              </w:rPr>
+              <w:t xml:space="preserve">Participaciones y métodos</w:t>
+            </w:r>
+          </w:p>
+        </w:tc>
+        <w:tc>
+          <w:tcPr>
+            <w:tcW w:w="1900" w:type="dxa"/>
+            <w:tcMar>
+              <w:top w:w="80" w:type="dxa"/>
+              <w:left w:w="120" w:type="dxa"/>
+              <w:bottom w:w="80" w:type="dxa"/>
+              <w:right w:w="120" w:type="dxa"/>
+            </w:tcMar>
+            <w:vAlign w:val="center"/>
+          </w:tcPr>
+          <w:p>
+            <w:pPr>
+              <w:spacing w:after="0"/>
+              <w:jc w:val="both"/>
+            </w:pPr>
+            <w:r>
+              <w:rPr>
+                <w:rFonts w:ascii="Ubuntu" w:hAnsi="Ubuntu" w:cs="Ubuntu"/>
+                <w:sz w:val="21"/>
+                <w:szCs w:val="21"/>
+              </w:rPr>
+              <w:t xml:space="preserve">Usuario financiero</w:t>
+            </w:r>
+          </w:p>
+        </w:tc>
+        <w:tc>
+          <w:tcPr>
+            <w:tcW w:w="2738" w:type="dxa"/>
+            <w:tcMar>
+              <w:top w:w="80" w:type="dxa"/>
+              <w:left w:w="120" w:type="dxa"/>
+              <w:bottom w:w="80" w:type="dxa"/>
+              <w:right w:w="120" w:type="dxa"/>
+            </w:tcMar>
+            <w:vAlign w:val="center"/>
+          </w:tcPr>
+          <w:p>
+            <w:pPr>
+              <w:spacing w:after="0"/>
+              <w:jc w:val="both"/>
+            </w:pPr>
+            <w:r>
+              <w:rPr>
+                <w:rFonts w:ascii="Ubuntu" w:hAnsi="Ubuntu" w:cs="Ubuntu"/>
+                <w:sz w:val="21"/>
+                <w:szCs w:val="21"/>
+              </w:rPr>
+              <w:t xml:space="preserve">RF-31</w:t>
+            </w:r>
+          </w:p>
+        </w:tc>
+        <w:tc>
+          <w:tcPr>
+            <w:tcW w:w="1000" w:type="dxa"/>
+            <w:tcMar>
+              <w:top w:w="80" w:type="dxa"/>
+              <w:left w:w="120" w:type="dxa"/>
+              <w:bottom w:w="80" w:type="dxa"/>
+              <w:right w:w="120" w:type="dxa"/>
+            </w:tcMar>
+            <w:vAlign w:val="center"/>
+          </w:tcPr>
+          <w:p>
+            <w:pPr>
+              <w:spacing w:after="0"/>
+              <w:jc w:val="both"/>
+            </w:pPr>
+            <w:r>
+              <w:rPr>
+                <w:rFonts w:ascii="Ubuntu" w:hAnsi="Ubuntu" w:cs="Ubuntu"/>
+                <w:sz w:val="21"/>
+                <w:szCs w:val="21"/>
+              </w:rPr>
+              <w:t xml:space="preserve">Alta</w:t>
+            </w:r>
+          </w:p>
+        </w:tc>
+      </w:tr>
+      <w:tr>
+        <w:tc>
+          <w:tcPr>
+            <w:tcW w:w="1000" w:type="dxa"/>
+            <w:tcMar>
+              <w:top w:w="80" w:type="dxa"/>
+              <w:left w:w="120" w:type="dxa"/>
+              <w:bottom w:w="80" w:type="dxa"/>
+              <w:right w:w="120" w:type="dxa"/>
+            </w:tcMar>
+            <w:vAlign w:val="center"/>
+          </w:tcPr>
+          <w:p>
+            <w:pPr>
+              <w:spacing w:after="0"/>
+              <w:jc w:val="both"/>
+            </w:pPr>
+            <w:r>
+              <w:rPr>
+                <w:rFonts w:ascii="Ubuntu" w:hAnsi="Ubuntu" w:cs="Ubuntu"/>
+                <w:sz w:val="21"/>
+                <w:szCs w:val="21"/>
+              </w:rPr>
+              <w:t xml:space="preserve">UX-14</w:t>
+            </w:r>
+          </w:p>
+        </w:tc>
+        <w:tc>
+          <w:tcPr>
+            <w:tcW w:w="2200" w:type="dxa"/>
+            <w:tcMar>
+              <w:top w:w="80" w:type="dxa"/>
+              <w:left w:w="120" w:type="dxa"/>
+              <w:bottom w:w="80" w:type="dxa"/>
+              <w:right w:w="120" w:type="dxa"/>
+            </w:tcMar>
+            <w:vAlign w:val="center"/>
+          </w:tcPr>
+          <w:p>
+            <w:pPr>
+              <w:spacing w:after="0"/>
+              <w:jc w:val="both"/>
+            </w:pPr>
+            <w:r>
+              <w:rPr>
+                <w:rFonts w:ascii="Ubuntu" w:hAnsi="Ubuntu" w:cs="Ubuntu"/>
+                <w:sz w:val="21"/>
+                <w:szCs w:val="21"/>
+              </w:rPr>
+              <w:t xml:space="preserve">Asientos de ajuste</w:t>
+            </w:r>
+          </w:p>
+        </w:tc>
+        <w:tc>
+          <w:tcPr>
+            <w:tcW w:w="1900" w:type="dxa"/>
+            <w:tcMar>
+              <w:top w:w="80" w:type="dxa"/>
+              <w:left w:w="120" w:type="dxa"/>
+              <w:bottom w:w="80" w:type="dxa"/>
+              <w:right w:w="120" w:type="dxa"/>
+            </w:tcMar>
+            <w:vAlign w:val="center"/>
+          </w:tcPr>
+          <w:p>
+            <w:pPr>
+              <w:spacing w:after="0"/>
+              <w:jc w:val="both"/>
+            </w:pPr>
+            <w:r>
+              <w:rPr>
+                <w:rFonts w:ascii="Ubuntu" w:hAnsi="Ubuntu" w:cs="Ubuntu"/>
+                <w:sz w:val="21"/>
+                <w:szCs w:val="21"/>
+              </w:rPr>
+              <w:t xml:space="preserve">Usuario financiero</w:t>
+            </w:r>
+          </w:p>
+        </w:tc>
+        <w:tc>
+          <w:tcPr>
+            <w:tcW w:w="2738" w:type="dxa"/>
+            <w:tcMar>
+              <w:top w:w="80" w:type="dxa"/>
+              <w:left w:w="120" w:type="dxa"/>
+              <w:bottom w:w="80" w:type="dxa"/>
+              <w:right w:w="120" w:type="dxa"/>
+            </w:tcMar>
+            <w:vAlign w:val="center"/>
+          </w:tcPr>
+          <w:p>
+            <w:pPr>
+              <w:spacing w:after="0"/>
+              <w:jc w:val="both"/>
+            </w:pPr>
+            <w:r>
+              <w:rPr>
+                <w:rFonts w:ascii="Ubuntu" w:hAnsi="Ubuntu" w:cs="Ubuntu"/>
+                <w:sz w:val="21"/>
+                <w:szCs w:val="21"/>
+              </w:rPr>
+              <w:t xml:space="preserve">RF-35</w:t>
+            </w:r>
+          </w:p>
+        </w:tc>
+        <w:tc>
+          <w:tcPr>
+            <w:tcW w:w="1000" w:type="dxa"/>
+            <w:tcMar>
+              <w:top w:w="80" w:type="dxa"/>
+              <w:left w:w="120" w:type="dxa"/>
+              <w:bottom w:w="80" w:type="dxa"/>
+              <w:right w:w="120" w:type="dxa"/>
+            </w:tcMar>
+            <w:vAlign w:val="center"/>
+          </w:tcPr>
+          <w:p>
+            <w:pPr>
+              <w:spacing w:after="0"/>
+              <w:jc w:val="both"/>
+            </w:pPr>
+            <w:r>
+              <w:rPr>
+                <w:rFonts w:ascii="Ubuntu" w:hAnsi="Ubuntu" w:cs="Ubuntu"/>
+                <w:sz w:val="21"/>
+                <w:szCs w:val="21"/>
+              </w:rPr>
+              <w:t xml:space="preserve">Alta</w:t>
+            </w:r>
+          </w:p>
+        </w:tc>
+      </w:tr>
+      <w:tr>
+        <w:tc>
+          <w:tcPr>
+            <w:tcW w:w="1000" w:type="dxa"/>
+            <w:tcMar>
+              <w:top w:w="80" w:type="dxa"/>
+              <w:left w:w="120" w:type="dxa"/>
+              <w:bottom w:w="80" w:type="dxa"/>
+              <w:right w:w="120" w:type="dxa"/>
+            </w:tcMar>
+            <w:vAlign w:val="center"/>
+          </w:tcPr>
+          <w:p>
+            <w:pPr>
+              <w:spacing w:after="0"/>
+              <w:jc w:val="both"/>
+            </w:pPr>
+            <w:r>
+              <w:rPr>
+                <w:rFonts w:ascii="Ubuntu" w:hAnsi="Ubuntu" w:cs="Ubuntu"/>
+                <w:sz w:val="21"/>
+                <w:szCs w:val="21"/>
+              </w:rPr>
+              <w:t xml:space="preserve">UX-15</w:t>
+            </w:r>
+          </w:p>
+        </w:tc>
+        <w:tc>
+          <w:tcPr>
+            <w:tcW w:w="2200" w:type="dxa"/>
+            <w:tcMar>
+              <w:top w:w="80" w:type="dxa"/>
+              <w:left w:w="120" w:type="dxa"/>
+              <w:bottom w:w="80" w:type="dxa"/>
+              <w:right w:w="120" w:type="dxa"/>
+            </w:tcMar>
+            <w:vAlign w:val="center"/>
+          </w:tcPr>
+          <w:p>
+            <w:pPr>
+              <w:spacing w:after="0"/>
+              <w:jc w:val="both"/>
+            </w:pPr>
+            <w:r>
+              <w:rPr>
+                <w:rFonts w:ascii="Ubuntu" w:hAnsi="Ubuntu" w:cs="Ubuntu"/>
+                <w:sz w:val="21"/>
+                <w:szCs w:val="21"/>
+              </w:rPr>
+              <w:t xml:space="preserve">Estado del cierre</w:t>
+            </w:r>
+          </w:p>
+        </w:tc>
+        <w:tc>
+          <w:tcPr>
+            <w:tcW w:w="1900" w:type="dxa"/>
+            <w:tcMar>
+              <w:top w:w="80" w:type="dxa"/>
+              <w:left w:w="120" w:type="dxa"/>
+              <w:bottom w:w="80" w:type="dxa"/>
+              <w:right w:w="120" w:type="dxa"/>
+            </w:tcMar>
+            <w:vAlign w:val="center"/>
+          </w:tcPr>
+          <w:p>
+            <w:pPr>
+              <w:spacing w:after="0"/>
+              <w:jc w:val="both"/>
+            </w:pPr>
+            <w:r>
+              <w:rPr>
+                <w:rFonts w:ascii="Ubuntu" w:hAnsi="Ubuntu" w:cs="Ubuntu"/>
+                <w:sz w:val="21"/>
+                <w:szCs w:val="21"/>
+              </w:rPr>
+              <w:t xml:space="preserve">Usuario financiero</w:t>
+            </w:r>
+          </w:p>
+        </w:tc>
+        <w:tc>
+          <w:tcPr>
+            <w:tcW w:w="2738" w:type="dxa"/>
+            <w:tcMar>
+              <w:top w:w="80" w:type="dxa"/>
+              <w:left w:w="120" w:type="dxa"/>
+              <w:bottom w:w="80" w:type="dxa"/>
+              <w:right w:w="120" w:type="dxa"/>
+            </w:tcMar>
+            <w:vAlign w:val="center"/>
+          </w:tcPr>
+          <w:p>
+            <w:pPr>
+              <w:spacing w:after="0"/>
+              <w:jc w:val="both"/>
+            </w:pPr>
+            <w:r>
+              <w:rPr>
+                <w:rFonts w:ascii="Ubuntu" w:hAnsi="Ubuntu" w:cs="Ubuntu"/>
+                <w:sz w:val="21"/>
+                <w:szCs w:val="21"/>
+              </w:rPr>
+              <w:t xml:space="preserve">RF-37, RF-38</w:t>
+            </w:r>
+          </w:p>
+        </w:tc>
+        <w:tc>
+          <w:tcPr>
+            <w:tcW w:w="1000" w:type="dxa"/>
+            <w:tcMar>
+              <w:top w:w="80" w:type="dxa"/>
+              <w:left w:w="120" w:type="dxa"/>
+              <w:bottom w:w="80" w:type="dxa"/>
+              <w:right w:w="120" w:type="dxa"/>
+            </w:tcMar>
+            <w:vAlign w:val="center"/>
+          </w:tcPr>
+          <w:p>
+            <w:pPr>
+              <w:spacing w:after="0"/>
+              <w:jc w:val="both"/>
+            </w:pPr>
+            <w:r>
+              <w:rPr>
+                <w:rFonts w:ascii="Ubuntu" w:hAnsi="Ubuntu" w:cs="Ubuntu"/>
+                <w:sz w:val="21"/>
+                <w:szCs w:val="21"/>
+              </w:rPr>
+              <w:t xml:space="preserve">Media</w:t>
             </w:r>
           </w:p>
         </w:tc>
@@ -3326,7 +3903,7 @@
           <wp:inline distT="0" distB="0" distL="0" distR="0">
             <wp:extent cx="5580000" cy="3034125"/>
             <wp:effectExtent l="0" t="0" r="0" b="0"/>
-            <wp:docPr id="1006" name="DiagramaCM6"/>
+            <wp:docPr id="1007" name="DiagramaCM7"/>
             <wp:cNvGraphicFramePr>
               <a:graphicFrameLocks xmlns:a="http://schemas.openxmlformats.org/drawingml/2006/main" noChangeAspect="1"/>
             </wp:cNvGraphicFramePr>
@@ -3334,11 +3911,11 @@
               <a:graphicData uri="http://schemas.openxmlformats.org/drawingml/2006/picture">
                 <pic:pic xmlns:pic="http://schemas.openxmlformats.org/drawingml/2006/picture">
                   <pic:nvPicPr>
-                    <pic:cNvPr id="1006" name="DiagramaCM6"/>
+                    <pic:cNvPr id="1007" name="DiagramaCM7"/>
                     <pic:cNvPicPr/>
                   </pic:nvPicPr>
                   <pic:blipFill>
-                    <a:blip r:embed="rIdCMImg6"/>
+                    <a:blip r:embed="rIdCMImg7"/>
                     <a:stretch>
                       <a:fillRect/>
                     </a:stretch>
@@ -3988,7 +4565,7 @@
           <wp:inline distT="0" distB="0" distL="0" distR="0">
             <wp:extent cx="5580000" cy="4076500"/>
             <wp:effectExtent l="0" t="0" r="0" b="0"/>
-            <wp:docPr id="1007" name="DiagramaCM7"/>
+            <wp:docPr id="1008" name="DiagramaCM8"/>
             <wp:cNvGraphicFramePr>
               <a:graphicFrameLocks xmlns:a="http://schemas.openxmlformats.org/drawingml/2006/main" noChangeAspect="1"/>
             </wp:cNvGraphicFramePr>
@@ -3996,11 +4573,11 @@
               <a:graphicData uri="http://schemas.openxmlformats.org/drawingml/2006/picture">
                 <pic:pic xmlns:pic="http://schemas.openxmlformats.org/drawingml/2006/picture">
                   <pic:nvPicPr>
-                    <pic:cNvPr id="1007" name="DiagramaCM7"/>
+                    <pic:cNvPr id="1008" name="DiagramaCM8"/>
                     <pic:cNvPicPr/>
                   </pic:nvPicPr>
                   <pic:blipFill>
-                    <a:blip r:embed="rIdCMImg7"/>
+                    <a:blip r:embed="rIdCMImg8"/>
                     <a:stretch>
                       <a:fillRect/>
                     </a:stretch>
@@ -4848,748 +5425,6 @@
           <w:szCs w:val="22"/>
         </w:rPr>
         <w:t xml:space="preserve">RF-03, RF-04, RF-09</w:t>
-      </w:r>
-    </w:p>
-    <w:p>
-      <w:pPr>
-        <w:spacing w:before="120" w:after="120"/>
-        <w:jc w:val="center"/>
-      </w:pPr>
-      <w:r>
-        <w:drawing>
-          <wp:inline distT="0" distB="0" distL="0" distR="0">
-            <wp:extent cx="5580000" cy="3034125"/>
-            <wp:effectExtent l="0" t="0" r="0" b="0"/>
-            <wp:docPr id="1008" name="DiagramaCM8"/>
-            <wp:cNvGraphicFramePr>
-              <a:graphicFrameLocks xmlns:a="http://schemas.openxmlformats.org/drawingml/2006/main" noChangeAspect="1"/>
-            </wp:cNvGraphicFramePr>
-            <a:graphic xmlns:a="http://schemas.openxmlformats.org/drawingml/2006/main">
-              <a:graphicData uri="http://schemas.openxmlformats.org/drawingml/2006/picture">
-                <pic:pic xmlns:pic="http://schemas.openxmlformats.org/drawingml/2006/picture">
-                  <pic:nvPicPr>
-                    <pic:cNvPr id="1008" name="DiagramaCM8"/>
-                    <pic:cNvPicPr/>
-                  </pic:nvPicPr>
-                  <pic:blipFill>
-                    <a:blip r:embed="rIdCMImg8"/>
-                    <a:stretch>
-                      <a:fillRect/>
-                    </a:stretch>
-                  </pic:blipFill>
-                  <pic:spPr>
-                    <a:xfrm>
-                      <a:off x="0" y="0"/>
-                      <a:ext cx="5580000" cy="3034125"/>
-                    </a:xfrm>
-                    <a:prstGeom prst="rect">
-                      <a:avLst/>
-                    </a:prstGeom>
-                  </pic:spPr>
-                </pic:pic>
-              </a:graphicData>
-            </a:graphic>
-          </wp:inline>
-        </w:drawing>
-      </w:r>
-    </w:p>
-    <w:tbl>
-      <w:tblPr>
-        <w:tblW w:w="8838" w:type="dxa"/>
-        <w:jc w:val="center"/>
-        <w:tblBorders>
-          <w:top w:val="single" w:sz="4" w:space="0" w:color="BFBFBF"/>
-          <w:left w:val="single" w:sz="4" w:space="0" w:color="BFBFBF"/>
-          <w:bottom w:val="single" w:sz="4" w:space="0" w:color="BFBFBF"/>
-          <w:right w:val="single" w:sz="4" w:space="0" w:color="BFBFBF"/>
-          <w:insideH w:val="single" w:sz="4" w:space="0" w:color="BFBFBF"/>
-          <w:insideV w:val="single" w:sz="4" w:space="0" w:color="BFBFBF"/>
-        </w:tblBorders>
-        <w:tblLayout w:type="fixed"/>
-        <w:tblLook w:val="04A0"/>
-      </w:tblPr>
-      <w:tblGrid>
-        <w:gridCol w:w="2200"/>
-        <w:gridCol w:w="4838"/>
-        <w:gridCol w:w="1800"/>
-      </w:tblGrid>
-      <w:tr>
-        <w:trPr>
-          <w:tblHeader/>
-        </w:trPr>
-        <w:tc>
-          <w:tcPr>
-            <w:tcW w:w="2200" w:type="dxa"/>
-            <w:shd w:val="clear" w:color="auto" w:fill="144E8C"/>
-            <w:tcMar>
-              <w:top w:w="80" w:type="dxa"/>
-              <w:left w:w="120" w:type="dxa"/>
-              <w:bottom w:w="80" w:type="dxa"/>
-              <w:right w:w="120" w:type="dxa"/>
-            </w:tcMar>
-            <w:vAlign w:val="center"/>
-          </w:tcPr>
-          <w:p>
-            <w:pPr>
-              <w:spacing w:after="0"/>
-              <w:jc w:val="center"/>
-            </w:pPr>
-            <w:r>
-              <w:rPr>
-                <w:rFonts w:ascii="Ubuntu" w:hAnsi="Ubuntu" w:cs="Ubuntu"/>
-                <w:b/>
-                <w:bCs/>
-                <w:color w:val="FFFFFF"/>
-                <w:sz w:val="21"/>
-                <w:szCs w:val="21"/>
-              </w:rPr>
-              <w:t xml:space="preserve">Zona / componente</w:t>
-            </w:r>
-          </w:p>
-        </w:tc>
-        <w:tc>
-          <w:tcPr>
-            <w:tcW w:w="4838" w:type="dxa"/>
-            <w:shd w:val="clear" w:color="auto" w:fill="144E8C"/>
-            <w:tcMar>
-              <w:top w:w="80" w:type="dxa"/>
-              <w:left w:w="120" w:type="dxa"/>
-              <w:bottom w:w="80" w:type="dxa"/>
-              <w:right w:w="120" w:type="dxa"/>
-            </w:tcMar>
-            <w:vAlign w:val="center"/>
-          </w:tcPr>
-          <w:p>
-            <w:pPr>
-              <w:spacing w:after="0"/>
-              <w:jc w:val="center"/>
-            </w:pPr>
-            <w:r>
-              <w:rPr>
-                <w:rFonts w:ascii="Ubuntu" w:hAnsi="Ubuntu" w:cs="Ubuntu"/>
-                <w:b/>
-                <w:bCs/>
-                <w:color w:val="FFFFFF"/>
-                <w:sz w:val="21"/>
-                <w:szCs w:val="21"/>
-              </w:rPr>
-              <w:t xml:space="preserve">Comportamiento</w:t>
-            </w:r>
-          </w:p>
-        </w:tc>
-        <w:tc>
-          <w:tcPr>
-            <w:tcW w:w="1800" w:type="dxa"/>
-            <w:shd w:val="clear" w:color="auto" w:fill="144E8C"/>
-            <w:tcMar>
-              <w:top w:w="80" w:type="dxa"/>
-              <w:left w:w="120" w:type="dxa"/>
-              <w:bottom w:w="80" w:type="dxa"/>
-              <w:right w:w="120" w:type="dxa"/>
-            </w:tcMar>
-            <w:vAlign w:val="center"/>
-          </w:tcPr>
-          <w:p>
-            <w:pPr>
-              <w:spacing w:after="0"/>
-              <w:jc w:val="center"/>
-            </w:pPr>
-            <w:r>
-              <w:rPr>
-                <w:rFonts w:ascii="Ubuntu" w:hAnsi="Ubuntu" w:cs="Ubuntu"/>
-                <w:b/>
-                <w:bCs/>
-                <w:color w:val="FFFFFF"/>
-                <w:sz w:val="21"/>
-                <w:szCs w:val="21"/>
-              </w:rPr>
-              <w:t xml:space="preserve">RF / RN</w:t>
-            </w:r>
-          </w:p>
-        </w:tc>
-      </w:tr>
-      <w:tr>
-        <w:tc>
-          <w:tcPr>
-            <w:tcW w:w="2200" w:type="dxa"/>
-            <w:tcMar>
-              <w:top w:w="80" w:type="dxa"/>
-              <w:left w:w="120" w:type="dxa"/>
-              <w:bottom w:w="80" w:type="dxa"/>
-              <w:right w:w="120" w:type="dxa"/>
-            </w:tcMar>
-            <w:vAlign w:val="center"/>
-          </w:tcPr>
-          <w:p>
-            <w:pPr>
-              <w:spacing w:after="0"/>
-              <w:jc w:val="both"/>
-            </w:pPr>
-            <w:r>
-              <w:rPr>
-                <w:rFonts w:ascii="Ubuntu" w:hAnsi="Ubuntu" w:cs="Ubuntu"/>
-                <w:sz w:val="21"/>
-                <w:szCs w:val="21"/>
-              </w:rPr>
-              <w:t xml:space="preserve">Indicador Bodega existente</w:t>
-            </w:r>
-          </w:p>
-        </w:tc>
-        <w:tc>
-          <w:tcPr>
-            <w:tcW w:w="4838" w:type="dxa"/>
-            <w:tcMar>
-              <w:top w:w="80" w:type="dxa"/>
-              <w:left w:w="120" w:type="dxa"/>
-              <w:bottom w:w="80" w:type="dxa"/>
-              <w:right w:w="120" w:type="dxa"/>
-            </w:tcMar>
-            <w:vAlign w:val="center"/>
-          </w:tcPr>
-          <w:p>
-            <w:pPr>
-              <w:spacing w:after="0"/>
-              <w:jc w:val="both"/>
-            </w:pPr>
-            <w:r>
-              <w:rPr>
-                <w:rFonts w:ascii="Ubuntu" w:hAnsi="Ubuntu" w:cs="Ubuntu"/>
-                <w:sz w:val="21"/>
-                <w:szCs w:val="21"/>
-              </w:rPr>
-              <w:t xml:space="preserve">Indica si el cliente ya tiene bodega en BW.</w:t>
-            </w:r>
-          </w:p>
-        </w:tc>
-        <w:tc>
-          <w:tcPr>
-            <w:tcW w:w="1800" w:type="dxa"/>
-            <w:tcMar>
-              <w:top w:w="80" w:type="dxa"/>
-              <w:left w:w="120" w:type="dxa"/>
-              <w:bottom w:w="80" w:type="dxa"/>
-              <w:right w:w="120" w:type="dxa"/>
-            </w:tcMar>
-            <w:vAlign w:val="center"/>
-          </w:tcPr>
-          <w:p>
-            <w:pPr>
-              <w:spacing w:after="0"/>
-              <w:jc w:val="both"/>
-            </w:pPr>
-            <w:r>
-              <w:rPr>
-                <w:rFonts w:ascii="Ubuntu" w:hAnsi="Ubuntu" w:cs="Ubuntu"/>
-                <w:sz w:val="21"/>
-                <w:szCs w:val="21"/>
-              </w:rPr>
-              <w:t xml:space="preserve">RF-03, RN-03</w:t>
-            </w:r>
-          </w:p>
-        </w:tc>
-      </w:tr>
-      <w:tr>
-        <w:tc>
-          <w:tcPr>
-            <w:tcW w:w="2200" w:type="dxa"/>
-            <w:tcMar>
-              <w:top w:w="80" w:type="dxa"/>
-              <w:left w:w="120" w:type="dxa"/>
-              <w:bottom w:w="80" w:type="dxa"/>
-              <w:right w:w="120" w:type="dxa"/>
-            </w:tcMar>
-            <w:vAlign w:val="center"/>
-          </w:tcPr>
-          <w:p>
-            <w:pPr>
-              <w:spacing w:after="0"/>
-              <w:jc w:val="both"/>
-            </w:pPr>
-            <w:r>
-              <w:rPr>
-                <w:rFonts w:ascii="Ubuntu" w:hAnsi="Ubuntu" w:cs="Ubuntu"/>
-                <w:sz w:val="21"/>
-                <w:szCs w:val="21"/>
-              </w:rPr>
-              <w:t xml:space="preserve">Pestañas</w:t>
-            </w:r>
-          </w:p>
-        </w:tc>
-        <w:tc>
-          <w:tcPr>
-            <w:tcW w:w="4838" w:type="dxa"/>
-            <w:tcMar>
-              <w:top w:w="80" w:type="dxa"/>
-              <w:left w:w="120" w:type="dxa"/>
-              <w:bottom w:w="80" w:type="dxa"/>
-              <w:right w:w="120" w:type="dxa"/>
-            </w:tcMar>
-            <w:vAlign w:val="center"/>
-          </w:tcPr>
-          <w:p>
-            <w:pPr>
-              <w:spacing w:after="0"/>
-              <w:jc w:val="both"/>
-            </w:pPr>
-            <w:r>
-              <w:rPr>
-                <w:rFonts w:ascii="Ubuntu" w:hAnsi="Ubuntu" w:cs="Ubuntu"/>
-                <w:sz w:val="21"/>
-                <w:szCs w:val="21"/>
-              </w:rPr>
-              <w:t xml:space="preserve">Extractores activos, InfoProviders (InfoCubos o aDSO según la versión de BW), Modelos BPC y Campos Z.</w:t>
-            </w:r>
-          </w:p>
-        </w:tc>
-        <w:tc>
-          <w:tcPr>
-            <w:tcW w:w="1800" w:type="dxa"/>
-            <w:tcMar>
-              <w:top w:w="80" w:type="dxa"/>
-              <w:left w:w="120" w:type="dxa"/>
-              <w:bottom w:w="80" w:type="dxa"/>
-              <w:right w:w="120" w:type="dxa"/>
-            </w:tcMar>
-            <w:vAlign w:val="center"/>
-          </w:tcPr>
-          <w:p>
-            <w:pPr>
-              <w:spacing w:after="0"/>
-              <w:jc w:val="both"/>
-            </w:pPr>
-            <w:r>
-              <w:rPr>
-                <w:rFonts w:ascii="Ubuntu" w:hAnsi="Ubuntu" w:cs="Ubuntu"/>
-                <w:sz w:val="21"/>
-                <w:szCs w:val="21"/>
-              </w:rPr>
-              <w:t xml:space="preserve">RF-03, RF-04</w:t>
-            </w:r>
-          </w:p>
-        </w:tc>
-      </w:tr>
-      <w:tr>
-        <w:tc>
-          <w:tcPr>
-            <w:tcW w:w="2200" w:type="dxa"/>
-            <w:tcMar>
-              <w:top w:w="80" w:type="dxa"/>
-              <w:left w:w="120" w:type="dxa"/>
-              <w:bottom w:w="80" w:type="dxa"/>
-              <w:right w:w="120" w:type="dxa"/>
-            </w:tcMar>
-            <w:vAlign w:val="center"/>
-          </w:tcPr>
-          <w:p>
-            <w:pPr>
-              <w:spacing w:after="0"/>
-              <w:jc w:val="both"/>
-            </w:pPr>
-            <w:r>
-              <w:rPr>
-                <w:rFonts w:ascii="Ubuntu" w:hAnsi="Ubuntu" w:cs="Ubuntu"/>
-                <w:sz w:val="21"/>
-                <w:szCs w:val="21"/>
-              </w:rPr>
-              <w:t xml:space="preserve">Campos Z</w:t>
-            </w:r>
-          </w:p>
-        </w:tc>
-        <w:tc>
-          <w:tcPr>
-            <w:tcW w:w="4838" w:type="dxa"/>
-            <w:tcMar>
-              <w:top w:w="80" w:type="dxa"/>
-              <w:left w:w="120" w:type="dxa"/>
-              <w:bottom w:w="80" w:type="dxa"/>
-              <w:right w:w="120" w:type="dxa"/>
-            </w:tcMar>
-            <w:vAlign w:val="center"/>
-          </w:tcPr>
-          <w:p>
-            <w:pPr>
-              <w:spacing w:after="0"/>
-              <w:jc w:val="both"/>
-            </w:pPr>
-            <w:r>
-              <w:rPr>
-                <w:rFonts w:ascii="Ubuntu" w:hAnsi="Ubuntu" w:cs="Ubuntu"/>
-                <w:sz w:val="21"/>
-                <w:szCs w:val="21"/>
-              </w:rPr>
-              <w:t xml:space="preserve">Casillas para elegir los campos que se incorporan a la bodega; pasan al plan de generación.</w:t>
-            </w:r>
-          </w:p>
-        </w:tc>
-        <w:tc>
-          <w:tcPr>
-            <w:tcW w:w="1800" w:type="dxa"/>
-            <w:tcMar>
-              <w:top w:w="80" w:type="dxa"/>
-              <w:left w:w="120" w:type="dxa"/>
-              <w:bottom w:w="80" w:type="dxa"/>
-              <w:right w:w="120" w:type="dxa"/>
-            </w:tcMar>
-            <w:vAlign w:val="center"/>
-          </w:tcPr>
-          <w:p>
-            <w:pPr>
-              <w:spacing w:after="0"/>
-              <w:jc w:val="both"/>
-            </w:pPr>
-            <w:r>
-              <w:rPr>
-                <w:rFonts w:ascii="Ubuntu" w:hAnsi="Ubuntu" w:cs="Ubuntu"/>
-                <w:sz w:val="21"/>
-                <w:szCs w:val="21"/>
-              </w:rPr>
-              <w:t xml:space="preserve">RF-09</w:t>
-            </w:r>
-          </w:p>
-        </w:tc>
-      </w:tr>
-      <w:tr>
-        <w:tc>
-          <w:tcPr>
-            <w:tcW w:w="2200" w:type="dxa"/>
-            <w:tcMar>
-              <w:top w:w="80" w:type="dxa"/>
-              <w:left w:w="120" w:type="dxa"/>
-              <w:bottom w:w="80" w:type="dxa"/>
-              <w:right w:w="120" w:type="dxa"/>
-            </w:tcMar>
-            <w:vAlign w:val="center"/>
-          </w:tcPr>
-          <w:p>
-            <w:pPr>
-              <w:spacing w:after="0"/>
-              <w:jc w:val="both"/>
-            </w:pPr>
-            <w:r>
-              <w:rPr>
-                <w:rFonts w:ascii="Ubuntu" w:hAnsi="Ubuntu" w:cs="Ubuntu"/>
-                <w:sz w:val="21"/>
-                <w:szCs w:val="21"/>
-              </w:rPr>
-              <w:t xml:space="preserve">Volver a escanear</w:t>
-            </w:r>
-          </w:p>
-        </w:tc>
-        <w:tc>
-          <w:tcPr>
-            <w:tcW w:w="4838" w:type="dxa"/>
-            <w:tcMar>
-              <w:top w:w="80" w:type="dxa"/>
-              <w:left w:w="120" w:type="dxa"/>
-              <w:bottom w:w="80" w:type="dxa"/>
-              <w:right w:w="120" w:type="dxa"/>
-            </w:tcMar>
-            <w:vAlign w:val="center"/>
-          </w:tcPr>
-          <w:p>
-            <w:pPr>
-              <w:spacing w:after="0"/>
-              <w:jc w:val="both"/>
-            </w:pPr>
-            <w:r>
-              <w:rPr>
-                <w:rFonts w:ascii="Ubuntu" w:hAnsi="Ubuntu" w:cs="Ubuntu"/>
-                <w:sz w:val="21"/>
-                <w:szCs w:val="21"/>
-              </w:rPr>
-              <w:t xml:space="preserve">Repite el inventario.</w:t>
-            </w:r>
-          </w:p>
-        </w:tc>
-        <w:tc>
-          <w:tcPr>
-            <w:tcW w:w="1800" w:type="dxa"/>
-            <w:tcMar>
-              <w:top w:w="80" w:type="dxa"/>
-              <w:left w:w="120" w:type="dxa"/>
-              <w:bottom w:w="80" w:type="dxa"/>
-              <w:right w:w="120" w:type="dxa"/>
-            </w:tcMar>
-            <w:vAlign w:val="center"/>
-          </w:tcPr>
-          <w:p>
-            <w:pPr>
-              <w:spacing w:after="0"/>
-              <w:jc w:val="both"/>
-            </w:pPr>
-            <w:r>
-              <w:rPr>
-                <w:rFonts w:ascii="Ubuntu" w:hAnsi="Ubuntu" w:cs="Ubuntu"/>
-                <w:sz w:val="21"/>
-                <w:szCs w:val="21"/>
-              </w:rPr>
-              <w:t xml:space="preserve">RF-03</w:t>
-            </w:r>
-          </w:p>
-        </w:tc>
-      </w:tr>
-    </w:tbl>
-    <w:p>
-      <w:pPr>
-        <w:spacing w:after="0"/>
-      </w:pPr>
-    </w:p>
-    <w:p>
-      <w:pPr>
-        <w:pStyle w:val="Heading3"/>
-        <w:spacing w:before="240" w:after="120"/>
-        <w:jc w:val="left"/>
-      </w:pPr>
-      <w:r>
-        <w:rPr>
-          <w:rFonts w:ascii="Ubuntu" w:hAnsi="Ubuntu" w:cs="Ubuntu"/>
-          <w:b/>
-          <w:bCs/>
-          <w:color w:val="365F91"/>
-          <w:sz w:val="24"/>
-          <w:szCs w:val="24"/>
-        </w:rPr>
-        <w:t xml:space="preserve">Estados</w:t>
-      </w:r>
-    </w:p>
-    <w:p>
-      <w:pPr>
-        <w:pStyle w:val="ListParagraph"/>
-        <w:numPr>
-          <w:ilvl w:val="0"/>
-          <w:numId w:val="1"/>
-        </w:numPr>
-        <w:spacing w:before="0" w:after="80" w:line="288" w:lineRule="auto"/>
-        <w:ind w:left="720" w:hanging="360"/>
-        <w:contextualSpacing/>
-        <w:jc w:val="both"/>
-        <w:rPr>
-          <w:color w:val="000000"/>
-          <w:sz w:val="22"/>
-        </w:rPr>
-      </w:pPr>
-      <w:r>
-        <w:rPr>
-          <w:rFonts w:ascii="Ubuntu" w:hAnsi="Ubuntu" w:cs="Ubuntu"/>
-          <w:sz w:val="22"/>
-          <w:szCs w:val="22"/>
-        </w:rPr>
-        <w:t xml:space="preserve">Normal: inventario por pestaña.</w:t>
-      </w:r>
-    </w:p>
-    <w:p>
-      <w:pPr>
-        <w:pStyle w:val="ListParagraph"/>
-        <w:numPr>
-          <w:ilvl w:val="0"/>
-          <w:numId w:val="1"/>
-        </w:numPr>
-        <w:spacing w:before="0" w:after="80" w:line="288" w:lineRule="auto"/>
-        <w:ind w:left="720" w:hanging="360"/>
-        <w:contextualSpacing/>
-        <w:jc w:val="both"/>
-        <w:rPr>
-          <w:color w:val="000000"/>
-          <w:sz w:val="22"/>
-        </w:rPr>
-      </w:pPr>
-      <w:r>
-        <w:rPr>
-          <w:rFonts w:ascii="Ubuntu" w:hAnsi="Ubuntu" w:cs="Ubuntu"/>
-          <w:sz w:val="22"/>
-          <w:szCs w:val="22"/>
-        </w:rPr>
-        <w:t xml:space="preserve">Vacío: mensaje por pestaña (p. ej. «El cliente no tiene bodega en BW: se generará completa»).</w:t>
-      </w:r>
-    </w:p>
-    <w:p>
-      <w:pPr>
-        <w:pStyle w:val="ListParagraph"/>
-        <w:numPr>
-          <w:ilvl w:val="0"/>
-          <w:numId w:val="1"/>
-        </w:numPr>
-        <w:spacing w:before="0" w:after="80" w:line="288" w:lineRule="auto"/>
-        <w:ind w:left="720" w:hanging="360"/>
-        <w:contextualSpacing/>
-        <w:jc w:val="both"/>
-        <w:rPr>
-          <w:color w:val="000000"/>
-          <w:sz w:val="22"/>
-        </w:rPr>
-      </w:pPr>
-      <w:r>
-        <w:rPr>
-          <w:rFonts w:ascii="Ubuntu" w:hAnsi="Ubuntu" w:cs="Ubuntu"/>
-          <w:sz w:val="22"/>
-          <w:szCs w:val="22"/>
-        </w:rPr>
-        <w:t xml:space="preserve">Carga: barra de progreso «Escaneando BW y BPC…».</w:t>
-      </w:r>
-    </w:p>
-    <w:p>
-      <w:pPr>
-        <w:pStyle w:val="ListParagraph"/>
-        <w:numPr>
-          <w:ilvl w:val="0"/>
-          <w:numId w:val="1"/>
-        </w:numPr>
-        <w:spacing w:before="0" w:after="80" w:line="288" w:lineRule="auto"/>
-        <w:ind w:left="720" w:hanging="360"/>
-        <w:contextualSpacing/>
-        <w:jc w:val="both"/>
-        <w:rPr>
-          <w:color w:val="000000"/>
-          <w:sz w:val="22"/>
-        </w:rPr>
-      </w:pPr>
-      <w:r>
-        <w:rPr>
-          <w:rFonts w:ascii="Ubuntu" w:hAnsi="Ubuntu" w:cs="Ubuntu"/>
-          <w:sz w:val="22"/>
-          <w:szCs w:val="22"/>
-        </w:rPr>
-        <w:t xml:space="preserve">Error: «El escaneo no terminó» con el paso que falló.</w:t>
-      </w:r>
-    </w:p>
-    <w:p>
-      <w:pPr>
-        <w:pStyle w:val="Heading3"/>
-        <w:spacing w:before="240" w:after="120"/>
-        <w:jc w:val="left"/>
-      </w:pPr>
-      <w:r>
-        <w:rPr>
-          <w:rFonts w:ascii="Ubuntu" w:hAnsi="Ubuntu" w:cs="Ubuntu"/>
-          <w:b/>
-          <w:bCs/>
-          <w:color w:val="365F91"/>
-          <w:sz w:val="24"/>
-          <w:szCs w:val="24"/>
-        </w:rPr>
-        <w:t xml:space="preserve">Validaciones visibles</w:t>
-      </w:r>
-    </w:p>
-    <w:p>
-      <w:pPr>
-        <w:pStyle w:val="ListParagraph"/>
-        <w:numPr>
-          <w:ilvl w:val="0"/>
-          <w:numId w:val="1"/>
-        </w:numPr>
-        <w:spacing w:before="0" w:after="80" w:line="288" w:lineRule="auto"/>
-        <w:ind w:left="720" w:hanging="360"/>
-        <w:contextualSpacing/>
-        <w:jc w:val="both"/>
-        <w:rPr>
-          <w:color w:val="000000"/>
-          <w:sz w:val="22"/>
-        </w:rPr>
-      </w:pPr>
-      <w:r>
-        <w:rPr>
-          <w:rFonts w:ascii="Ubuntu" w:hAnsi="Ubuntu" w:cs="Ubuntu"/>
-          <w:sz w:val="22"/>
-          <w:szCs w:val="22"/>
-        </w:rPr>
-        <w:t xml:space="preserve">Si la bodega existe se usa la existente y no se recrea (RN-03).</w:t>
-      </w:r>
-    </w:p>
-    <w:p>
-      <w:pPr>
-        <w:pStyle w:val="Heading3"/>
-        <w:spacing w:before="240" w:after="120"/>
-        <w:jc w:val="left"/>
-      </w:pPr>
-      <w:r>
-        <w:rPr>
-          <w:rFonts w:ascii="Ubuntu" w:hAnsi="Ubuntu" w:cs="Ubuntu"/>
-          <w:b/>
-          <w:bCs/>
-          <w:color w:val="365F91"/>
-          <w:sz w:val="24"/>
-          <w:szCs w:val="24"/>
-        </w:rPr>
-        <w:t xml:space="preserve">Responsive y accesibilidad</w:t>
-      </w:r>
-    </w:p>
-    <w:p>
-      <w:pPr>
-        <w:spacing w:before="0" w:after="120" w:line="288" w:lineRule="auto"/>
-        <w:jc w:val="both"/>
-      </w:pPr>
-      <w:r>
-        <w:rPr>
-          <w:rFonts w:ascii="Ubuntu" w:hAnsi="Ubuntu" w:cs="Ubuntu"/>
-          <w:sz w:val="22"/>
-          <w:szCs w:val="22"/>
-        </w:rPr>
-        <w:t xml:space="preserve">En 360 px las tablas pasan a tarjetas; las pestañas se ajustan en varias líneas.</w:t>
-      </w:r>
-    </w:p>
-    <w:p>
-      <w:r>
-        <w:br w:type="page"/>
-      </w:r>
-    </w:p>
-    <w:p>
-      <w:pPr>
-        <w:pStyle w:val="Heading2"/>
-        <w:spacing w:before="240" w:after="120"/>
-        <w:jc w:val="left"/>
-      </w:pPr>
-      <w:r>
-        <w:rPr>
-          <w:rFonts w:ascii="Ubuntu" w:hAnsi="Ubuntu" w:cs="Ubuntu"/>
-          <w:b/>
-          <w:bCs/>
-          <w:color w:val="365F91"/>
-          <w:sz w:val="28"/>
-          <w:szCs w:val="28"/>
-        </w:rPr>
-        <w:t xml:space="preserve">6.4 UX-04 Módulos</w:t>
-      </w:r>
-    </w:p>
-    <w:p>
-      <w:pPr>
-        <w:spacing w:before="0" w:after="120" w:line="288" w:lineRule="auto"/>
-        <w:jc w:val="both"/>
-      </w:pPr>
-      <w:r>
-        <w:rPr>
-          <w:rFonts w:ascii="Ubuntu" w:hAnsi="Ubuntu" w:cs="Ubuntu"/>
-          <w:b/>
-          <w:bCs/>
-          <w:sz w:val="22"/>
-          <w:szCs w:val="22"/>
-        </w:rPr>
-        <w:t xml:space="preserve">Rol: </w:t>
-      </w:r>
-      <w:r>
-        <w:rPr>
-          <w:rFonts w:ascii="Ubuntu" w:hAnsi="Ubuntu" w:cs="Ubuntu"/>
-          <w:sz w:val="22"/>
-          <w:szCs w:val="22"/>
-        </w:rPr>
-        <w:t xml:space="preserve">Consultor implementador</w:t>
-      </w:r>
-      <w:r>
-        <w:rPr>
-          <w:rFonts w:ascii="Ubuntu" w:hAnsi="Ubuntu" w:cs="Ubuntu"/>
-          <w:b/>
-          <w:bCs/>
-          <w:sz w:val="22"/>
-          <w:szCs w:val="22"/>
-        </w:rPr>
-        <w:t xml:space="preserve"> · RF: </w:t>
-      </w:r>
-      <w:r>
-        <w:rPr>
-          <w:rFonts w:ascii="Ubuntu" w:hAnsi="Ubuntu" w:cs="Ubuntu"/>
-          <w:sz w:val="22"/>
-          <w:szCs w:val="22"/>
-        </w:rPr>
-        <w:t xml:space="preserve">RF-05, RF-23, RF-24, RF-25</w:t>
       </w:r>
     </w:p>
     <w:p>
@@ -5773,7 +5608,7 @@
                 <w:sz w:val="21"/>
                 <w:szCs w:val="21"/>
               </w:rPr>
-              <w:t xml:space="preserve">Tarjetas de módulo</w:t>
+              <w:t xml:space="preserve">Indicador Bodega existente</w:t>
             </w:r>
           </w:p>
         </w:tc>
@@ -5799,7 +5634,7 @@
                 <w:sz w:val="21"/>
                 <w:szCs w:val="21"/>
               </w:rPr>
-              <w:t xml:space="preserve">Consolidación, Presupuesto, Activos fijos y Deterioros, cada una con casilla y lo que genera.</w:t>
+              <w:t xml:space="preserve">Indica si el cliente ya tiene bodega en BW.</w:t>
             </w:r>
           </w:p>
         </w:tc>
@@ -5825,7 +5660,7 @@
                 <w:sz w:val="21"/>
                 <w:szCs w:val="21"/>
               </w:rPr>
-              <w:t xml:space="preserve">RF-05, RF-23, RF-24, RF-25</w:t>
+              <w:t xml:space="preserve">RF-03, RN-03</w:t>
             </w:r>
           </w:p>
         </w:tc>
@@ -5853,7 +5688,7 @@
                 <w:sz w:val="21"/>
                 <w:szCs w:val="21"/>
               </w:rPr>
-              <w:t xml:space="preserve">Resumen</w:t>
+              <w:t xml:space="preserve">Pestañas</w:t>
             </w:r>
           </w:p>
         </w:tc>
@@ -5879,7 +5714,7 @@
                 <w:sz w:val="21"/>
                 <w:szCs w:val="21"/>
               </w:rPr>
-              <w:t xml:space="preserve">N módulos · N reportes, se actualiza al marcar.</w:t>
+              <w:t xml:space="preserve">Extractores activos, InfoProviders (InfoCubos o aDSO según la versión de BW), Modelos BPC y Campos Z.</w:t>
             </w:r>
           </w:p>
         </w:tc>
@@ -5905,7 +5740,7 @@
                 <w:sz w:val="21"/>
                 <w:szCs w:val="21"/>
               </w:rPr>
-              <w:t xml:space="preserve">RF-05</w:t>
+              <w:t xml:space="preserve">RF-03, RF-04</w:t>
             </w:r>
           </w:p>
         </w:tc>
@@ -5933,7 +5768,7 @@
                 <w:sz w:val="21"/>
                 <w:szCs w:val="21"/>
               </w:rPr>
-              <w:t xml:space="preserve">Continuar</w:t>
+              <w:t xml:space="preserve">Campos Z</w:t>
             </w:r>
           </w:p>
         </w:tc>
@@ -5959,7 +5794,7 @@
                 <w:sz w:val="21"/>
                 <w:szCs w:val="21"/>
               </w:rPr>
-              <w:t xml:space="preserve">Deshabilitado sin módulos marcados.</w:t>
+              <w:t xml:space="preserve">Casillas para elegir los campos que se incorporan a la bodega; pasan al plan de generación.</w:t>
             </w:r>
           </w:p>
         </w:tc>
@@ -5985,7 +5820,87 @@
                 <w:sz w:val="21"/>
                 <w:szCs w:val="21"/>
               </w:rPr>
-              <w:t xml:space="preserve">RF-05</w:t>
+              <w:t xml:space="preserve">RF-09</w:t>
+            </w:r>
+          </w:p>
+        </w:tc>
+      </w:tr>
+      <w:tr>
+        <w:tc>
+          <w:tcPr>
+            <w:tcW w:w="2200" w:type="dxa"/>
+            <w:tcMar>
+              <w:top w:w="80" w:type="dxa"/>
+              <w:left w:w="120" w:type="dxa"/>
+              <w:bottom w:w="80" w:type="dxa"/>
+              <w:right w:w="120" w:type="dxa"/>
+            </w:tcMar>
+            <w:vAlign w:val="center"/>
+          </w:tcPr>
+          <w:p>
+            <w:pPr>
+              <w:spacing w:after="0"/>
+              <w:jc w:val="both"/>
+            </w:pPr>
+            <w:r>
+              <w:rPr>
+                <w:rFonts w:ascii="Ubuntu" w:hAnsi="Ubuntu" w:cs="Ubuntu"/>
+                <w:sz w:val="21"/>
+                <w:szCs w:val="21"/>
+              </w:rPr>
+              <w:t xml:space="preserve">Volver a escanear</w:t>
+            </w:r>
+          </w:p>
+        </w:tc>
+        <w:tc>
+          <w:tcPr>
+            <w:tcW w:w="4838" w:type="dxa"/>
+            <w:tcMar>
+              <w:top w:w="80" w:type="dxa"/>
+              <w:left w:w="120" w:type="dxa"/>
+              <w:bottom w:w="80" w:type="dxa"/>
+              <w:right w:w="120" w:type="dxa"/>
+            </w:tcMar>
+            <w:vAlign w:val="center"/>
+          </w:tcPr>
+          <w:p>
+            <w:pPr>
+              <w:spacing w:after="0"/>
+              <w:jc w:val="both"/>
+            </w:pPr>
+            <w:r>
+              <w:rPr>
+                <w:rFonts w:ascii="Ubuntu" w:hAnsi="Ubuntu" w:cs="Ubuntu"/>
+                <w:sz w:val="21"/>
+                <w:szCs w:val="21"/>
+              </w:rPr>
+              <w:t xml:space="preserve">Repite el inventario.</w:t>
+            </w:r>
+          </w:p>
+        </w:tc>
+        <w:tc>
+          <w:tcPr>
+            <w:tcW w:w="1800" w:type="dxa"/>
+            <w:tcMar>
+              <w:top w:w="80" w:type="dxa"/>
+              <w:left w:w="120" w:type="dxa"/>
+              <w:bottom w:w="80" w:type="dxa"/>
+              <w:right w:w="120" w:type="dxa"/>
+            </w:tcMar>
+            <w:vAlign w:val="center"/>
+          </w:tcPr>
+          <w:p>
+            <w:pPr>
+              <w:spacing w:after="0"/>
+              <w:jc w:val="both"/>
+            </w:pPr>
+            <w:r>
+              <w:rPr>
+                <w:rFonts w:ascii="Ubuntu" w:hAnsi="Ubuntu" w:cs="Ubuntu"/>
+                <w:sz w:val="21"/>
+                <w:szCs w:val="21"/>
+              </w:rPr>
+              <w:t xml:space="preserve">RF-03</w:t>
             </w:r>
           </w:p>
         </w:tc>
@@ -6036,7 +5951,7 @@
           <w:sz w:val="22"/>
           <w:szCs w:val="22"/>
         </w:rPr>
-        <w:t xml:space="preserve">Normal: cuatro módulos marcados.</w:t>
+        <w:t xml:space="preserve">Normal: inventario por pestaña.</w:t>
       </w:r>
     </w:p>
     <w:p>
@@ -6061,7 +5976,7 @@
           <w:sz w:val="22"/>
           <w:szCs w:val="22"/>
         </w:rPr>
-        <w:t xml:space="preserve">Vacío: ninguno marcado y aviso «Elige al menos un módulo».</w:t>
+        <w:t xml:space="preserve">Vacío: mensaje por pestaña (p. ej. «El cliente no tiene bodega en BW: se generará completa»).</w:t>
       </w:r>
     </w:p>
     <w:p>
@@ -6086,7 +6001,7 @@
           <w:sz w:val="22"/>
           <w:szCs w:val="22"/>
         </w:rPr>
-        <w:t xml:space="preserve">Carga: tarjetas esqueleto.</w:t>
+        <w:t xml:space="preserve">Carga: barra de progreso «Escaneando BW y BPC…».</w:t>
       </w:r>
     </w:p>
     <w:p>
@@ -6111,7 +6026,7 @@
           <w:sz w:val="22"/>
           <w:szCs w:val="22"/>
         </w:rPr>
-        <w:t xml:space="preserve">Error: «No se pudo guardar la selección».</w:t>
+        <w:t xml:space="preserve">Error: «El escaneo no terminó» con el paso que falló.</w:t>
       </w:r>
     </w:p>
     <w:p>
@@ -6154,7 +6069,7 @@
           <w:sz w:val="22"/>
           <w:szCs w:val="22"/>
         </w:rPr>
-        <w:t xml:space="preserve">Activos fijos y Deterioros muestran «Se queda en BW; no crea modelo en BPC» (RN-12).</w:t>
+        <w:t xml:space="preserve">Si la bodega existe se usa la existente y no se recrea (RN-03).</w:t>
       </w:r>
     </w:p>
     <w:p>
@@ -6186,7 +6101,7 @@
           <w:sz w:val="22"/>
           <w:szCs w:val="22"/>
         </w:rPr>
-        <w:t xml:space="preserve">En 360 px las tarjetas quedan en una columna.</w:t>
+        <w:t xml:space="preserve">En 360 px las tablas pasan a tarjetas; las pestañas se ajustan en varias líneas.</w:t>
       </w:r>
     </w:p>
     <w:p>
@@ -6209,7 +6124,7 @@
           <w:sz w:val="28"/>
           <w:szCs w:val="28"/>
         </w:rPr>
-        <w:t xml:space="preserve">6.5 UX-05 Sociedades del grupo</w:t>
+        <w:t xml:space="preserve">6.4 UX-04 Módulos</w:t>
       </w:r>
     </w:p>
     <w:p>
@@ -6251,7 +6166,7 @@
           <w:sz w:val="22"/>
           <w:szCs w:val="22"/>
         </w:rPr>
-        <w:t xml:space="preserve">RF-06, RF-13</w:t>
+        <w:t xml:space="preserve">RF-05, RF-23, RF-24, RF-25, RF-39</w:t>
       </w:r>
     </w:p>
     <w:p>
@@ -6435,7 +6350,7 @@
                 <w:sz w:val="21"/>
                 <w:szCs w:val="21"/>
               </w:rPr>
-              <w:t xml:space="preserve">Tabla de sociedades</w:t>
+              <w:t xml:space="preserve">Tarjetas de módulo</w:t>
             </w:r>
           </w:p>
         </w:tc>
@@ -6461,7 +6376,7 @@
                 <w:sz w:val="21"/>
                 <w:szCs w:val="21"/>
               </w:rPr>
-              <w:t xml:space="preserve">Código, nombre, en SAP (interruptor), moneda local, sociedad matriz y plan de cuentas.</w:t>
+              <w:t xml:space="preserve">Consolidación, Presupuesto, Activos fijos y Deterioros, cada una con casilla y lo que genera.</w:t>
             </w:r>
           </w:p>
         </w:tc>
@@ -6487,7 +6402,7 @@
                 <w:sz w:val="21"/>
                 <w:szCs w:val="21"/>
               </w:rPr>
-              <w:t xml:space="preserve">RF-06, RF-13</w:t>
+              <w:t xml:space="preserve">RF-05, RF-23, RF-24, RF-25</w:t>
             </w:r>
           </w:p>
         </w:tc>
@@ -6515,7 +6430,7 @@
                 <w:sz w:val="21"/>
                 <w:szCs w:val="21"/>
               </w:rPr>
-              <w:t xml:space="preserve">Agregar sociedad</w:t>
+              <w:t xml:space="preserve">Versiones de presupuesto</w:t>
             </w:r>
           </w:p>
         </w:tc>
@@ -6541,7 +6456,7 @@
                 <w:sz w:val="21"/>
                 <w:szCs w:val="21"/>
               </w:rPr>
-              <w:t xml:space="preserve">Agrega una fila.</w:t>
+              <w:t xml:space="preserve">En la tarjeta de Presupuesto: presupuesto anual y proyecciones 3+9, 6+6 y 9+3, editables.</w:t>
             </w:r>
           </w:p>
         </w:tc>
@@ -6567,7 +6482,7 @@
                 <w:sz w:val="21"/>
                 <w:szCs w:val="21"/>
               </w:rPr>
-              <w:t xml:space="preserve">RF-06</w:t>
+              <w:t xml:space="preserve">RF-39</w:t>
             </w:r>
           </w:p>
         </w:tc>
@@ -6595,7 +6510,7 @@
                 <w:sz w:val="21"/>
                 <w:szCs w:val="21"/>
               </w:rPr>
-              <w:t xml:space="preserve">Aviso de monedas</w:t>
+              <w:t xml:space="preserve">Resumen</w:t>
             </w:r>
           </w:p>
         </w:tc>
@@ -6621,7 +6536,7 @@
                 <w:sz w:val="21"/>
                 <w:szCs w:val="21"/>
               </w:rPr>
-              <w:t xml:space="preserve">Siempre visible: la consolidación se presenta en moneda local y en dólares.</w:t>
+              <w:t xml:space="preserve">N módulos · N reportes, se actualiza al marcar.</w:t>
             </w:r>
           </w:p>
         </w:tc>
@@ -6647,7 +6562,87 @@
                 <w:sz w:val="21"/>
                 <w:szCs w:val="21"/>
               </w:rPr>
-              <w:t xml:space="preserve">RN-06</w:t>
+              <w:t xml:space="preserve">RF-05</w:t>
+            </w:r>
+          </w:p>
+        </w:tc>
+      </w:tr>
+      <w:tr>
+        <w:tc>
+          <w:tcPr>
+            <w:tcW w:w="2200" w:type="dxa"/>
+            <w:tcMar>
+              <w:top w:w="80" w:type="dxa"/>
+              <w:left w:w="120" w:type="dxa"/>
+              <w:bottom w:w="80" w:type="dxa"/>
+              <w:right w:w="120" w:type="dxa"/>
+            </w:tcMar>
+            <w:vAlign w:val="center"/>
+          </w:tcPr>
+          <w:p>
+            <w:pPr>
+              <w:spacing w:after="0"/>
+              <w:jc w:val="both"/>
+            </w:pPr>
+            <w:r>
+              <w:rPr>
+                <w:rFonts w:ascii="Ubuntu" w:hAnsi="Ubuntu" w:cs="Ubuntu"/>
+                <w:sz w:val="21"/>
+                <w:szCs w:val="21"/>
+              </w:rPr>
+              <w:t xml:space="preserve">Continuar</w:t>
+            </w:r>
+          </w:p>
+        </w:tc>
+        <w:tc>
+          <w:tcPr>
+            <w:tcW w:w="4838" w:type="dxa"/>
+            <w:tcMar>
+              <w:top w:w="80" w:type="dxa"/>
+              <w:left w:w="120" w:type="dxa"/>
+              <w:bottom w:w="80" w:type="dxa"/>
+              <w:right w:w="120" w:type="dxa"/>
+            </w:tcMar>
+            <w:vAlign w:val="center"/>
+          </w:tcPr>
+          <w:p>
+            <w:pPr>
+              <w:spacing w:after="0"/>
+              <w:jc w:val="both"/>
+            </w:pPr>
+            <w:r>
+              <w:rPr>
+                <w:rFonts w:ascii="Ubuntu" w:hAnsi="Ubuntu" w:cs="Ubuntu"/>
+                <w:sz w:val="21"/>
+                <w:szCs w:val="21"/>
+              </w:rPr>
+              <w:t xml:space="preserve">Deshabilitado sin módulos marcados.</w:t>
+            </w:r>
+          </w:p>
+        </w:tc>
+        <w:tc>
+          <w:tcPr>
+            <w:tcW w:w="1800" w:type="dxa"/>
+            <w:tcMar>
+              <w:top w:w="80" w:type="dxa"/>
+              <w:left w:w="120" w:type="dxa"/>
+              <w:bottom w:w="80" w:type="dxa"/>
+              <w:right w:w="120" w:type="dxa"/>
+            </w:tcMar>
+            <w:vAlign w:val="center"/>
+          </w:tcPr>
+          <w:p>
+            <w:pPr>
+              <w:spacing w:after="0"/>
+              <w:jc w:val="both"/>
+            </w:pPr>
+            <w:r>
+              <w:rPr>
+                <w:rFonts w:ascii="Ubuntu" w:hAnsi="Ubuntu" w:cs="Ubuntu"/>
+                <w:sz w:val="21"/>
+                <w:szCs w:val="21"/>
+              </w:rPr>
+              <w:t xml:space="preserve">RF-05</w:t>
             </w:r>
           </w:p>
         </w:tc>
@@ -6698,7 +6693,7 @@
           <w:sz w:val="22"/>
           <w:szCs w:val="22"/>
         </w:rPr>
-        <w:t xml:space="preserve">Normal: tabla con las sociedades y la nota de monedas.</w:t>
+        <w:t xml:space="preserve">Normal: cuatro módulos marcados.</w:t>
       </w:r>
     </w:p>
     <w:p>
@@ -6723,7 +6718,7 @@
           <w:sz w:val="22"/>
           <w:szCs w:val="22"/>
         </w:rPr>
-        <w:t xml:space="preserve">Vacío: «Agrega las sociedades del grupo».</w:t>
+        <w:t xml:space="preserve">Vacío: ninguno marcado y aviso «Elige al menos un módulo».</w:t>
       </w:r>
     </w:p>
     <w:p>
@@ -6748,7 +6743,7 @@
           <w:sz w:val="22"/>
           <w:szCs w:val="22"/>
         </w:rPr>
-        <w:t xml:space="preserve">Carga: filas esqueleto.</w:t>
+        <w:t xml:space="preserve">Carga: tarjetas esqueleto.</w:t>
       </w:r>
     </w:p>
     <w:p>
@@ -6773,7 +6768,7 @@
           <w:sz w:val="22"/>
           <w:szCs w:val="22"/>
         </w:rPr>
-        <w:t xml:space="preserve">Error: «No se pudieron guardar las sociedades» con la causa.</w:t>
+        <w:t xml:space="preserve">Error: «No se pudo guardar la selección».</w:t>
       </w:r>
     </w:p>
     <w:p>
@@ -6816,82 +6811,7 @@
           <w:sz w:val="22"/>
           <w:szCs w:val="22"/>
         </w:rPr>
-        <w:t xml:space="preserve">Solo sociedades del grupo; clientes y proveedores no son entidades de consolidación (RN-07).</w:t>
-      </w:r>
-    </w:p>
-    <w:p>
-      <w:pPr>
-        <w:pStyle w:val="ListParagraph"/>
-        <w:numPr>
-          <w:ilvl w:val="0"/>
-          <w:numId w:val="1"/>
-        </w:numPr>
-        <w:spacing w:before="0" w:after="80" w:line="288" w:lineRule="auto"/>
-        <w:ind w:left="720" w:hanging="360"/>
-        <w:contextualSpacing/>
-        <w:jc w:val="both"/>
-        <w:rPr>
-          <w:color w:val="000000"/>
-          <w:sz w:val="22"/>
-        </w:rPr>
-      </w:pPr>
-      <w:r>
-        <w:rPr>
-          <w:rFonts w:ascii="Ubuntu" w:hAnsi="Ubuntu" w:cs="Ubuntu"/>
-          <w:sz w:val="22"/>
-          <w:szCs w:val="22"/>
-        </w:rPr>
-        <w:t xml:space="preserve">Cada sociedad puede tener su propio plan de cuentas (RN-05).</w:t>
-      </w:r>
-    </w:p>
-    <w:p>
-      <w:pPr>
-        <w:pStyle w:val="ListParagraph"/>
-        <w:numPr>
-          <w:ilvl w:val="0"/>
-          <w:numId w:val="1"/>
-        </w:numPr>
-        <w:spacing w:before="0" w:after="80" w:line="288" w:lineRule="auto"/>
-        <w:ind w:left="720" w:hanging="360"/>
-        <w:contextualSpacing/>
-        <w:jc w:val="both"/>
-        <w:rPr>
-          <w:color w:val="000000"/>
-          <w:sz w:val="22"/>
-        </w:rPr>
-      </w:pPr>
-      <w:r>
-        <w:rPr>
-          <w:rFonts w:ascii="Ubuntu" w:hAnsi="Ubuntu" w:cs="Ubuntu"/>
-          <w:sz w:val="22"/>
-          <w:szCs w:val="22"/>
-        </w:rPr>
-        <w:t xml:space="preserve">Siempre se informa: «La consolidación se presenta en moneda local y en dólares» (RN-06).</w:t>
-      </w:r>
-    </w:p>
-    <w:p>
-      <w:pPr>
-        <w:pStyle w:val="ListParagraph"/>
-        <w:numPr>
-          <w:ilvl w:val="0"/>
-          <w:numId w:val="1"/>
-        </w:numPr>
-        <w:spacing w:before="0" w:after="80" w:line="288" w:lineRule="auto"/>
-        <w:ind w:left="720" w:hanging="360"/>
-        <w:contextualSpacing/>
-        <w:jc w:val="both"/>
-        <w:rPr>
-          <w:color w:val="000000"/>
-          <w:sz w:val="22"/>
-        </w:rPr>
-      </w:pPr>
-      <w:r>
-        <w:rPr>
-          <w:rFonts w:ascii="Ubuntu" w:hAnsi="Ubuntu" w:cs="Ubuntu"/>
-          <w:sz w:val="22"/>
-          <w:szCs w:val="22"/>
-        </w:rPr>
-        <w:t xml:space="preserve">Una sociedad marcada como no SAP habilita UX-07.</w:t>
+        <w:t xml:space="preserve">Activos fijos y Deterioros muestran «Se queda en BW; no crea modelo en BPC» (RN-12).</w:t>
       </w:r>
     </w:p>
     <w:p>
@@ -6923,7 +6843,7 @@
           <w:sz w:val="22"/>
           <w:szCs w:val="22"/>
         </w:rPr>
-        <w:t xml:space="preserve">En 360 px cada sociedad es una tarjeta con código y nombre como título.</w:t>
+        <w:t xml:space="preserve">En 360 px las tarjetas quedan en una columna.</w:t>
       </w:r>
     </w:p>
     <w:p>
@@ -6946,7 +6866,7 @@
           <w:sz w:val="28"/>
           <w:szCs w:val="28"/>
         </w:rPr>
-        <w:t xml:space="preserve">6.6 UX-06 Mapeo de cuentas</w:t>
+        <w:t xml:space="preserve">6.5 UX-05 Sociedades del grupo</w:t>
       </w:r>
     </w:p>
     <w:p>
@@ -6988,7 +6908,7 @@
           <w:sz w:val="22"/>
           <w:szCs w:val="22"/>
         </w:rPr>
-        <w:t xml:space="preserve">RF-07</w:t>
+        <w:t xml:space="preserve">RF-06, RF-13, RF-31</w:t>
       </w:r>
     </w:p>
     <w:p>
@@ -6999,7 +6919,7 @@
       <w:r>
         <w:drawing>
           <wp:inline distT="0" distB="0" distL="0" distR="0">
-            <wp:extent cx="5580000" cy="3208500"/>
+            <wp:extent cx="5580000" cy="3034125"/>
             <wp:effectExtent l="0" t="0" r="0" b="0"/>
             <wp:docPr id="1011" name="DiagramaCM11"/>
             <wp:cNvGraphicFramePr>
@@ -7021,7 +6941,7 @@
                   <pic:spPr>
                     <a:xfrm>
                       <a:off x="0" y="0"/>
-                      <a:ext cx="5580000" cy="3208500"/>
+                      <a:ext cx="5580000" cy="3034125"/>
                     </a:xfrm>
                     <a:prstGeom prst="rect">
                       <a:avLst/>
@@ -7172,7 +7092,7 @@
                 <w:sz w:val="21"/>
                 <w:szCs w:val="21"/>
               </w:rPr>
-              <w:t xml:space="preserve">Lista de rubros</w:t>
+              <w:t xml:space="preserve">Tabla de sociedades</w:t>
             </w:r>
           </w:p>
         </w:tc>
@@ -7198,7 +7118,7 @@
                 <w:sz w:val="21"/>
                 <w:szCs w:val="21"/>
               </w:rPr>
-              <w:t xml:space="preserve">Rubros con código, nombre y cantidad de cuentas mapeadas.</w:t>
+              <w:t xml:space="preserve">Código, nombre, en SAP (interruptor), moneda local, sociedad matriz, plan de cuentas, % de propiedad y método inicial.</w:t>
             </w:r>
           </w:p>
         </w:tc>
@@ -7224,7 +7144,7 @@
                 <w:sz w:val="21"/>
                 <w:szCs w:val="21"/>
               </w:rPr>
-              <w:t xml:space="preserve">RF-07</w:t>
+              <w:t xml:space="preserve">RF-06, RF-13, RF-31</w:t>
             </w:r>
           </w:p>
         </w:tc>
@@ -7252,7 +7172,7 @@
                 <w:sz w:val="21"/>
                 <w:szCs w:val="21"/>
               </w:rPr>
-              <w:t xml:space="preserve">Tabla de cuentas</w:t>
+              <w:t xml:space="preserve">Agregar sociedad</w:t>
             </w:r>
           </w:p>
         </w:tc>
@@ -7278,7 +7198,7 @@
                 <w:sz w:val="21"/>
                 <w:szCs w:val="21"/>
               </w:rPr>
-              <w:t xml:space="preserve">Cuenta, descripción, nodo de jerarquía y rubro asignado; filtros por sociedad y Solo sin mapear.</w:t>
+              <w:t xml:space="preserve">Agrega una fila.</w:t>
             </w:r>
           </w:p>
         </w:tc>
@@ -7304,7 +7224,7 @@
                 <w:sz w:val="21"/>
                 <w:szCs w:val="21"/>
               </w:rPr>
-              <w:t xml:space="preserve">RF-07, RN-05</w:t>
+              <w:t xml:space="preserve">RF-06</w:t>
             </w:r>
           </w:p>
         </w:tc>
@@ -7332,7 +7252,7 @@
                 <w:sz w:val="21"/>
                 <w:szCs w:val="21"/>
               </w:rPr>
-              <w:t xml:space="preserve">Asignar al rubro</w:t>
+              <w:t xml:space="preserve">Aviso de monedas</w:t>
             </w:r>
           </w:p>
         </w:tc>
@@ -7358,7 +7278,7 @@
                 <w:sz w:val="21"/>
                 <w:szCs w:val="21"/>
               </w:rPr>
-              <w:t xml:space="preserve">Asigna las cuentas marcadas al rubro seleccionado.</w:t>
+              <w:t xml:space="preserve">Siempre visible: la consolidación se presenta en moneda local y en dólares.</w:t>
             </w:r>
           </w:p>
         </w:tc>
@@ -7384,167 +7304,7 @@
                 <w:sz w:val="21"/>
                 <w:szCs w:val="21"/>
               </w:rPr>
-              <w:t xml:space="preserve">RF-07</w:t>
-            </w:r>
-          </w:p>
-        </w:tc>
-      </w:tr>
-      <w:tr>
-        <w:tc>
-          <w:tcPr>
-            <w:tcW w:w="2200" w:type="dxa"/>
-            <w:tcMar>
-              <w:top w:w="80" w:type="dxa"/>
-              <w:left w:w="120" w:type="dxa"/>
-              <w:bottom w:w="80" w:type="dxa"/>
-              <w:right w:w="120" w:type="dxa"/>
-            </w:tcMar>
-            <w:vAlign w:val="center"/>
-          </w:tcPr>
-          <w:p>
-            <w:pPr>
-              <w:spacing w:after="0"/>
-              <w:jc w:val="both"/>
-            </w:pPr>
-            <w:r>
-              <w:rPr>
-                <w:rFonts w:ascii="Ubuntu" w:hAnsi="Ubuntu" w:cs="Ubuntu"/>
-                <w:sz w:val="21"/>
-                <w:szCs w:val="21"/>
-              </w:rPr>
-              <w:t xml:space="preserve">Vista previa del rubro</w:t>
-            </w:r>
-          </w:p>
-        </w:tc>
-        <w:tc>
-          <w:tcPr>
-            <w:tcW w:w="4838" w:type="dxa"/>
-            <w:tcMar>
-              <w:top w:w="80" w:type="dxa"/>
-              <w:left w:w="120" w:type="dxa"/>
-              <w:bottom w:w="80" w:type="dxa"/>
-              <w:right w:w="120" w:type="dxa"/>
-            </w:tcMar>
-            <w:vAlign w:val="center"/>
-          </w:tcPr>
-          <w:p>
-            <w:pPr>
-              <w:spacing w:after="0"/>
-              <w:jc w:val="both"/>
-            </w:pPr>
-            <w:r>
-              <w:rPr>
-                <w:rFonts w:ascii="Ubuntu" w:hAnsi="Ubuntu" w:cs="Ubuntu"/>
-                <w:sz w:val="21"/>
-                <w:szCs w:val="21"/>
-              </w:rPr>
-              <w:t xml:space="preserve">Muestra la suma de las cuentas mapeadas.</w:t>
-            </w:r>
-          </w:p>
-        </w:tc>
-        <w:tc>
-          <w:tcPr>
-            <w:tcW w:w="1800" w:type="dxa"/>
-            <w:tcMar>
-              <w:top w:w="80" w:type="dxa"/>
-              <w:left w:w="120" w:type="dxa"/>
-              <w:bottom w:w="80" w:type="dxa"/>
-              <w:right w:w="120" w:type="dxa"/>
-            </w:tcMar>
-            <w:vAlign w:val="center"/>
-          </w:tcPr>
-          <w:p>
-            <w:pPr>
-              <w:spacing w:after="0"/>
-              <w:jc w:val="both"/>
-            </w:pPr>
-            <w:r>
-              <w:rPr>
-                <w:rFonts w:ascii="Ubuntu" w:hAnsi="Ubuntu" w:cs="Ubuntu"/>
-                <w:sz w:val="21"/>
-                <w:szCs w:val="21"/>
-              </w:rPr>
-              <w:t xml:space="preserve">RN-10</w:t>
-            </w:r>
-          </w:p>
-        </w:tc>
-      </w:tr>
-      <w:tr>
-        <w:tc>
-          <w:tcPr>
-            <w:tcW w:w="2200" w:type="dxa"/>
-            <w:tcMar>
-              <w:top w:w="80" w:type="dxa"/>
-              <w:left w:w="120" w:type="dxa"/>
-              <w:bottom w:w="80" w:type="dxa"/>
-              <w:right w:w="120" w:type="dxa"/>
-            </w:tcMar>
-            <w:vAlign w:val="center"/>
-          </w:tcPr>
-          <w:p>
-            <w:pPr>
-              <w:spacing w:after="0"/>
-              <w:jc w:val="both"/>
-            </w:pPr>
-            <w:r>
-              <w:rPr>
-                <w:rFonts w:ascii="Ubuntu" w:hAnsi="Ubuntu" w:cs="Ubuntu"/>
-                <w:sz w:val="21"/>
-                <w:szCs w:val="21"/>
-              </w:rPr>
-              <w:t xml:space="preserve">Contador</w:t>
-            </w:r>
-          </w:p>
-        </w:tc>
-        <w:tc>
-          <w:tcPr>
-            <w:tcW w:w="4838" w:type="dxa"/>
-            <w:tcMar>
-              <w:top w:w="80" w:type="dxa"/>
-              <w:left w:w="120" w:type="dxa"/>
-              <w:bottom w:w="80" w:type="dxa"/>
-              <w:right w:w="120" w:type="dxa"/>
-            </w:tcMar>
-            <w:vAlign w:val="center"/>
-          </w:tcPr>
-          <w:p>
-            <w:pPr>
-              <w:spacing w:after="0"/>
-              <w:jc w:val="both"/>
-            </w:pPr>
-            <w:r>
-              <w:rPr>
-                <w:rFonts w:ascii="Ubuntu" w:hAnsi="Ubuntu" w:cs="Ubuntu"/>
-                <w:sz w:val="21"/>
-                <w:szCs w:val="21"/>
-              </w:rPr>
-              <w:t xml:space="preserve">Cuentas sin mapear.</w:t>
-            </w:r>
-          </w:p>
-        </w:tc>
-        <w:tc>
-          <w:tcPr>
-            <w:tcW w:w="1800" w:type="dxa"/>
-            <w:tcMar>
-              <w:top w:w="80" w:type="dxa"/>
-              <w:left w:w="120" w:type="dxa"/>
-              <w:bottom w:w="80" w:type="dxa"/>
-              <w:right w:w="120" w:type="dxa"/>
-            </w:tcMar>
-            <w:vAlign w:val="center"/>
-          </w:tcPr>
-          <w:p>
-            <w:pPr>
-              <w:spacing w:after="0"/>
-              <w:jc w:val="both"/>
-            </w:pPr>
-            <w:r>
-              <w:rPr>
-                <w:rFonts w:ascii="Ubuntu" w:hAnsi="Ubuntu" w:cs="Ubuntu"/>
-                <w:sz w:val="21"/>
-                <w:szCs w:val="21"/>
-              </w:rPr>
-              <w:t xml:space="preserve">RF-07</w:t>
+              <w:t xml:space="preserve">RN-06</w:t>
             </w:r>
           </w:p>
         </w:tc>
@@ -7595,7 +7355,7 @@
           <w:sz w:val="22"/>
           <w:szCs w:val="22"/>
         </w:rPr>
-        <w:t xml:space="preserve">Normal: rubro seleccionado con sus cuentas.</w:t>
+        <w:t xml:space="preserve">Normal: tabla con las sociedades y la nota de monedas.</w:t>
       </w:r>
     </w:p>
     <w:p>
@@ -7620,7 +7380,7 @@
           <w:sz w:val="22"/>
           <w:szCs w:val="22"/>
         </w:rPr>
-        <w:t xml:space="preserve">Vacío: «Aún no hay cuentas mapeadas».</w:t>
+        <w:t xml:space="preserve">Vacío: «Agrega las sociedades del grupo».</w:t>
       </w:r>
     </w:p>
     <w:p>
@@ -7645,7 +7405,7 @@
           <w:sz w:val="22"/>
           <w:szCs w:val="22"/>
         </w:rPr>
-        <w:t xml:space="preserve">Carga: esqueleto en la lista y la tabla.</w:t>
+        <w:t xml:space="preserve">Carga: filas esqueleto.</w:t>
       </w:r>
     </w:p>
     <w:p>
@@ -7670,7 +7430,7 @@
           <w:sz w:val="22"/>
           <w:szCs w:val="22"/>
         </w:rPr>
-        <w:t xml:space="preserve">Error: «No se pudo guardar el mapeo».</w:t>
+        <w:t xml:space="preserve">Error: «No se pudieron guardar las sociedades» con la causa.</w:t>
       </w:r>
     </w:p>
     <w:p>
@@ -7713,7 +7473,7 @@
           <w:sz w:val="22"/>
           <w:szCs w:val="22"/>
         </w:rPr>
-        <w:t xml:space="preserve">El valor del rubro es la suma de sus cuentas (RN-10).</w:t>
+        <w:t xml:space="preserve">Solo sociedades del grupo; clientes y proveedores no son entidades de consolidación (RN-07).</w:t>
       </w:r>
     </w:p>
     <w:p>
@@ -7738,7 +7498,82 @@
           <w:sz w:val="22"/>
           <w:szCs w:val="22"/>
         </w:rPr>
-        <w:t xml:space="preserve">Las cuentas se filtran por el plan de cuentas de la sociedad (RN-05).</w:t>
+        <w:t xml:space="preserve">Cada sociedad puede tener su propio plan de cuentas (RN-05).</w:t>
+      </w:r>
+    </w:p>
+    <w:p>
+      <w:pPr>
+        <w:pStyle w:val="ListParagraph"/>
+        <w:numPr>
+          <w:ilvl w:val="0"/>
+          <w:numId w:val="1"/>
+        </w:numPr>
+        <w:spacing w:before="0" w:after="80" w:line="288" w:lineRule="auto"/>
+        <w:ind w:left="720" w:hanging="360"/>
+        <w:contextualSpacing/>
+        <w:jc w:val="both"/>
+        <w:rPr>
+          <w:color w:val="000000"/>
+          <w:sz w:val="22"/>
+        </w:rPr>
+      </w:pPr>
+      <w:r>
+        <w:rPr>
+          <w:rFonts w:ascii="Ubuntu" w:hAnsi="Ubuntu" w:cs="Ubuntu"/>
+          <w:sz w:val="22"/>
+          <w:szCs w:val="22"/>
+        </w:rPr>
+        <w:t xml:space="preserve">Siempre se informa: «La consolidación se presenta en moneda local y en dólares» (RN-06).</w:t>
+      </w:r>
+    </w:p>
+    <w:p>
+      <w:pPr>
+        <w:pStyle w:val="ListParagraph"/>
+        <w:numPr>
+          <w:ilvl w:val="0"/>
+          <w:numId w:val="1"/>
+        </w:numPr>
+        <w:spacing w:before="0" w:after="80" w:line="288" w:lineRule="auto"/>
+        <w:ind w:left="720" w:hanging="360"/>
+        <w:contextualSpacing/>
+        <w:jc w:val="both"/>
+        <w:rPr>
+          <w:color w:val="000000"/>
+          <w:sz w:val="22"/>
+        </w:rPr>
+      </w:pPr>
+      <w:r>
+        <w:rPr>
+          <w:rFonts w:ascii="Ubuntu" w:hAnsi="Ubuntu" w:cs="Ubuntu"/>
+          <w:sz w:val="22"/>
+          <w:szCs w:val="22"/>
+        </w:rPr>
+        <w:t xml:space="preserve">Una sociedad marcada como no SAP habilita UX-07.</w:t>
+      </w:r>
+    </w:p>
+    <w:p>
+      <w:pPr>
+        <w:pStyle w:val="ListParagraph"/>
+        <w:numPr>
+          <w:ilvl w:val="0"/>
+          <w:numId w:val="1"/>
+        </w:numPr>
+        <w:spacing w:before="0" w:after="80" w:line="288" w:lineRule="auto"/>
+        <w:ind w:left="720" w:hanging="360"/>
+        <w:contextualSpacing/>
+        <w:jc w:val="both"/>
+        <w:rPr>
+          <w:color w:val="000000"/>
+          <w:sz w:val="22"/>
+        </w:rPr>
+      </w:pPr>
+      <w:r>
+        <w:rPr>
+          <w:rFonts w:ascii="Ubuntu" w:hAnsi="Ubuntu" w:cs="Ubuntu"/>
+          <w:sz w:val="22"/>
+          <w:szCs w:val="22"/>
+        </w:rPr>
+        <w:t xml:space="preserve">El % de propiedad (0 a 100) y el método son la estructura inicial; luego se mantienen por periodo en UX-13 (RN-13, RN-14).</w:t>
       </w:r>
     </w:p>
     <w:p>
@@ -7770,7 +7605,7 @@
           <w:sz w:val="22"/>
           <w:szCs w:val="22"/>
         </w:rPr>
-        <w:t xml:space="preserve">En 360 px primero la lista de rubros y debajo las cuentas del rubro elegido.</w:t>
+        <w:t xml:space="preserve">En 360 px cada sociedad es una tarjeta con código y nombre como título.</w:t>
       </w:r>
     </w:p>
     <w:p>
@@ -7793,7 +7628,7 @@
           <w:sz w:val="28"/>
           <w:szCs w:val="28"/>
         </w:rPr>
-        <w:t xml:space="preserve">6.7 UX-07 Carga de sociedades no SAP</w:t>
+        <w:t xml:space="preserve">6.6 UX-06 Mapeo de cuentas</w:t>
       </w:r>
     </w:p>
     <w:p>
@@ -7835,7 +7670,7 @@
           <w:sz w:val="22"/>
           <w:szCs w:val="22"/>
         </w:rPr>
-        <w:t xml:space="preserve">RF-15</w:t>
+        <w:t xml:space="preserve">RF-07</w:t>
       </w:r>
     </w:p>
     <w:p>
@@ -7846,7 +7681,7 @@
       <w:r>
         <w:drawing>
           <wp:inline distT="0" distB="0" distL="0" distR="0">
-            <wp:extent cx="5580000" cy="3522375"/>
+            <wp:extent cx="5580000" cy="3208500"/>
             <wp:effectExtent l="0" t="0" r="0" b="0"/>
             <wp:docPr id="1012" name="DiagramaCM12"/>
             <wp:cNvGraphicFramePr>
@@ -7868,7 +7703,7 @@
                   <pic:spPr>
                     <a:xfrm>
                       <a:off x="0" y="0"/>
-                      <a:ext cx="5580000" cy="3522375"/>
+                      <a:ext cx="5580000" cy="3208500"/>
                     </a:xfrm>
                     <a:prstGeom prst="rect">
                       <a:avLst/>
@@ -8019,7 +7854,7 @@
                 <w:sz w:val="21"/>
                 <w:szCs w:val="21"/>
               </w:rPr>
-              <w:t xml:space="preserve">Zona de carga</w:t>
+              <w:t xml:space="preserve">Lista de rubros</w:t>
             </w:r>
           </w:p>
         </w:tc>
@@ -8045,7 +7880,7 @@
                 <w:sz w:val="21"/>
                 <w:szCs w:val="21"/>
               </w:rPr>
-              <w:t xml:space="preserve">Arrastrar y soltar o Elegir archivo, por sociedad no SAP.</w:t>
+              <w:t xml:space="preserve">Rubros con código, nombre y cantidad de cuentas mapeadas.</w:t>
             </w:r>
           </w:p>
         </w:tc>
@@ -8071,7 +7906,7 @@
                 <w:sz w:val="21"/>
                 <w:szCs w:val="21"/>
               </w:rPr>
-              <w:t xml:space="preserve">RF-15</w:t>
+              <w:t xml:space="preserve">RF-07</w:t>
             </w:r>
           </w:p>
         </w:tc>
@@ -8099,7 +7934,7 @@
                 <w:sz w:val="21"/>
                 <w:szCs w:val="21"/>
               </w:rPr>
-              <w:t xml:space="preserve">Vista previa</w:t>
+              <w:t xml:space="preserve">Tabla de cuentas</w:t>
             </w:r>
           </w:p>
         </w:tc>
@@ -8125,7 +7960,7 @@
                 <w:sz w:val="21"/>
                 <w:szCs w:val="21"/>
               </w:rPr>
-              <w:t xml:space="preserve">Sociedad, cuenta, periodo, tercero, CeCo, CeBe e importe.</w:t>
+              <w:t xml:space="preserve">Cuenta, descripción, nodo de jerarquía y rubro asignado; filtros por sociedad y Solo sin mapear.</w:t>
             </w:r>
           </w:p>
         </w:tc>
@@ -8151,7 +7986,7 @@
                 <w:sz w:val="21"/>
                 <w:szCs w:val="21"/>
               </w:rPr>
-              <w:t xml:space="preserve">RF-15</w:t>
+              <w:t xml:space="preserve">RF-07, RN-05</w:t>
             </w:r>
           </w:p>
         </w:tc>
@@ -8179,7 +8014,7 @@
                 <w:sz w:val="21"/>
                 <w:szCs w:val="21"/>
               </w:rPr>
-              <w:t xml:space="preserve">Errores por fila</w:t>
+              <w:t xml:space="preserve">Asignar al rubro</w:t>
             </w:r>
           </w:p>
         </w:tc>
@@ -8205,7 +8040,7 @@
                 <w:sz w:val="21"/>
                 <w:szCs w:val="21"/>
               </w:rPr>
-              <w:t xml:space="preserve">Fila, columna y motivo, con enlace a Mapeo de cuentas.</w:t>
+              <w:t xml:space="preserve">Asigna las cuentas marcadas al rubro seleccionado.</w:t>
             </w:r>
           </w:p>
         </w:tc>
@@ -8231,7 +8066,7 @@
                 <w:sz w:val="21"/>
                 <w:szCs w:val="21"/>
               </w:rPr>
-              <w:t xml:space="preserve">RF-15</w:t>
+              <w:t xml:space="preserve">RF-07</w:t>
             </w:r>
           </w:p>
         </w:tc>
@@ -8259,7 +8094,7 @@
                 <w:sz w:val="21"/>
                 <w:szCs w:val="21"/>
               </w:rPr>
-              <w:t xml:space="preserve">Confirmar carga</w:t>
+              <w:t xml:space="preserve">Vista previa del rubro</w:t>
             </w:r>
           </w:p>
         </w:tc>
@@ -8285,7 +8120,7 @@
                 <w:sz w:val="21"/>
                 <w:szCs w:val="21"/>
               </w:rPr>
-              <w:t xml:space="preserve">Marca la sociedad como cargada.</w:t>
+              <w:t xml:space="preserve">Muestra la suma de las cuentas mapeadas.</w:t>
             </w:r>
           </w:p>
         </w:tc>
@@ -8311,7 +8146,87 @@
                 <w:sz w:val="21"/>
                 <w:szCs w:val="21"/>
               </w:rPr>
-              <w:t xml:space="preserve">RF-15</w:t>
+              <w:t xml:space="preserve">RN-10</w:t>
+            </w:r>
+          </w:p>
+        </w:tc>
+      </w:tr>
+      <w:tr>
+        <w:tc>
+          <w:tcPr>
+            <w:tcW w:w="2200" w:type="dxa"/>
+            <w:tcMar>
+              <w:top w:w="80" w:type="dxa"/>
+              <w:left w:w="120" w:type="dxa"/>
+              <w:bottom w:w="80" w:type="dxa"/>
+              <w:right w:w="120" w:type="dxa"/>
+            </w:tcMar>
+            <w:vAlign w:val="center"/>
+          </w:tcPr>
+          <w:p>
+            <w:pPr>
+              <w:spacing w:after="0"/>
+              <w:jc w:val="both"/>
+            </w:pPr>
+            <w:r>
+              <w:rPr>
+                <w:rFonts w:ascii="Ubuntu" w:hAnsi="Ubuntu" w:cs="Ubuntu"/>
+                <w:sz w:val="21"/>
+                <w:szCs w:val="21"/>
+              </w:rPr>
+              <w:t xml:space="preserve">Contador</w:t>
+            </w:r>
+          </w:p>
+        </w:tc>
+        <w:tc>
+          <w:tcPr>
+            <w:tcW w:w="4838" w:type="dxa"/>
+            <w:tcMar>
+              <w:top w:w="80" w:type="dxa"/>
+              <w:left w:w="120" w:type="dxa"/>
+              <w:bottom w:w="80" w:type="dxa"/>
+              <w:right w:w="120" w:type="dxa"/>
+            </w:tcMar>
+            <w:vAlign w:val="center"/>
+          </w:tcPr>
+          <w:p>
+            <w:pPr>
+              <w:spacing w:after="0"/>
+              <w:jc w:val="both"/>
+            </w:pPr>
+            <w:r>
+              <w:rPr>
+                <w:rFonts w:ascii="Ubuntu" w:hAnsi="Ubuntu" w:cs="Ubuntu"/>
+                <w:sz w:val="21"/>
+                <w:szCs w:val="21"/>
+              </w:rPr>
+              <w:t xml:space="preserve">Cuentas sin mapear.</w:t>
+            </w:r>
+          </w:p>
+        </w:tc>
+        <w:tc>
+          <w:tcPr>
+            <w:tcW w:w="1800" w:type="dxa"/>
+            <w:tcMar>
+              <w:top w:w="80" w:type="dxa"/>
+              <w:left w:w="120" w:type="dxa"/>
+              <w:bottom w:w="80" w:type="dxa"/>
+              <w:right w:w="120" w:type="dxa"/>
+            </w:tcMar>
+            <w:vAlign w:val="center"/>
+          </w:tcPr>
+          <w:p>
+            <w:pPr>
+              <w:spacing w:after="0"/>
+              <w:jc w:val="both"/>
+            </w:pPr>
+            <w:r>
+              <w:rPr>
+                <w:rFonts w:ascii="Ubuntu" w:hAnsi="Ubuntu" w:cs="Ubuntu"/>
+                <w:sz w:val="21"/>
+                <w:szCs w:val="21"/>
+              </w:rPr>
+              <w:t xml:space="preserve">RF-07</w:t>
             </w:r>
           </w:p>
         </w:tc>
@@ -8362,7 +8277,7 @@
           <w:sz w:val="22"/>
           <w:szCs w:val="22"/>
         </w:rPr>
-        <w:t xml:space="preserve">Normal: vista previa y lista de errores.</w:t>
+        <w:t xml:space="preserve">Normal: rubro seleccionado con sus cuentas.</w:t>
       </w:r>
     </w:p>
     <w:p>
@@ -8387,7 +8302,7 @@
           <w:sz w:val="22"/>
           <w:szCs w:val="22"/>
         </w:rPr>
-        <w:t xml:space="preserve">Vacío: «Ninguna sociedad está marcada como no SAP»; el paso no aparece en la navegación.</w:t>
+        <w:t xml:space="preserve">Vacío: «Aún no hay cuentas mapeadas».</w:t>
       </w:r>
     </w:p>
     <w:p>
@@ -8412,7 +8327,7 @@
           <w:sz w:val="22"/>
           <w:szCs w:val="22"/>
         </w:rPr>
-        <w:t xml:space="preserve">Carga: barra de progreso de subida.</w:t>
+        <w:t xml:space="preserve">Carga: esqueleto en la lista y la tabla.</w:t>
       </w:r>
     </w:p>
     <w:p>
@@ -8437,7 +8352,7 @@
           <w:sz w:val="22"/>
           <w:szCs w:val="22"/>
         </w:rPr>
-        <w:t xml:space="preserve">Error: tabla de errores por fila; Confirmar deshabilitado.</w:t>
+        <w:t xml:space="preserve">Error: «No se pudo guardar el mapeo».</w:t>
       </w:r>
     </w:p>
     <w:p>
@@ -8480,7 +8395,7 @@
           <w:sz w:val="22"/>
           <w:szCs w:val="22"/>
         </w:rPr>
-        <w:t xml:space="preserve">El archivo debe ser de una sociedad del grupo (RN-07).</w:t>
+        <w:t xml:space="preserve">El valor del rubro es la suma de sus cuentas (RN-10).</w:t>
       </w:r>
     </w:p>
     <w:p>
@@ -8505,32 +8420,7 @@
           <w:sz w:val="22"/>
           <w:szCs w:val="22"/>
         </w:rPr>
-        <w:t xml:space="preserve">Cuentas que no están en el mapeo se marcan como «cuenta sin mapear».</w:t>
-      </w:r>
-    </w:p>
-    <w:p>
-      <w:pPr>
-        <w:pStyle w:val="ListParagraph"/>
-        <w:numPr>
-          <w:ilvl w:val="0"/>
-          <w:numId w:val="1"/>
-        </w:numPr>
-        <w:spacing w:before="0" w:after="80" w:line="288" w:lineRule="auto"/>
-        <w:ind w:left="720" w:hanging="360"/>
-        <w:contextualSpacing/>
-        <w:jc w:val="both"/>
-        <w:rPr>
-          <w:color w:val="000000"/>
-          <w:sz w:val="22"/>
-        </w:rPr>
-      </w:pPr>
-      <w:r>
-        <w:rPr>
-          <w:rFonts w:ascii="Ubuntu" w:hAnsi="Ubuntu" w:cs="Ubuntu"/>
-          <w:sz w:val="22"/>
-          <w:szCs w:val="22"/>
-        </w:rPr>
-        <w:t xml:space="preserve">Formato del archivo por definir (DAF, pregunta 5).</w:t>
+        <w:t xml:space="preserve">Las cuentas se filtran por el plan de cuentas de la sociedad (RN-05).</w:t>
       </w:r>
     </w:p>
     <w:p>
@@ -8562,7 +8452,7 @@
           <w:sz w:val="22"/>
           <w:szCs w:val="22"/>
         </w:rPr>
-        <w:t xml:space="preserve">En 360 px la vista previa se desplaza horizontalmente dentro de su contenedor.</w:t>
+        <w:t xml:space="preserve">En 360 px primero la lista de rubros y debajo las cuentas del rubro elegido.</w:t>
       </w:r>
     </w:p>
     <w:p>
@@ -8585,7 +8475,7 @@
           <w:sz w:val="28"/>
           <w:szCs w:val="28"/>
         </w:rPr>
-        <w:t xml:space="preserve">6.8 UX-08 Plan de generación</w:t>
+        <w:t xml:space="preserve">6.7 UX-07 Carga de sociedades no SAP</w:t>
       </w:r>
     </w:p>
     <w:p>
@@ -8627,7 +8517,7 @@
           <w:sz w:val="22"/>
           <w:szCs w:val="22"/>
         </w:rPr>
-        <w:t xml:space="preserve">RF-08, RF-09, RF-10, RF-16, RF-18, RF-23, RF-24, RF-25, RF-26</w:t>
+        <w:t xml:space="preserve">RF-15</w:t>
       </w:r>
     </w:p>
     <w:p>
@@ -8638,7 +8528,7 @@
       <w:r>
         <w:drawing>
           <wp:inline distT="0" distB="0" distL="0" distR="0">
-            <wp:extent cx="5580000" cy="5638125"/>
+            <wp:extent cx="5580000" cy="3522375"/>
             <wp:effectExtent l="0" t="0" r="0" b="0"/>
             <wp:docPr id="1013" name="DiagramaCM13"/>
             <wp:cNvGraphicFramePr>
@@ -8660,7 +8550,7 @@
                   <pic:spPr>
                     <a:xfrm>
                       <a:off x="0" y="0"/>
-                      <a:ext cx="5580000" cy="5638125"/>
+                      <a:ext cx="5580000" cy="3522375"/>
                     </a:xfrm>
                     <a:prstGeom prst="rect">
                       <a:avLst/>
@@ -8811,7 +8701,7 @@
                 <w:sz w:val="21"/>
                 <w:szCs w:val="21"/>
               </w:rPr>
-              <w:t xml:space="preserve">Sección SAP BW</w:t>
+              <w:t xml:space="preserve">Zona de carga</w:t>
             </w:r>
           </w:p>
         </w:tc>
@@ -8837,7 +8727,7 @@
                 <w:sz w:val="21"/>
                 <w:szCs w:val="21"/>
               </w:rPr>
-              <w:t xml:space="preserve">Extractores, InfoProviders, campos Z y cadenas de proceso, cada uno como Nuevo o Existente, no se modifica.</w:t>
+              <w:t xml:space="preserve">Arrastrar y soltar o Elegir archivo, por sociedad no SAP.</w:t>
             </w:r>
           </w:p>
         </w:tc>
@@ -8863,7 +8753,7 @@
                 <w:sz w:val="21"/>
                 <w:szCs w:val="21"/>
               </w:rPr>
-              <w:t xml:space="preserve">RF-08, RF-09, RF-10, RF-24, RF-25</w:t>
+              <w:t xml:space="preserve">RF-15</w:t>
             </w:r>
           </w:p>
         </w:tc>
@@ -8891,7 +8781,7 @@
                 <w:sz w:val="21"/>
                 <w:szCs w:val="21"/>
               </w:rPr>
-              <w:t xml:space="preserve">Sección SAP BPC</w:t>
+              <w:t xml:space="preserve">Vista previa</w:t>
             </w:r>
           </w:p>
         </w:tc>
@@ -8917,7 +8807,7 @@
                 <w:sz w:val="21"/>
                 <w:szCs w:val="21"/>
               </w:rPr>
-              <w:t xml:space="preserve">Modelo de consolidación, script en la variante de la arquitectura, importación (solo A) y modelo de presupuesto.</w:t>
+              <w:t xml:space="preserve">Sociedad, cuenta, periodo, tercero, CeCo, CeBe e importe.</w:t>
             </w:r>
           </w:p>
         </w:tc>
@@ -8943,7 +8833,7 @@
                 <w:sz w:val="21"/>
                 <w:szCs w:val="21"/>
               </w:rPr>
-              <w:t xml:space="preserve">RF-16, RF-18, RF-23</w:t>
+              <w:t xml:space="preserve">RF-15</w:t>
             </w:r>
           </w:p>
         </w:tc>
@@ -8971,7 +8861,7 @@
                 <w:sz w:val="21"/>
                 <w:szCs w:val="21"/>
               </w:rPr>
-              <w:t xml:space="preserve">Monedas y tasas</w:t>
+              <w:t xml:space="preserve">Errores por fila</w:t>
             </w:r>
           </w:p>
         </w:tc>
@@ -8997,7 +8887,7 @@
                 <w:sz w:val="21"/>
                 <w:szCs w:val="21"/>
               </w:rPr>
-              <w:t xml:space="preserve">Moneda local por sociedad, presentación en moneda local y dólares, tipos de tasa.</w:t>
+              <w:t xml:space="preserve">Fila, columna y motivo, con enlace a Mapeo de cuentas.</w:t>
             </w:r>
           </w:p>
         </w:tc>
@@ -9023,7 +8913,7 @@
                 <w:sz w:val="21"/>
                 <w:szCs w:val="21"/>
               </w:rPr>
-              <w:t xml:space="preserve">RF-26</w:t>
+              <w:t xml:space="preserve">RF-15</w:t>
             </w:r>
           </w:p>
         </w:tc>
@@ -9051,7 +8941,7 @@
                 <w:sz w:val="21"/>
                 <w:szCs w:val="21"/>
               </w:rPr>
-              <w:t xml:space="preserve">Generar</w:t>
+              <w:t xml:space="preserve">Confirmar carga</w:t>
             </w:r>
           </w:p>
         </w:tc>
@@ -9077,7 +8967,7 @@
                 <w:sz w:val="21"/>
                 <w:szCs w:val="21"/>
               </w:rPr>
-              <w:t xml:space="preserve">Abre la confirmación «Se crearán N objetos en el sistema del cliente» y lleva a UX-09.</w:t>
+              <w:t xml:space="preserve">Marca la sociedad como cargada.</w:t>
             </w:r>
           </w:p>
         </w:tc>
@@ -9103,7 +8993,7 @@
                 <w:sz w:val="21"/>
                 <w:szCs w:val="21"/>
               </w:rPr>
-              <w:t xml:space="preserve">RF-08</w:t>
+              <w:t xml:space="preserve">RF-15</w:t>
             </w:r>
           </w:p>
         </w:tc>
@@ -9154,7 +9044,7 @@
           <w:sz w:val="22"/>
           <w:szCs w:val="22"/>
         </w:rPr>
-        <w:t xml:space="preserve">Normal: plan completo con total de objetos.</w:t>
+        <w:t xml:space="preserve">Normal: vista previa y lista de errores.</w:t>
       </w:r>
     </w:p>
     <w:p>
@@ -9179,7 +9069,7 @@
           <w:sz w:val="22"/>
           <w:szCs w:val="22"/>
         </w:rPr>
-        <w:t xml:space="preserve">Vacío: «Completa los pasos anteriores para ver el plan» con el paso faltante.</w:t>
+        <w:t xml:space="preserve">Vacío: «Ninguna sociedad está marcada como no SAP»; el paso no aparece en la navegación.</w:t>
       </w:r>
     </w:p>
     <w:p>
@@ -9204,7 +9094,7 @@
           <w:sz w:val="22"/>
           <w:szCs w:val="22"/>
         </w:rPr>
-        <w:t xml:space="preserve">Carga: «Calculando el plan…».</w:t>
+        <w:t xml:space="preserve">Carga: barra de progreso de subida.</w:t>
       </w:r>
     </w:p>
     <w:p>
@@ -9229,7 +9119,7 @@
           <w:sz w:val="22"/>
           <w:szCs w:val="22"/>
         </w:rPr>
-        <w:t xml:space="preserve">Error: paso previo con error y enlace para corregirlo.</w:t>
+        <w:t xml:space="preserve">Error: tabla de errores por fila; Confirmar deshabilitado.</w:t>
       </w:r>
     </w:p>
     <w:p>
@@ -9272,7 +9162,7 @@
           <w:sz w:val="22"/>
           <w:szCs w:val="22"/>
         </w:rPr>
-        <w:t xml:space="preserve">Objetos existentes no se recrean (RN-03).</w:t>
+        <w:t xml:space="preserve">El archivo debe ser de una sociedad del grupo (RN-07).</w:t>
       </w:r>
     </w:p>
     <w:p>
@@ -9297,7 +9187,7 @@
           <w:sz w:val="22"/>
           <w:szCs w:val="22"/>
         </w:rPr>
-        <w:t xml:space="preserve">Scripts en variante de modelo estándar o embebido (RN-02).</w:t>
+        <w:t xml:space="preserve">Cuentas que no están en el mapeo se marcan como «cuenta sin mapear».</w:t>
       </w:r>
     </w:p>
     <w:p>
@@ -9322,57 +9212,7 @@
           <w:sz w:val="22"/>
           <w:szCs w:val="22"/>
         </w:rPr>
-        <w:t xml:space="preserve">Full inicial y luego delta cada noche (RN-04).</w:t>
-      </w:r>
-    </w:p>
-    <w:p>
-      <w:pPr>
-        <w:pStyle w:val="ListParagraph"/>
-        <w:numPr>
-          <w:ilvl w:val="0"/>
-          <w:numId w:val="1"/>
-        </w:numPr>
-        <w:spacing w:before="0" w:after="80" w:line="288" w:lineRule="auto"/>
-        <w:ind w:left="720" w:hanging="360"/>
-        <w:contextualSpacing/>
-        <w:jc w:val="both"/>
-        <w:rPr>
-          <w:color w:val="000000"/>
-          <w:sz w:val="22"/>
-        </w:rPr>
-      </w:pPr>
-      <w:r>
-        <w:rPr>
-          <w:rFonts w:ascii="Ubuntu" w:hAnsi="Ubuntu" w:cs="Ubuntu"/>
-          <w:sz w:val="22"/>
-          <w:szCs w:val="22"/>
-        </w:rPr>
-        <w:t xml:space="preserve">Tasas: cierre, promedio e histórica (RN-11, por confirmar en la pregunta 3 del DAF).</w:t>
-      </w:r>
-    </w:p>
-    <w:p>
-      <w:pPr>
-        <w:pStyle w:val="ListParagraph"/>
-        <w:numPr>
-          <w:ilvl w:val="0"/>
-          <w:numId w:val="1"/>
-        </w:numPr>
-        <w:spacing w:before="0" w:after="80" w:line="288" w:lineRule="auto"/>
-        <w:ind w:left="720" w:hanging="360"/>
-        <w:contextualSpacing/>
-        <w:jc w:val="both"/>
-        <w:rPr>
-          <w:color w:val="000000"/>
-          <w:sz w:val="22"/>
-        </w:rPr>
-      </w:pPr>
-      <w:r>
-        <w:rPr>
-          <w:rFonts w:ascii="Ubuntu" w:hAnsi="Ubuntu" w:cs="Ubuntu"/>
-          <w:sz w:val="22"/>
-          <w:szCs w:val="22"/>
-        </w:rPr>
-        <w:t xml:space="preserve">Activos fijos y deterioros solo en BW (RN-12).</w:t>
+        <w:t xml:space="preserve">Formato del archivo por definir (DAF, pregunta 5).</w:t>
       </w:r>
     </w:p>
     <w:p>
@@ -9404,7 +9244,7 @@
           <w:sz w:val="22"/>
           <w:szCs w:val="22"/>
         </w:rPr>
-        <w:t xml:space="preserve">En 360 px las secciones se apilan; las secciones son desplegables con teclado.</w:t>
+        <w:t xml:space="preserve">En 360 px la vista previa se desplaza horizontalmente dentro de su contenedor.</w:t>
       </w:r>
     </w:p>
     <w:p>
@@ -9427,7 +9267,7 @@
           <w:sz w:val="28"/>
           <w:szCs w:val="28"/>
         </w:rPr>
-        <w:t xml:space="preserve">6.9 UX-09 Ejecución y registro</w:t>
+        <w:t xml:space="preserve">6.8 UX-08 Plan de generación</w:t>
       </w:r>
     </w:p>
     <w:p>
@@ -9469,7 +9309,7 @@
           <w:sz w:val="22"/>
           <w:szCs w:val="22"/>
         </w:rPr>
-        <w:t xml:space="preserve">RF-08, RF-10, RF-11, RF-12, RF-13, RF-14, RF-16, RF-17, RF-18, RF-19, RF-23, RF-24, RF-25, RF-26</w:t>
+        <w:t xml:space="preserve">RF-08, RF-09, RF-10, RF-16, RF-18, RF-23, RF-24, RF-25, RF-26, RF-31, RF-32, RF-33, RF-35, RF-36, RF-37, RF-38, RF-39</w:t>
       </w:r>
     </w:p>
     <w:p>
@@ -9480,7 +9320,7 @@
       <w:r>
         <w:drawing>
           <wp:inline distT="0" distB="0" distL="0" distR="0">
-            <wp:extent cx="5580000" cy="3479750"/>
+            <wp:extent cx="5580000" cy="5812500"/>
             <wp:effectExtent l="0" t="0" r="0" b="0"/>
             <wp:docPr id="1014" name="DiagramaCM14"/>
             <wp:cNvGraphicFramePr>
@@ -9502,7 +9342,7 @@
                   <pic:spPr>
                     <a:xfrm>
                       <a:off x="0" y="0"/>
-                      <a:ext cx="5580000" cy="3479750"/>
+                      <a:ext cx="5580000" cy="5812500"/>
                     </a:xfrm>
                     <a:prstGeom prst="rect">
                       <a:avLst/>
@@ -9653,7 +9493,7 @@
                 <w:sz w:val="21"/>
                 <w:szCs w:val="21"/>
               </w:rPr>
-              <w:t xml:space="preserve">Línea de pasos</w:t>
+              <w:t xml:space="preserve">Sección SAP BW</w:t>
             </w:r>
           </w:p>
         </w:tc>
@@ -9679,7 +9519,7 @@
                 <w:sz w:val="21"/>
                 <w:szCs w:val="21"/>
               </w:rPr>
-              <w:t xml:space="preserve">Objetos BW y carga full inicial, planes de cuentas, CeCo y CeBe, monedas y tasas, jerarquía, activos fijos y deterioros en BW (si se eligieron), modelo BPC y scripts, importación a BPC (solo A), modelo de presupuesto (si se eligió), consolidación y conversión a dólares, con estado y duración.</w:t>
+              <w:t xml:space="preserve">Extractores, InfoProviders, campos Z y cadenas de proceso, cada uno como Nuevo o Existente, no se modifica.</w:t>
             </w:r>
           </w:p>
         </w:tc>
@@ -9705,7 +9545,7 @@
                 <w:sz w:val="21"/>
                 <w:szCs w:val="21"/>
               </w:rPr>
-              <w:t xml:space="preserve">RF-08, RF-10, RF-11 a RF-14, RF-16 a RF-19, RF-23 a RF-26</w:t>
+              <w:t xml:space="preserve">RF-08, RF-09, RF-10, RF-24, RF-25</w:t>
             </w:r>
           </w:p>
         </w:tc>
@@ -9733,7 +9573,7 @@
                 <w:sz w:val="21"/>
                 <w:szCs w:val="21"/>
               </w:rPr>
-              <w:t xml:space="preserve">Paso con error</w:t>
+              <w:t xml:space="preserve">Sección SAP BPC</w:t>
             </w:r>
           </w:p>
         </w:tc>
@@ -9759,7 +9599,7 @@
                 <w:sz w:val="21"/>
                 <w:szCs w:val="21"/>
               </w:rPr>
-              <w:t xml:space="preserve">Mensaje con la causa (p. ej. falta de permiso de escritura en BPC), enlace a la pantalla que lo corrige y Reintentar desde este paso.</w:t>
+              <w:t xml:space="preserve">Modelo de consolidación, script en la variante de la arquitectura, importación (solo A), modelo de propiedad y plantilla C02, reglas de eliminación de inversión e interés minoritario, validación de cuadre, asientos de ajuste, bloqueo por sociedad, flujo de cierre y modelo de presupuesto con sus versiones.</w:t>
             </w:r>
           </w:p>
         </w:tc>
@@ -9785,7 +9625,7 @@
                 <w:sz w:val="21"/>
                 <w:szCs w:val="21"/>
               </w:rPr>
-              <w:t xml:space="preserve">RF-19</w:t>
+              <w:t xml:space="preserve">RF-16, RF-18, RF-23, RF-31, RF-32, RF-35 a RF-39</w:t>
             </w:r>
           </w:p>
         </w:tc>
@@ -9813,7 +9653,7 @@
                 <w:sz w:val="21"/>
                 <w:szCs w:val="21"/>
               </w:rPr>
-              <w:t xml:space="preserve">Registro</w:t>
+              <w:t xml:space="preserve">Monedas y tasas</w:t>
             </w:r>
           </w:p>
         </w:tc>
@@ -9839,7 +9679,7 @@
                 <w:sz w:val="21"/>
                 <w:szCs w:val="21"/>
               </w:rPr>
-              <w:t xml:space="preserve">Fecha y hora, usuario, sistema, paso, objetos y resultado; Descargar registro.</w:t>
+              <w:t xml:space="preserve">Moneda local por sociedad, presentación en moneda local y dólares, tipos de tasa y cuenta de patrimonio para la diferencia en conversión.</w:t>
             </w:r>
           </w:p>
         </w:tc>
@@ -9865,7 +9705,7 @@
                 <w:sz w:val="21"/>
                 <w:szCs w:val="21"/>
               </w:rPr>
-              <w:t xml:space="preserve">RNF-Aud-01</w:t>
+              <w:t xml:space="preserve">RF-26, RF-33</w:t>
             </w:r>
           </w:p>
         </w:tc>
@@ -9893,7 +9733,7 @@
                 <w:sz w:val="21"/>
                 <w:szCs w:val="21"/>
               </w:rPr>
-              <w:t xml:space="preserve">Ver reportes</w:t>
+              <w:t xml:space="preserve">Generar</w:t>
             </w:r>
           </w:p>
         </w:tc>
@@ -9919,7 +9759,7 @@
                 <w:sz w:val="21"/>
                 <w:szCs w:val="21"/>
               </w:rPr>
-              <w:t xml:space="preserve">Lleva a UX-10 al terminar.</w:t>
+              <w:t xml:space="preserve">Abre la confirmación «Se crearán N objetos en el sistema del cliente» y lleva a UX-09.</w:t>
             </w:r>
           </w:p>
         </w:tc>
@@ -9945,7 +9785,7 @@
                 <w:sz w:val="21"/>
                 <w:szCs w:val="21"/>
               </w:rPr>
-              <w:t xml:space="preserve">RF-20</w:t>
+              <w:t xml:space="preserve">RF-08</w:t>
             </w:r>
           </w:p>
         </w:tc>
@@ -9996,7 +9836,7 @@
           <w:sz w:val="22"/>
           <w:szCs w:val="22"/>
         </w:rPr>
-        <w:t xml:space="preserve">Normal: todos los pasos completos y resumen «Consolidación disponible en moneda local y en dólares».</w:t>
+        <w:t xml:space="preserve">Normal: plan completo con total de objetos.</w:t>
       </w:r>
     </w:p>
     <w:p>
@@ -10021,7 +9861,7 @@
           <w:sz w:val="22"/>
           <w:szCs w:val="22"/>
         </w:rPr>
-        <w:t xml:space="preserve">Vacío: «Aún no hay ejecuciones».</w:t>
+        <w:t xml:space="preserve">Vacío: «Completa los pasos anteriores para ver el plan» con el paso faltante.</w:t>
       </w:r>
     </w:p>
     <w:p>
@@ -10046,7 +9886,7 @@
           <w:sz w:val="22"/>
           <w:szCs w:val="22"/>
         </w:rPr>
-        <w:t xml:space="preserve">Carga: paso en curso y los siguientes pendientes.</w:t>
+        <w:t xml:space="preserve">Carga: «Calculando el plan…».</w:t>
       </w:r>
     </w:p>
     <w:p>
@@ -10071,7 +9911,7 @@
           <w:sz w:val="22"/>
           <w:szCs w:val="22"/>
         </w:rPr>
-        <w:t xml:space="preserve">Error: paso fallido en rojo con la causa y la acción.</w:t>
+        <w:t xml:space="preserve">Error: paso previo con error y enlace para corregirlo.</w:t>
       </w:r>
     </w:p>
     <w:p>
@@ -10114,7 +9954,7 @@
           <w:sz w:val="22"/>
           <w:szCs w:val="22"/>
         </w:rPr>
-        <w:t xml:space="preserve">Solo participan las sociedades del grupo (RN-07).</w:t>
+        <w:t xml:space="preserve">Objetos existentes no se recrean (RN-03).</w:t>
       </w:r>
     </w:p>
     <w:p>
@@ -10139,7 +9979,7 @@
           <w:sz w:val="22"/>
           <w:szCs w:val="22"/>
         </w:rPr>
-        <w:t xml:space="preserve">Resultado en dos monedas (RN-06).</w:t>
+        <w:t xml:space="preserve">Scripts en variante de modelo estándar o embebido (RN-02).</w:t>
       </w:r>
     </w:p>
     <w:p>
@@ -10164,7 +10004,82 @@
           <w:sz w:val="22"/>
           <w:szCs w:val="22"/>
         </w:rPr>
-        <w:t xml:space="preserve">Cada ejecución queda registrada (RNF-Aud-01).</w:t>
+        <w:t xml:space="preserve">Full inicial y luego delta cada noche (RN-04).</w:t>
+      </w:r>
+    </w:p>
+    <w:p>
+      <w:pPr>
+        <w:pStyle w:val="ListParagraph"/>
+        <w:numPr>
+          <w:ilvl w:val="0"/>
+          <w:numId w:val="1"/>
+        </w:numPr>
+        <w:spacing w:before="0" w:after="80" w:line="288" w:lineRule="auto"/>
+        <w:ind w:left="720" w:hanging="360"/>
+        <w:contextualSpacing/>
+        <w:jc w:val="both"/>
+        <w:rPr>
+          <w:color w:val="000000"/>
+          <w:sz w:val="22"/>
+        </w:rPr>
+      </w:pPr>
+      <w:r>
+        <w:rPr>
+          <w:rFonts w:ascii="Ubuntu" w:hAnsi="Ubuntu" w:cs="Ubuntu"/>
+          <w:sz w:val="22"/>
+          <w:szCs w:val="22"/>
+        </w:rPr>
+        <w:t xml:space="preserve">Tasas: cierre, promedio e histórica (RN-11, por confirmar en la pregunta 3 del DAF).</w:t>
+      </w:r>
+    </w:p>
+    <w:p>
+      <w:pPr>
+        <w:pStyle w:val="ListParagraph"/>
+        <w:numPr>
+          <w:ilvl w:val="0"/>
+          <w:numId w:val="1"/>
+        </w:numPr>
+        <w:spacing w:before="0" w:after="80" w:line="288" w:lineRule="auto"/>
+        <w:ind w:left="720" w:hanging="360"/>
+        <w:contextualSpacing/>
+        <w:jc w:val="both"/>
+        <w:rPr>
+          <w:color w:val="000000"/>
+          <w:sz w:val="22"/>
+        </w:rPr>
+      </w:pPr>
+      <w:r>
+        <w:rPr>
+          <w:rFonts w:ascii="Ubuntu" w:hAnsi="Ubuntu" w:cs="Ubuntu"/>
+          <w:sz w:val="22"/>
+          <w:szCs w:val="22"/>
+        </w:rPr>
+        <w:t xml:space="preserve">Activos fijos y deterioros solo en BW (RN-12).</w:t>
+      </w:r>
+    </w:p>
+    <w:p>
+      <w:pPr>
+        <w:pStyle w:val="ListParagraph"/>
+        <w:numPr>
+          <w:ilvl w:val="0"/>
+          <w:numId w:val="1"/>
+        </w:numPr>
+        <w:spacing w:before="0" w:after="80" w:line="288" w:lineRule="auto"/>
+        <w:ind w:left="720" w:hanging="360"/>
+        <w:contextualSpacing/>
+        <w:jc w:val="both"/>
+        <w:rPr>
+          <w:color w:val="000000"/>
+          <w:sz w:val="22"/>
+        </w:rPr>
+      </w:pPr>
+      <w:r>
+        <w:rPr>
+          <w:rFonts w:ascii="Ubuntu" w:hAnsi="Ubuntu" w:cs="Ubuntu"/>
+          <w:sz w:val="22"/>
+          <w:szCs w:val="22"/>
+        </w:rPr>
+        <w:t xml:space="preserve">Método por sociedad y periodo (RN-13); solo se importan sociedades cuadradas (RN-16); asientos solo cuadrados (RN-15); diferencia en conversión en patrimonio (RN-18).</w:t>
       </w:r>
     </w:p>
     <w:p>
@@ -10196,7 +10111,7 @@
           <w:sz w:val="22"/>
           <w:szCs w:val="22"/>
         </w:rPr>
-        <w:t xml:space="preserve">En 360 px la línea de pasos y el registro se muestran uno debajo del otro; el registro pasa a tarjetas.</w:t>
+        <w:t xml:space="preserve">En 360 px las secciones se apilan; las secciones son desplegables con teclado.</w:t>
       </w:r>
     </w:p>
     <w:p>
@@ -10219,7 +10134,7 @@
           <w:sz w:val="28"/>
           <w:szCs w:val="28"/>
         </w:rPr>
-        <w:t xml:space="preserve">6.10 UX-10 Reportes</w:t>
+        <w:t xml:space="preserve">6.9 UX-09 Ejecución y registro</w:t>
       </w:r>
     </w:p>
     <w:p>
@@ -10261,7 +10176,7 @@
           <w:sz w:val="22"/>
           <w:szCs w:val="22"/>
         </w:rPr>
-        <w:t xml:space="preserve">RF-20, RF-27, RF-29</w:t>
+        <w:t xml:space="preserve">RF-08, RF-10, RF-11, RF-12, RF-13, RF-14, RF-16, RF-17, RF-18, RF-19, RF-23, RF-24, RF-25, RF-26, RF-32, RF-33, RF-36</w:t>
       </w:r>
     </w:p>
     <w:p>
@@ -10272,7 +10187,7 @@
       <w:r>
         <w:drawing>
           <wp:inline distT="0" distB="0" distL="0" distR="0">
-            <wp:extent cx="5580000" cy="5812500"/>
+            <wp:extent cx="5580000" cy="3991250"/>
             <wp:effectExtent l="0" t="0" r="0" b="0"/>
             <wp:docPr id="1015" name="DiagramaCM15"/>
             <wp:cNvGraphicFramePr>
@@ -10294,7 +10209,7 @@
                   <pic:spPr>
                     <a:xfrm>
                       <a:off x="0" y="0"/>
-                      <a:ext cx="5580000" cy="5812500"/>
+                      <a:ext cx="5580000" cy="3991250"/>
                     </a:xfrm>
                     <a:prstGeom prst="rect">
                       <a:avLst/>
@@ -10445,7 +10360,7 @@
                 <w:sz w:val="21"/>
                 <w:szCs w:val="21"/>
               </w:rPr>
-              <w:t xml:space="preserve">Filtro por módulo</w:t>
+              <w:t xml:space="preserve">Línea de pasos</w:t>
             </w:r>
           </w:p>
         </w:tc>
@@ -10471,7 +10386,7 @@
                 <w:sz w:val="21"/>
                 <w:szCs w:val="21"/>
               </w:rPr>
-              <w:t xml:space="preserve">Todos, Consolidación, Presupuesto, Activos fijos, Deterioros (solo los módulos elegidos).</w:t>
+              <w:t xml:space="preserve">Objetos BW y carga full inicial, planes de cuentas, CeCo y CeBe, monedas y tasas, jerarquía, activos fijos y deterioros en BW (si se eligieron), modelo BPC, propiedad y scripts, validación de cuadre, importación a BPC (solo A), modelo de presupuesto (si se eligió), consolidación, eliminación de inversión e interés minoritario, y conversión a dólares con diferencia en conversión, con estado y duración.</w:t>
             </w:r>
           </w:p>
         </w:tc>
@@ -10497,7 +10412,7 @@
                 <w:sz w:val="21"/>
                 <w:szCs w:val="21"/>
               </w:rPr>
-              <w:t xml:space="preserve">RF-20, RF-27, RF-29</w:t>
+              <w:t xml:space="preserve">RF-08, RF-10, RF-11 a RF-14, RF-16 a RF-19, RF-23 a RF-26, RF-32, RF-33, RF-36</w:t>
             </w:r>
           </w:p>
         </w:tc>
@@ -10525,7 +10440,7 @@
                 <w:sz w:val="21"/>
                 <w:szCs w:val="21"/>
               </w:rPr>
-              <w:t xml:space="preserve">Catálogo</w:t>
+              <w:t xml:space="preserve">Paso con error</w:t>
             </w:r>
           </w:p>
         </w:tc>
@@ -10551,7 +10466,7 @@
                 <w:sz w:val="21"/>
                 <w:szCs w:val="21"/>
               </w:rPr>
-              <w:t xml:space="preserve">ID, reporte, módulo, fuente (BPC o BW), ola y estado; clic en el ID abre la vista previa (UX-11).</w:t>
+              <w:t xml:space="preserve">Mensaje con la causa (p. ej. falta de permiso de escritura en BPC), enlace a la pantalla que lo corrige y Reintentar desde este paso.</w:t>
             </w:r>
           </w:p>
         </w:tc>
@@ -10577,7 +10492,7 @@
                 <w:sz w:val="21"/>
                 <w:szCs w:val="21"/>
               </w:rPr>
-              <w:t xml:space="preserve">RF-20, RF-27, RF-29</w:t>
+              <w:t xml:space="preserve">RF-19</w:t>
             </w:r>
           </w:p>
         </w:tc>
@@ -10605,7 +10520,7 @@
                 <w:sz w:val="21"/>
                 <w:szCs w:val="21"/>
               </w:rPr>
-              <w:t xml:space="preserve">Generar seleccionados / Descargar reportes (.zip)</w:t>
+              <w:t xml:space="preserve">Registro</w:t>
             </w:r>
           </w:p>
         </w:tc>
@@ -10631,7 +10546,87 @@
                 <w:sz w:val="21"/>
                 <w:szCs w:val="21"/>
               </w:rPr>
-              <w:t xml:space="preserve">Genera los Excel y descarga el paquete para el cliente.</w:t>
+              <w:t xml:space="preserve">Fecha y hora, usuario, sistema, paso, objetos y resultado; Descargar registro.</w:t>
+            </w:r>
+          </w:p>
+        </w:tc>
+        <w:tc>
+          <w:tcPr>
+            <w:tcW w:w="1800" w:type="dxa"/>
+            <w:tcMar>
+              <w:top w:w="80" w:type="dxa"/>
+              <w:left w:w="120" w:type="dxa"/>
+              <w:bottom w:w="80" w:type="dxa"/>
+              <w:right w:w="120" w:type="dxa"/>
+            </w:tcMar>
+            <w:vAlign w:val="center"/>
+          </w:tcPr>
+          <w:p>
+            <w:pPr>
+              <w:spacing w:after="0"/>
+              <w:jc w:val="both"/>
+            </w:pPr>
+            <w:r>
+              <w:rPr>
+                <w:rFonts w:ascii="Ubuntu" w:hAnsi="Ubuntu" w:cs="Ubuntu"/>
+                <w:sz w:val="21"/>
+                <w:szCs w:val="21"/>
+              </w:rPr>
+              <w:t xml:space="preserve">RNF-Aud-01</w:t>
+            </w:r>
+          </w:p>
+        </w:tc>
+      </w:tr>
+      <w:tr>
+        <w:tc>
+          <w:tcPr>
+            <w:tcW w:w="2200" w:type="dxa"/>
+            <w:tcMar>
+              <w:top w:w="80" w:type="dxa"/>
+              <w:left w:w="120" w:type="dxa"/>
+              <w:bottom w:w="80" w:type="dxa"/>
+              <w:right w:w="120" w:type="dxa"/>
+            </w:tcMar>
+            <w:vAlign w:val="center"/>
+          </w:tcPr>
+          <w:p>
+            <w:pPr>
+              <w:spacing w:after="0"/>
+              <w:jc w:val="both"/>
+            </w:pPr>
+            <w:r>
+              <w:rPr>
+                <w:rFonts w:ascii="Ubuntu" w:hAnsi="Ubuntu" w:cs="Ubuntu"/>
+                <w:sz w:val="21"/>
+                <w:szCs w:val="21"/>
+              </w:rPr>
+              <w:t xml:space="preserve">Ver reportes</w:t>
+            </w:r>
+          </w:p>
+        </w:tc>
+        <w:tc>
+          <w:tcPr>
+            <w:tcW w:w="4838" w:type="dxa"/>
+            <w:tcMar>
+              <w:top w:w="80" w:type="dxa"/>
+              <w:left w:w="120" w:type="dxa"/>
+              <w:bottom w:w="80" w:type="dxa"/>
+              <w:right w:w="120" w:type="dxa"/>
+            </w:tcMar>
+            <w:vAlign w:val="center"/>
+          </w:tcPr>
+          <w:p>
+            <w:pPr>
+              <w:spacing w:after="0"/>
+              <w:jc w:val="both"/>
+            </w:pPr>
+            <w:r>
+              <w:rPr>
+                <w:rFonts w:ascii="Ubuntu" w:hAnsi="Ubuntu" w:cs="Ubuntu"/>
+                <w:sz w:val="21"/>
+                <w:szCs w:val="21"/>
+              </w:rPr>
+              <w:t xml:space="preserve">Lleva a UX-10 al terminar.</w:t>
             </w:r>
           </w:p>
         </w:tc>
@@ -10708,7 +10703,7 @@
           <w:sz w:val="22"/>
           <w:szCs w:val="22"/>
         </w:rPr>
-        <w:t xml:space="preserve">Normal: 30 reportes con su estado.</w:t>
+        <w:t xml:space="preserve">Normal: todos los pasos completos y resumen «Consolidación disponible en moneda local y en dólares».</w:t>
       </w:r>
     </w:p>
     <w:p>
@@ -10733,7 +10728,7 @@
           <w:sz w:val="22"/>
           <w:szCs w:val="22"/>
         </w:rPr>
-        <w:t xml:space="preserve">Vacío: «Ejecuta la generación para habilitar los reportes».</w:t>
+        <w:t xml:space="preserve">Vacío: «Aún no hay ejecuciones».</w:t>
       </w:r>
     </w:p>
     <w:p>
@@ -10758,7 +10753,7 @@
           <w:sz w:val="22"/>
           <w:szCs w:val="22"/>
         </w:rPr>
-        <w:t xml:space="preserve">Carga: progreso por reporte.</w:t>
+        <w:t xml:space="preserve">Carga: paso en curso y los siguientes pendientes.</w:t>
       </w:r>
     </w:p>
     <w:p>
@@ -10783,7 +10778,7 @@
           <w:sz w:val="22"/>
           <w:szCs w:val="22"/>
         </w:rPr>
-        <w:t xml:space="preserve">Error: reporte con error y su causa.</w:t>
+        <w:t xml:space="preserve">Error: paso fallido en rojo con la causa y la acción.</w:t>
       </w:r>
     </w:p>
     <w:p>
@@ -10826,7 +10821,57 @@
           <w:sz w:val="22"/>
           <w:szCs w:val="22"/>
         </w:rPr>
-        <w:t xml:space="preserve">Consolidación y presupuesto leen de BPC (RN-08); activos fijos y deterioros leen de BW (RN-12).</w:t>
+        <w:t xml:space="preserve">Solo participan las sociedades del grupo (RN-07).</w:t>
+      </w:r>
+    </w:p>
+    <w:p>
+      <w:pPr>
+        <w:pStyle w:val="ListParagraph"/>
+        <w:numPr>
+          <w:ilvl w:val="0"/>
+          <w:numId w:val="1"/>
+        </w:numPr>
+        <w:spacing w:before="0" w:after="80" w:line="288" w:lineRule="auto"/>
+        <w:ind w:left="720" w:hanging="360"/>
+        <w:contextualSpacing/>
+        <w:jc w:val="both"/>
+        <w:rPr>
+          <w:color w:val="000000"/>
+          <w:sz w:val="22"/>
+        </w:rPr>
+      </w:pPr>
+      <w:r>
+        <w:rPr>
+          <w:rFonts w:ascii="Ubuntu" w:hAnsi="Ubuntu" w:cs="Ubuntu"/>
+          <w:sz w:val="22"/>
+          <w:szCs w:val="22"/>
+        </w:rPr>
+        <w:t xml:space="preserve">Resultado en dos monedas (RN-06).</w:t>
+      </w:r>
+    </w:p>
+    <w:p>
+      <w:pPr>
+        <w:pStyle w:val="ListParagraph"/>
+        <w:numPr>
+          <w:ilvl w:val="0"/>
+          <w:numId w:val="1"/>
+        </w:numPr>
+        <w:spacing w:before="0" w:after="80" w:line="288" w:lineRule="auto"/>
+        <w:ind w:left="720" w:hanging="360"/>
+        <w:contextualSpacing/>
+        <w:jc w:val="both"/>
+        <w:rPr>
+          <w:color w:val="000000"/>
+          <w:sz w:val="22"/>
+        </w:rPr>
+      </w:pPr>
+      <w:r>
+        <w:rPr>
+          <w:rFonts w:ascii="Ubuntu" w:hAnsi="Ubuntu" w:cs="Ubuntu"/>
+          <w:sz w:val="22"/>
+          <w:szCs w:val="22"/>
+        </w:rPr>
+        <w:t xml:space="preserve">Cada ejecución queda registrada (RNF-Aud-01).</w:t>
       </w:r>
     </w:p>
     <w:p>
@@ -10858,7 +10903,7 @@
           <w:sz w:val="22"/>
           <w:szCs w:val="22"/>
         </w:rPr>
-        <w:t xml:space="preserve">En 360 px cada reporte es una tarjeta con ID, nombre y estado.</w:t>
+        <w:t xml:space="preserve">En 360 px la línea de pasos y el registro se muestran uno debajo del otro; el registro pasa a tarjetas.</w:t>
       </w:r>
     </w:p>
     <w:p>
@@ -10881,7 +10926,7 @@
           <w:sz w:val="28"/>
           <w:szCs w:val="28"/>
         </w:rPr>
-        <w:t xml:space="preserve">6.11 UX-11 Plantilla de reporte EPM</w:t>
+        <w:t xml:space="preserve">6.10 UX-10 Reportes</w:t>
       </w:r>
     </w:p>
     <w:p>
@@ -10905,7 +10950,7 @@
           <w:sz w:val="22"/>
           <w:szCs w:val="22"/>
         </w:rPr>
-        <w:t xml:space="preserve">Usuario financiero</w:t>
+        <w:t xml:space="preserve">Consultor implementador</w:t>
       </w:r>
       <w:r>
         <w:rPr>
@@ -10923,7 +10968,7 @@
           <w:sz w:val="22"/>
           <w:szCs w:val="22"/>
         </w:rPr>
-        <w:t xml:space="preserve">RF-20, RF-21, RF-22, RF-27</w:t>
+        <w:t xml:space="preserve">RF-20, RF-27, RF-29, RF-34</w:t>
       </w:r>
     </w:p>
     <w:p>
@@ -10934,7 +10979,7 @@
       <w:r>
         <w:drawing>
           <wp:inline distT="0" distB="0" distL="0" distR="0">
-            <wp:extent cx="5580000" cy="3100000"/>
+            <wp:extent cx="5580000" cy="5812500"/>
             <wp:effectExtent l="0" t="0" r="0" b="0"/>
             <wp:docPr id="1016" name="DiagramaCM16"/>
             <wp:cNvGraphicFramePr>
@@ -10956,7 +11001,7 @@
                   <pic:spPr>
                     <a:xfrm>
                       <a:off x="0" y="0"/>
-                      <a:ext cx="5580000" cy="3100000"/>
+                      <a:ext cx="5580000" cy="5812500"/>
                     </a:xfrm>
                     <a:prstGeom prst="rect">
                       <a:avLst/>
@@ -11107,7 +11152,7 @@
                 <w:sz w:val="21"/>
                 <w:szCs w:val="21"/>
               </w:rPr>
-              <w:t xml:space="preserve">Cinta EPM</w:t>
+              <w:t xml:space="preserve">Filtro por módulo</w:t>
             </w:r>
           </w:p>
         </w:tc>
@@ -11133,7 +11178,7 @@
                 <w:sz w:val="21"/>
                 <w:szCs w:val="21"/>
               </w:rPr>
-              <w:t xml:space="preserve">Iniciar sesión, Actualizar, estado de conexión a BPC.</w:t>
+              <w:t xml:space="preserve">Todos, Consolidación, Presupuesto, Activos fijos, Deterioros (solo los módulos elegidos).</w:t>
             </w:r>
           </w:p>
         </w:tc>
@@ -11159,7 +11204,7 @@
                 <w:sz w:val="21"/>
                 <w:szCs w:val="21"/>
               </w:rPr>
-              <w:t xml:space="preserve">RF-20</w:t>
+              <w:t xml:space="preserve">RF-20, RF-27, RF-29</w:t>
             </w:r>
           </w:p>
         </w:tc>
@@ -11187,7 +11232,7 @@
                 <w:sz w:val="21"/>
                 <w:szCs w:val="21"/>
               </w:rPr>
-              <w:t xml:space="preserve">Parámetros</w:t>
+              <w:t xml:space="preserve">Catálogo</w:t>
             </w:r>
           </w:p>
         </w:tc>
@@ -11213,7 +11258,7 @@
                 <w:sz w:val="21"/>
                 <w:szCs w:val="21"/>
               </w:rPr>
-              <w:t xml:space="preserve">Reportes de consolidación: Sociedad, Incluir filiales, Moneda (local o dólares) y Periodo en celdas con lista. P01 usa la sociedad y la versión del presupuesto.</w:t>
+              <w:t xml:space="preserve">ID, reporte, módulo, fuente (BPC o BW), ola y estado, incluidos C01 a C04; clic en el ID abre la vista previa (UX-11, UX-13 o UX-15).</w:t>
             </w:r>
           </w:p>
         </w:tc>
@@ -11239,7 +11284,7 @@
                 <w:sz w:val="21"/>
                 <w:szCs w:val="21"/>
               </w:rPr>
-              <w:t xml:space="preserve">RF-21</w:t>
+              <w:t xml:space="preserve">RF-20, RF-27, RF-29, RF-34</w:t>
             </w:r>
           </w:p>
         </w:tc>
@@ -11267,7 +11312,7 @@
                 <w:sz w:val="21"/>
                 <w:szCs w:val="21"/>
               </w:rPr>
-              <w:t xml:space="preserve">Cuerpo del reporte</w:t>
+              <w:t xml:space="preserve">Generar seleccionados / Descargar reportes (.zip)</w:t>
             </w:r>
           </w:p>
         </w:tc>
@@ -11293,7 +11338,7 @@
                 <w:sz w:val="21"/>
                 <w:szCs w:val="21"/>
               </w:rPr>
-              <w:t xml:space="preserve">Rubros con código y descripción; columnas por sociedad y total cuando incluye filiales.</w:t>
+              <w:t xml:space="preserve">Genera los Excel y descarga el paquete para el cliente.</w:t>
             </w:r>
           </w:p>
         </w:tc>
@@ -11319,87 +11364,7 @@
                 <w:sz w:val="21"/>
                 <w:szCs w:val="21"/>
               </w:rPr>
-              <w:t xml:space="preserve">RF-21, RF-22</w:t>
-            </w:r>
-          </w:p>
-        </w:tc>
-      </w:tr>
-      <w:tr>
-        <w:tc>
-          <w:tcPr>
-            <w:tcW w:w="2200" w:type="dxa"/>
-            <w:tcMar>
-              <w:top w:w="80" w:type="dxa"/>
-              <w:left w:w="120" w:type="dxa"/>
-              <w:bottom w:w="80" w:type="dxa"/>
-              <w:right w:w="120" w:type="dxa"/>
-            </w:tcMar>
-            <w:vAlign w:val="center"/>
-          </w:tcPr>
-          <w:p>
-            <w:pPr>
-              <w:spacing w:after="0"/>
-              <w:jc w:val="both"/>
-            </w:pPr>
-            <w:r>
-              <w:rPr>
-                <w:rFonts w:ascii="Ubuntu" w:hAnsi="Ubuntu" w:cs="Ubuntu"/>
-                <w:sz w:val="21"/>
-                <w:szCs w:val="21"/>
-              </w:rPr>
-              <w:t xml:space="preserve">Hojas</w:t>
-            </w:r>
-          </w:p>
-        </w:tc>
-        <w:tc>
-          <w:tcPr>
-            <w:tcW w:w="4838" w:type="dxa"/>
-            <w:tcMar>
-              <w:top w:w="80" w:type="dxa"/>
-              <w:left w:w="120" w:type="dxa"/>
-              <w:bottom w:w="80" w:type="dxa"/>
-              <w:right w:w="120" w:type="dxa"/>
-            </w:tcMar>
-            <w:vAlign w:val="center"/>
-          </w:tcPr>
-          <w:p>
-            <w:pPr>
-              <w:spacing w:after="0"/>
-              <w:jc w:val="both"/>
-            </w:pPr>
-            <w:r>
-              <w:rPr>
-                <w:rFonts w:ascii="Ubuntu" w:hAnsi="Ubuntu" w:cs="Ubuntu"/>
-                <w:sz w:val="21"/>
-                <w:szCs w:val="21"/>
-              </w:rPr>
-              <w:t xml:space="preserve">R07 Efectivo y P01 Presupuesto frente a ejecución como modelos de la estructura común.</w:t>
-            </w:r>
-          </w:p>
-        </w:tc>
-        <w:tc>
-          <w:tcPr>
-            <w:tcW w:w="1800" w:type="dxa"/>
-            <w:tcMar>
-              <w:top w:w="80" w:type="dxa"/>
-              <w:left w:w="120" w:type="dxa"/>
-              <w:bottom w:w="80" w:type="dxa"/>
-              <w:right w:w="120" w:type="dxa"/>
-            </w:tcMar>
-            <w:vAlign w:val="center"/>
-          </w:tcPr>
-          <w:p>
-            <w:pPr>
-              <w:spacing w:after="0"/>
-              <w:jc w:val="both"/>
-            </w:pPr>
-            <w:r>
-              <w:rPr>
-                <w:rFonts w:ascii="Ubuntu" w:hAnsi="Ubuntu" w:cs="Ubuntu"/>
-                <w:sz w:val="21"/>
-                <w:szCs w:val="21"/>
-              </w:rPr>
-              <w:t xml:space="preserve">RF-20, RF-27</w:t>
+              <w:t xml:space="preserve">RF-20</w:t>
             </w:r>
           </w:p>
         </w:tc>
@@ -11450,7 +11415,7 @@
           <w:sz w:val="22"/>
           <w:szCs w:val="22"/>
         </w:rPr>
-        <w:t xml:space="preserve">Normal: datos del reporte.</w:t>
+        <w:t xml:space="preserve">Normal: 34 reportes y plantillas con su estado.</w:t>
       </w:r>
     </w:p>
     <w:p>
@@ -11475,7 +11440,7 @@
           <w:sz w:val="22"/>
           <w:szCs w:val="22"/>
         </w:rPr>
-        <w:t xml:space="preserve">Vacío: «Sin datos para la sociedad y el periodo elegidos».</w:t>
+        <w:t xml:space="preserve">Vacío: «Ejecuta la generación para habilitar los reportes».</w:t>
       </w:r>
     </w:p>
     <w:p>
@@ -11500,7 +11465,7 @@
           <w:sz w:val="22"/>
           <w:szCs w:val="22"/>
         </w:rPr>
-        <w:t xml:space="preserve">Carga: Actualizando… en la cinta y valores en espera.</w:t>
+        <w:t xml:space="preserve">Carga: progreso por reporte.</w:t>
       </w:r>
     </w:p>
     <w:p>
@@ -11525,7 +11490,7 @@
           <w:sz w:val="22"/>
           <w:szCs w:val="22"/>
         </w:rPr>
-        <w:t xml:space="preserve">Error: «No se pudo conectar a BPC; revisa la conexión de EPM».</w:t>
+        <w:t xml:space="preserve">Error: reporte con error y su causa.</w:t>
       </w:r>
     </w:p>
     <w:p>
@@ -11568,57 +11533,7 @@
           <w:sz w:val="22"/>
           <w:szCs w:val="22"/>
         </w:rPr>
-        <w:t xml:space="preserve">Incluir filiales cambia entre una sociedad y la sociedad con sus filiales (RN-09).</w:t>
-      </w:r>
-    </w:p>
-    <w:p>
-      <w:pPr>
-        <w:pStyle w:val="ListParagraph"/>
-        <w:numPr>
-          <w:ilvl w:val="0"/>
-          <w:numId w:val="1"/>
-        </w:numPr>
-        <w:spacing w:before="0" w:after="80" w:line="288" w:lineRule="auto"/>
-        <w:ind w:left="720" w:hanging="360"/>
-        <w:contextualSpacing/>
-        <w:jc w:val="both"/>
-        <w:rPr>
-          <w:color w:val="000000"/>
-          <w:sz w:val="22"/>
-        </w:rPr>
-      </w:pPr>
-      <w:r>
-        <w:rPr>
-          <w:rFonts w:ascii="Ubuntu" w:hAnsi="Ubuntu" w:cs="Ubuntu"/>
-          <w:sz w:val="22"/>
-          <w:szCs w:val="22"/>
-        </w:rPr>
-        <w:t xml:space="preserve">Moneda solo local o dólares (RN-06).</w:t>
-      </w:r>
-    </w:p>
-    <w:p>
-      <w:pPr>
-        <w:pStyle w:val="ListParagraph"/>
-        <w:numPr>
-          <w:ilvl w:val="0"/>
-          <w:numId w:val="1"/>
-        </w:numPr>
-        <w:spacing w:before="0" w:after="80" w:line="288" w:lineRule="auto"/>
-        <w:ind w:left="720" w:hanging="360"/>
-        <w:contextualSpacing/>
-        <w:jc w:val="both"/>
-        <w:rPr>
-          <w:color w:val="000000"/>
-          <w:sz w:val="22"/>
-        </w:rPr>
-      </w:pPr>
-      <w:r>
-        <w:rPr>
-          <w:rFonts w:ascii="Ubuntu" w:hAnsi="Ubuntu" w:cs="Ubuntu"/>
-          <w:sz w:val="22"/>
-          <w:szCs w:val="22"/>
-        </w:rPr>
-        <w:t xml:space="preserve">Cada valor es la suma de las cuentas mapeadas (RN-10).</w:t>
+        <w:t xml:space="preserve">Consolidación y presupuesto leen de BPC (RN-08); activos fijos y deterioros leen de BW (RN-12).</w:t>
       </w:r>
     </w:p>
     <w:p>
@@ -11650,7 +11565,7 @@
           <w:sz w:val="22"/>
           <w:szCs w:val="22"/>
         </w:rPr>
-        <w:t xml:space="preserve">Excel de escritorio; no aplica responsive. Contraste de encabezados blanco sobre azul corporativo.</w:t>
+        <w:t xml:space="preserve">En 360 px cada reporte es una tarjeta con ID, nombre y estado.</w:t>
       </w:r>
     </w:p>
     <w:p>
@@ -11673,7 +11588,7 @@
           <w:sz w:val="28"/>
           <w:szCs w:val="28"/>
         </w:rPr>
-        <w:t xml:space="preserve">6.12 UX-12 Captura de presupuesto</w:t>
+        <w:t xml:space="preserve">6.11 UX-11 Plantilla de reporte EPM</w:t>
       </w:r>
     </w:p>
     <w:p>
@@ -11715,7 +11630,7 @@
           <w:sz w:val="22"/>
           <w:szCs w:val="22"/>
         </w:rPr>
-        <w:t xml:space="preserve">RF-28</w:t>
+        <w:t xml:space="preserve">RF-20, RF-21, RF-22, RF-27, RF-34, RF-36, RF-39</w:t>
       </w:r>
     </w:p>
     <w:p>
@@ -11726,7 +11641,7 @@
       <w:r>
         <w:drawing>
           <wp:inline distT="0" distB="0" distL="0" distR="0">
-            <wp:extent cx="5580000" cy="3034125"/>
+            <wp:extent cx="5580000" cy="3100000"/>
             <wp:effectExtent l="0" t="0" r="0" b="0"/>
             <wp:docPr id="1017" name="DiagramaCM17"/>
             <wp:cNvGraphicFramePr>
@@ -11748,7 +11663,7 @@
                   <pic:spPr>
                     <a:xfrm>
                       <a:off x="0" y="0"/>
-                      <a:ext cx="5580000" cy="3034125"/>
+                      <a:ext cx="5580000" cy="3100000"/>
                     </a:xfrm>
                     <a:prstGeom prst="rect">
                       <a:avLst/>
@@ -11899,7 +11814,7 @@
                 <w:sz w:val="21"/>
                 <w:szCs w:val="21"/>
               </w:rPr>
-              <w:t xml:space="preserve">Parámetros</w:t>
+              <w:t xml:space="preserve">Cinta EPM</w:t>
             </w:r>
           </w:p>
         </w:tc>
@@ -11925,7 +11840,7 @@
                 <w:sz w:val="21"/>
                 <w:szCs w:val="21"/>
               </w:rPr>
-              <w:t xml:space="preserve">Sociedad, versión y año.</w:t>
+              <w:t xml:space="preserve">Iniciar sesión, Actualizar, estado de conexión a BPC.</w:t>
             </w:r>
           </w:p>
         </w:tc>
@@ -11951,7 +11866,7 @@
                 <w:sz w:val="21"/>
                 <w:szCs w:val="21"/>
               </w:rPr>
-              <w:t xml:space="preserve">RF-28</w:t>
+              <w:t xml:space="preserve">RF-20</w:t>
             </w:r>
           </w:p>
         </w:tc>
@@ -11979,7 +11894,7 @@
                 <w:sz w:val="21"/>
                 <w:szCs w:val="21"/>
               </w:rPr>
-              <w:t xml:space="preserve">Grilla de captura</w:t>
+              <w:t xml:space="preserve">Parámetros</w:t>
             </w:r>
           </w:p>
         </w:tc>
@@ -12005,7 +11920,7 @@
                 <w:sz w:val="21"/>
                 <w:szCs w:val="21"/>
               </w:rPr>
-              <w:t xml:space="preserve">Filas por cuenta y centro de costo, columnas por mes; celdas editables en amarillo, totales calculados.</w:t>
+              <w:t xml:space="preserve">Reportes de consolidación: Sociedad, Incluir filiales, Moneda (local o dólares) y Periodo en celdas con lista. P01 usa la sociedad y la versión del presupuesto.</w:t>
             </w:r>
           </w:p>
         </w:tc>
@@ -12031,7 +11946,7 @@
                 <w:sz w:val="21"/>
                 <w:szCs w:val="21"/>
               </w:rPr>
-              <w:t xml:space="preserve">RF-28</w:t>
+              <w:t xml:space="preserve">RF-21</w:t>
             </w:r>
           </w:p>
         </w:tc>
@@ -12059,7 +11974,7 @@
                 <w:sz w:val="21"/>
                 <w:szCs w:val="21"/>
               </w:rPr>
-              <w:t xml:space="preserve">Guardar datos</w:t>
+              <w:t xml:space="preserve">Cuerpo del reporte</w:t>
             </w:r>
           </w:p>
         </w:tc>
@@ -12085,7 +12000,7 @@
                 <w:sz w:val="21"/>
                 <w:szCs w:val="21"/>
               </w:rPr>
-              <w:t xml:space="preserve">Guarda en el modelo de planeación de BPC; P01 refleja los valores.</w:t>
+              <w:t xml:space="preserve">Rubros con código y descripción; columnas por sociedad y total cuando incluye filiales.</w:t>
             </w:r>
           </w:p>
         </w:tc>
@@ -12111,7 +12026,247 @@
                 <w:sz w:val="21"/>
                 <w:szCs w:val="21"/>
               </w:rPr>
-              <w:t xml:space="preserve">RF-28, RN-08</w:t>
+              <w:t xml:space="preserve">RF-21, RF-22</w:t>
+            </w:r>
+          </w:p>
+        </w:tc>
+      </w:tr>
+      <w:tr>
+        <w:tc>
+          <w:tcPr>
+            <w:tcW w:w="2200" w:type="dxa"/>
+            <w:tcMar>
+              <w:top w:w="80" w:type="dxa"/>
+              <w:left w:w="120" w:type="dxa"/>
+              <w:bottom w:w="80" w:type="dxa"/>
+              <w:right w:w="120" w:type="dxa"/>
+            </w:tcMar>
+            <w:vAlign w:val="center"/>
+          </w:tcPr>
+          <w:p>
+            <w:pPr>
+              <w:spacing w:after="0"/>
+              <w:jc w:val="both"/>
+            </w:pPr>
+            <w:r>
+              <w:rPr>
+                <w:rFonts w:ascii="Ubuntu" w:hAnsi="Ubuntu" w:cs="Ubuntu"/>
+                <w:sz w:val="21"/>
+                <w:szCs w:val="21"/>
+              </w:rPr>
+              <w:t xml:space="preserve">Hojas</w:t>
+            </w:r>
+          </w:p>
+        </w:tc>
+        <w:tc>
+          <w:tcPr>
+            <w:tcW w:w="4838" w:type="dxa"/>
+            <w:tcMar>
+              <w:top w:w="80" w:type="dxa"/>
+              <w:left w:w="120" w:type="dxa"/>
+              <w:bottom w:w="80" w:type="dxa"/>
+              <w:right w:w="120" w:type="dxa"/>
+            </w:tcMar>
+            <w:vAlign w:val="center"/>
+          </w:tcPr>
+          <w:p>
+            <w:pPr>
+              <w:spacing w:after="0"/>
+              <w:jc w:val="both"/>
+            </w:pPr>
+            <w:r>
+              <w:rPr>
+                <w:rFonts w:ascii="Ubuntu" w:hAnsi="Ubuntu" w:cs="Ubuntu"/>
+                <w:sz w:val="21"/>
+                <w:szCs w:val="21"/>
+              </w:rPr>
+              <w:t xml:space="preserve">R07 Efectivo y P01 Presupuesto frente a ejecución como modelos de la estructura común; P01 permite elegir la versión del presupuesto.</w:t>
+            </w:r>
+          </w:p>
+        </w:tc>
+        <w:tc>
+          <w:tcPr>
+            <w:tcW w:w="1800" w:type="dxa"/>
+            <w:tcMar>
+              <w:top w:w="80" w:type="dxa"/>
+              <w:left w:w="120" w:type="dxa"/>
+              <w:bottom w:w="80" w:type="dxa"/>
+              <w:right w:w="120" w:type="dxa"/>
+            </w:tcMar>
+            <w:vAlign w:val="center"/>
+          </w:tcPr>
+          <w:p>
+            <w:pPr>
+              <w:spacing w:after="0"/>
+              <w:jc w:val="both"/>
+            </w:pPr>
+            <w:r>
+              <w:rPr>
+                <w:rFonts w:ascii="Ubuntu" w:hAnsi="Ubuntu" w:cs="Ubuntu"/>
+                <w:sz w:val="21"/>
+                <w:szCs w:val="21"/>
+              </w:rPr>
+              <w:t xml:space="preserve">RF-20, RF-27, RF-39</w:t>
+            </w:r>
+          </w:p>
+        </w:tc>
+      </w:tr>
+      <w:tr>
+        <w:tc>
+          <w:tcPr>
+            <w:tcW w:w="2200" w:type="dxa"/>
+            <w:tcMar>
+              <w:top w:w="80" w:type="dxa"/>
+              <w:left w:w="120" w:type="dxa"/>
+              <w:bottom w:w="80" w:type="dxa"/>
+              <w:right w:w="120" w:type="dxa"/>
+            </w:tcMar>
+            <w:vAlign w:val="center"/>
+          </w:tcPr>
+          <w:p>
+            <w:pPr>
+              <w:spacing w:after="0"/>
+              <w:jc w:val="both"/>
+            </w:pPr>
+            <w:r>
+              <w:rPr>
+                <w:rFonts w:ascii="Ubuntu" w:hAnsi="Ubuntu" w:cs="Ubuntu"/>
+                <w:sz w:val="21"/>
+                <w:szCs w:val="21"/>
+              </w:rPr>
+              <w:t xml:space="preserve">C01 Conciliación intercompañía</w:t>
+            </w:r>
+          </w:p>
+        </w:tc>
+        <w:tc>
+          <w:tcPr>
+            <w:tcW w:w="4838" w:type="dxa"/>
+            <w:tcMar>
+              <w:top w:w="80" w:type="dxa"/>
+              <w:left w:w="120" w:type="dxa"/>
+              <w:bottom w:w="80" w:type="dxa"/>
+              <w:right w:w="120" w:type="dxa"/>
+            </w:tcMar>
+            <w:vAlign w:val="center"/>
+          </w:tcPr>
+          <w:p>
+            <w:pPr>
+              <w:spacing w:after="0"/>
+              <w:jc w:val="both"/>
+            </w:pPr>
+            <w:r>
+              <w:rPr>
+                <w:rFonts w:ascii="Ubuntu" w:hAnsi="Ubuntu" w:cs="Ubuntu"/>
+                <w:sz w:val="21"/>
+                <w:szCs w:val="21"/>
+              </w:rPr>
+              <w:t xml:space="preserve">Por pareja de sociedades y cuentas: lo que registra cada parte, la diferencia y si supera el umbral.</w:t>
+            </w:r>
+          </w:p>
+        </w:tc>
+        <w:tc>
+          <w:tcPr>
+            <w:tcW w:w="1800" w:type="dxa"/>
+            <w:tcMar>
+              <w:top w:w="80" w:type="dxa"/>
+              <w:left w:w="120" w:type="dxa"/>
+              <w:bottom w:w="80" w:type="dxa"/>
+              <w:right w:w="120" w:type="dxa"/>
+            </w:tcMar>
+            <w:vAlign w:val="center"/>
+          </w:tcPr>
+          <w:p>
+            <w:pPr>
+              <w:spacing w:after="0"/>
+              <w:jc w:val="both"/>
+            </w:pPr>
+            <w:r>
+              <w:rPr>
+                <w:rFonts w:ascii="Ubuntu" w:hAnsi="Ubuntu" w:cs="Ubuntu"/>
+                <w:sz w:val="21"/>
+                <w:szCs w:val="21"/>
+              </w:rPr>
+              <w:t xml:space="preserve">RF-34</w:t>
+            </w:r>
+          </w:p>
+        </w:tc>
+      </w:tr>
+      <w:tr>
+        <w:tc>
+          <w:tcPr>
+            <w:tcW w:w="2200" w:type="dxa"/>
+            <w:tcMar>
+              <w:top w:w="80" w:type="dxa"/>
+              <w:left w:w="120" w:type="dxa"/>
+              <w:bottom w:w="80" w:type="dxa"/>
+              <w:right w:w="120" w:type="dxa"/>
+            </w:tcMar>
+            <w:vAlign w:val="center"/>
+          </w:tcPr>
+          <w:p>
+            <w:pPr>
+              <w:spacing w:after="0"/>
+              <w:jc w:val="both"/>
+            </w:pPr>
+            <w:r>
+              <w:rPr>
+                <w:rFonts w:ascii="Ubuntu" w:hAnsi="Ubuntu" w:cs="Ubuntu"/>
+                <w:sz w:val="21"/>
+                <w:szCs w:val="21"/>
+              </w:rPr>
+              <w:t xml:space="preserve">C03 Validación de cuadre</w:t>
+            </w:r>
+          </w:p>
+        </w:tc>
+        <w:tc>
+          <w:tcPr>
+            <w:tcW w:w="4838" w:type="dxa"/>
+            <w:tcMar>
+              <w:top w:w="80" w:type="dxa"/>
+              <w:left w:w="120" w:type="dxa"/>
+              <w:bottom w:w="80" w:type="dxa"/>
+              <w:right w:w="120" w:type="dxa"/>
+            </w:tcMar>
+            <w:vAlign w:val="center"/>
+          </w:tcPr>
+          <w:p>
+            <w:pPr>
+              <w:spacing w:after="0"/>
+              <w:jc w:val="both"/>
+            </w:pPr>
+            <w:r>
+              <w:rPr>
+                <w:rFonts w:ascii="Ubuntu" w:hAnsi="Ubuntu" w:cs="Ubuntu"/>
+                <w:sz w:val="21"/>
+                <w:szCs w:val="21"/>
+              </w:rPr>
+              <w:t xml:space="preserve">Por sociedad: diferencia de balance, diferencia entre utilidad y resultado del ejercicio, cuentas mapeadas e importada o no.</w:t>
+            </w:r>
+          </w:p>
+        </w:tc>
+        <w:tc>
+          <w:tcPr>
+            <w:tcW w:w="1800" w:type="dxa"/>
+            <w:tcMar>
+              <w:top w:w="80" w:type="dxa"/>
+              <w:left w:w="120" w:type="dxa"/>
+              <w:bottom w:w="80" w:type="dxa"/>
+              <w:right w:w="120" w:type="dxa"/>
+            </w:tcMar>
+            <w:vAlign w:val="center"/>
+          </w:tcPr>
+          <w:p>
+            <w:pPr>
+              <w:spacing w:after="0"/>
+              <w:jc w:val="both"/>
+            </w:pPr>
+            <w:r>
+              <w:rPr>
+                <w:rFonts w:ascii="Ubuntu" w:hAnsi="Ubuntu" w:cs="Ubuntu"/>
+                <w:sz w:val="21"/>
+                <w:szCs w:val="21"/>
+              </w:rPr>
+              <w:t xml:space="preserve">RF-36</w:t>
             </w:r>
           </w:p>
         </w:tc>
@@ -12162,7 +12317,7 @@
           <w:sz w:val="22"/>
           <w:szCs w:val="22"/>
         </w:rPr>
-        <w:t xml:space="preserve">Normal: grilla con valores.</w:t>
+        <w:t xml:space="preserve">Normal: datos del reporte.</w:t>
       </w:r>
     </w:p>
     <w:p>
@@ -12187,7 +12342,7 @@
           <w:sz w:val="22"/>
           <w:szCs w:val="22"/>
         </w:rPr>
-        <w:t xml:space="preserve">Vacío: «Sin presupuesto para esta versión: ingresa los valores».</w:t>
+        <w:t xml:space="preserve">Vacío: «Sin datos para la sociedad y el periodo elegidos».</w:t>
       </w:r>
     </w:p>
     <w:p>
@@ -12212,7 +12367,7 @@
           <w:sz w:val="22"/>
           <w:szCs w:val="22"/>
         </w:rPr>
-        <w:t xml:space="preserve">Carga: Guardando… en la cinta.</w:t>
+        <w:t xml:space="preserve">Carga: Actualizando… en la cinta y valores en espera.</w:t>
       </w:r>
     </w:p>
     <w:p>
@@ -12237,7 +12392,7 @@
           <w:sz w:val="22"/>
           <w:szCs w:val="22"/>
         </w:rPr>
-        <w:t xml:space="preserve">Error: «No se guardaron N celdas» con las celdas marcadas en rojo.</w:t>
+        <w:t xml:space="preserve">Error: «No se pudo conectar a BPC; revisa la conexión de EPM».</w:t>
       </w:r>
     </w:p>
     <w:p>
@@ -12280,7 +12435,7 @@
           <w:sz w:val="22"/>
           <w:szCs w:val="22"/>
         </w:rPr>
-        <w:t xml:space="preserve">Solo se aceptan números.</w:t>
+        <w:t xml:space="preserve">Incluir filiales cambia entre una sociedad y la sociedad con sus filiales (RN-09).</w:t>
       </w:r>
     </w:p>
     <w:p>
@@ -12305,7 +12460,7 @@
           <w:sz w:val="22"/>
           <w:szCs w:val="22"/>
         </w:rPr>
-        <w:t xml:space="preserve">Los totales no se editan.</w:t>
+        <w:t xml:space="preserve">Moneda solo local o dólares (RN-06).</w:t>
       </w:r>
     </w:p>
     <w:p>
@@ -12330,7 +12485,57 @@
           <w:sz w:val="22"/>
           <w:szCs w:val="22"/>
         </w:rPr>
-        <w:t xml:space="preserve">Se guarda en el modelo de planeación de BPC, no en BW (RN-08).</w:t>
+        <w:t xml:space="preserve">Cada valor es la suma de las cuentas mapeadas (RN-10).</w:t>
+      </w:r>
+    </w:p>
+    <w:p>
+      <w:pPr>
+        <w:pStyle w:val="ListParagraph"/>
+        <w:numPr>
+          <w:ilvl w:val="0"/>
+          <w:numId w:val="1"/>
+        </w:numPr>
+        <w:spacing w:before="0" w:after="80" w:line="288" w:lineRule="auto"/>
+        <w:ind w:left="720" w:hanging="360"/>
+        <w:contextualSpacing/>
+        <w:jc w:val="both"/>
+        <w:rPr>
+          <w:color w:val="000000"/>
+          <w:sz w:val="22"/>
+        </w:rPr>
+      </w:pPr>
+      <w:r>
+        <w:rPr>
+          <w:rFonts w:ascii="Ubuntu" w:hAnsi="Ubuntu" w:cs="Ubuntu"/>
+          <w:sz w:val="22"/>
+          <w:szCs w:val="22"/>
+        </w:rPr>
+        <w:t xml:space="preserve">C01 solo incluye sociedades del grupo (RN-07); el umbral sigue la pregunta 14 del DAF.</w:t>
+      </w:r>
+    </w:p>
+    <w:p>
+      <w:pPr>
+        <w:pStyle w:val="ListParagraph"/>
+        <w:numPr>
+          <w:ilvl w:val="0"/>
+          <w:numId w:val="1"/>
+        </w:numPr>
+        <w:spacing w:before="0" w:after="80" w:line="288" w:lineRule="auto"/>
+        <w:ind w:left="720" w:hanging="360"/>
+        <w:contextualSpacing/>
+        <w:jc w:val="both"/>
+        <w:rPr>
+          <w:color w:val="000000"/>
+          <w:sz w:val="22"/>
+        </w:rPr>
+      </w:pPr>
+      <w:r>
+        <w:rPr>
+          <w:rFonts w:ascii="Ubuntu" w:hAnsi="Ubuntu" w:cs="Ubuntu"/>
+          <w:sz w:val="22"/>
+          <w:szCs w:val="22"/>
+        </w:rPr>
+        <w:t xml:space="preserve">C03: una sociedad sin cuadre o con cuentas sin mapear no se importa (RN-16).</w:t>
       </w:r>
     </w:p>
     <w:p>
@@ -12362,7 +12567,3175 @@
           <w:sz w:val="22"/>
           <w:szCs w:val="22"/>
         </w:rPr>
+        <w:t xml:space="preserve">Excel de escritorio; no aplica responsive. Contraste de encabezados blanco sobre azul corporativo.</w:t>
+      </w:r>
+    </w:p>
+    <w:p>
+      <w:r>
+        <w:br w:type="page"/>
+      </w:r>
+    </w:p>
+    <w:p>
+      <w:pPr>
+        <w:pStyle w:val="Heading2"/>
+        <w:spacing w:before="240" w:after="120"/>
+        <w:jc w:val="left"/>
+      </w:pPr>
+      <w:r>
+        <w:rPr>
+          <w:rFonts w:ascii="Ubuntu" w:hAnsi="Ubuntu" w:cs="Ubuntu"/>
+          <w:b/>
+          <w:bCs/>
+          <w:color w:val="365F91"/>
+          <w:sz w:val="28"/>
+          <w:szCs w:val="28"/>
+        </w:rPr>
+        <w:t xml:space="preserve">6.12 UX-12 Captura de presupuesto</w:t>
+      </w:r>
+    </w:p>
+    <w:p>
+      <w:pPr>
+        <w:spacing w:before="0" w:after="120" w:line="288" w:lineRule="auto"/>
+        <w:jc w:val="both"/>
+      </w:pPr>
+      <w:r>
+        <w:rPr>
+          <w:rFonts w:ascii="Ubuntu" w:hAnsi="Ubuntu" w:cs="Ubuntu"/>
+          <w:b/>
+          <w:bCs/>
+          <w:sz w:val="22"/>
+          <w:szCs w:val="22"/>
+        </w:rPr>
+        <w:t xml:space="preserve">Rol: </w:t>
+      </w:r>
+      <w:r>
+        <w:rPr>
+          <w:rFonts w:ascii="Ubuntu" w:hAnsi="Ubuntu" w:cs="Ubuntu"/>
+          <w:sz w:val="22"/>
+          <w:szCs w:val="22"/>
+        </w:rPr>
+        <w:t xml:space="preserve">Usuario financiero</w:t>
+      </w:r>
+      <w:r>
+        <w:rPr>
+          <w:rFonts w:ascii="Ubuntu" w:hAnsi="Ubuntu" w:cs="Ubuntu"/>
+          <w:b/>
+          <w:bCs/>
+          <w:sz w:val="22"/>
+          <w:szCs w:val="22"/>
+        </w:rPr>
+        <w:t xml:space="preserve"> · RF: </w:t>
+      </w:r>
+      <w:r>
+        <w:rPr>
+          <w:rFonts w:ascii="Ubuntu" w:hAnsi="Ubuntu" w:cs="Ubuntu"/>
+          <w:sz w:val="22"/>
+          <w:szCs w:val="22"/>
+        </w:rPr>
+        <w:t xml:space="preserve">RF-28, RF-39</w:t>
+      </w:r>
+    </w:p>
+    <w:p>
+      <w:pPr>
+        <w:spacing w:before="120" w:after="120"/>
+        <w:jc w:val="center"/>
+      </w:pPr>
+      <w:r>
+        <w:drawing>
+          <wp:inline distT="0" distB="0" distL="0" distR="0">
+            <wp:extent cx="5580000" cy="3034125"/>
+            <wp:effectExtent l="0" t="0" r="0" b="0"/>
+            <wp:docPr id="1018" name="DiagramaCM18"/>
+            <wp:cNvGraphicFramePr>
+              <a:graphicFrameLocks xmlns:a="http://schemas.openxmlformats.org/drawingml/2006/main" noChangeAspect="1"/>
+            </wp:cNvGraphicFramePr>
+            <a:graphic xmlns:a="http://schemas.openxmlformats.org/drawingml/2006/main">
+              <a:graphicData uri="http://schemas.openxmlformats.org/drawingml/2006/picture">
+                <pic:pic xmlns:pic="http://schemas.openxmlformats.org/drawingml/2006/picture">
+                  <pic:nvPicPr>
+                    <pic:cNvPr id="1018" name="DiagramaCM18"/>
+                    <pic:cNvPicPr/>
+                  </pic:nvPicPr>
+                  <pic:blipFill>
+                    <a:blip r:embed="rIdCMImg18"/>
+                    <a:stretch>
+                      <a:fillRect/>
+                    </a:stretch>
+                  </pic:blipFill>
+                  <pic:spPr>
+                    <a:xfrm>
+                      <a:off x="0" y="0"/>
+                      <a:ext cx="5580000" cy="3034125"/>
+                    </a:xfrm>
+                    <a:prstGeom prst="rect">
+                      <a:avLst/>
+                    </a:prstGeom>
+                  </pic:spPr>
+                </pic:pic>
+              </a:graphicData>
+            </a:graphic>
+          </wp:inline>
+        </w:drawing>
+      </w:r>
+    </w:p>
+    <w:tbl>
+      <w:tblPr>
+        <w:tblW w:w="8838" w:type="dxa"/>
+        <w:jc w:val="center"/>
+        <w:tblBorders>
+          <w:top w:val="single" w:sz="4" w:space="0" w:color="BFBFBF"/>
+          <w:left w:val="single" w:sz="4" w:space="0" w:color="BFBFBF"/>
+          <w:bottom w:val="single" w:sz="4" w:space="0" w:color="BFBFBF"/>
+          <w:right w:val="single" w:sz="4" w:space="0" w:color="BFBFBF"/>
+          <w:insideH w:val="single" w:sz="4" w:space="0" w:color="BFBFBF"/>
+          <w:insideV w:val="single" w:sz="4" w:space="0" w:color="BFBFBF"/>
+        </w:tblBorders>
+        <w:tblLayout w:type="fixed"/>
+        <w:tblLook w:val="04A0"/>
+      </w:tblPr>
+      <w:tblGrid>
+        <w:gridCol w:w="2200"/>
+        <w:gridCol w:w="4838"/>
+        <w:gridCol w:w="1800"/>
+      </w:tblGrid>
+      <w:tr>
+        <w:trPr>
+          <w:tblHeader/>
+        </w:trPr>
+        <w:tc>
+          <w:tcPr>
+            <w:tcW w:w="2200" w:type="dxa"/>
+            <w:shd w:val="clear" w:color="auto" w:fill="144E8C"/>
+            <w:tcMar>
+              <w:top w:w="80" w:type="dxa"/>
+              <w:left w:w="120" w:type="dxa"/>
+              <w:bottom w:w="80" w:type="dxa"/>
+              <w:right w:w="120" w:type="dxa"/>
+            </w:tcMar>
+            <w:vAlign w:val="center"/>
+          </w:tcPr>
+          <w:p>
+            <w:pPr>
+              <w:spacing w:after="0"/>
+              <w:jc w:val="center"/>
+            </w:pPr>
+            <w:r>
+              <w:rPr>
+                <w:rFonts w:ascii="Ubuntu" w:hAnsi="Ubuntu" w:cs="Ubuntu"/>
+                <w:b/>
+                <w:bCs/>
+                <w:color w:val="FFFFFF"/>
+                <w:sz w:val="21"/>
+                <w:szCs w:val="21"/>
+              </w:rPr>
+              <w:t xml:space="preserve">Zona / componente</w:t>
+            </w:r>
+          </w:p>
+        </w:tc>
+        <w:tc>
+          <w:tcPr>
+            <w:tcW w:w="4838" w:type="dxa"/>
+            <w:shd w:val="clear" w:color="auto" w:fill="144E8C"/>
+            <w:tcMar>
+              <w:top w:w="80" w:type="dxa"/>
+              <w:left w:w="120" w:type="dxa"/>
+              <w:bottom w:w="80" w:type="dxa"/>
+              <w:right w:w="120" w:type="dxa"/>
+            </w:tcMar>
+            <w:vAlign w:val="center"/>
+          </w:tcPr>
+          <w:p>
+            <w:pPr>
+              <w:spacing w:after="0"/>
+              <w:jc w:val="center"/>
+            </w:pPr>
+            <w:r>
+              <w:rPr>
+                <w:rFonts w:ascii="Ubuntu" w:hAnsi="Ubuntu" w:cs="Ubuntu"/>
+                <w:b/>
+                <w:bCs/>
+                <w:color w:val="FFFFFF"/>
+                <w:sz w:val="21"/>
+                <w:szCs w:val="21"/>
+              </w:rPr>
+              <w:t xml:space="preserve">Comportamiento</w:t>
+            </w:r>
+          </w:p>
+        </w:tc>
+        <w:tc>
+          <w:tcPr>
+            <w:tcW w:w="1800" w:type="dxa"/>
+            <w:shd w:val="clear" w:color="auto" w:fill="144E8C"/>
+            <w:tcMar>
+              <w:top w:w="80" w:type="dxa"/>
+              <w:left w:w="120" w:type="dxa"/>
+              <w:bottom w:w="80" w:type="dxa"/>
+              <w:right w:w="120" w:type="dxa"/>
+            </w:tcMar>
+            <w:vAlign w:val="center"/>
+          </w:tcPr>
+          <w:p>
+            <w:pPr>
+              <w:spacing w:after="0"/>
+              <w:jc w:val="center"/>
+            </w:pPr>
+            <w:r>
+              <w:rPr>
+                <w:rFonts w:ascii="Ubuntu" w:hAnsi="Ubuntu" w:cs="Ubuntu"/>
+                <w:b/>
+                <w:bCs/>
+                <w:color w:val="FFFFFF"/>
+                <w:sz w:val="21"/>
+                <w:szCs w:val="21"/>
+              </w:rPr>
+              <w:t xml:space="preserve">RF / RN</w:t>
+            </w:r>
+          </w:p>
+        </w:tc>
+      </w:tr>
+      <w:tr>
+        <w:tc>
+          <w:tcPr>
+            <w:tcW w:w="2200" w:type="dxa"/>
+            <w:tcMar>
+              <w:top w:w="80" w:type="dxa"/>
+              <w:left w:w="120" w:type="dxa"/>
+              <w:bottom w:w="80" w:type="dxa"/>
+              <w:right w:w="120" w:type="dxa"/>
+            </w:tcMar>
+            <w:vAlign w:val="center"/>
+          </w:tcPr>
+          <w:p>
+            <w:pPr>
+              <w:spacing w:after="0"/>
+              <w:jc w:val="both"/>
+            </w:pPr>
+            <w:r>
+              <w:rPr>
+                <w:rFonts w:ascii="Ubuntu" w:hAnsi="Ubuntu" w:cs="Ubuntu"/>
+                <w:sz w:val="21"/>
+                <w:szCs w:val="21"/>
+              </w:rPr>
+              <w:t xml:space="preserve">Parámetros</w:t>
+            </w:r>
+          </w:p>
+        </w:tc>
+        <w:tc>
+          <w:tcPr>
+            <w:tcW w:w="4838" w:type="dxa"/>
+            <w:tcMar>
+              <w:top w:w="80" w:type="dxa"/>
+              <w:left w:w="120" w:type="dxa"/>
+              <w:bottom w:w="80" w:type="dxa"/>
+              <w:right w:w="120" w:type="dxa"/>
+            </w:tcMar>
+            <w:vAlign w:val="center"/>
+          </w:tcPr>
+          <w:p>
+            <w:pPr>
+              <w:spacing w:after="0"/>
+              <w:jc w:val="both"/>
+            </w:pPr>
+            <w:r>
+              <w:rPr>
+                <w:rFonts w:ascii="Ubuntu" w:hAnsi="Ubuntu" w:cs="Ubuntu"/>
+                <w:sz w:val="21"/>
+                <w:szCs w:val="21"/>
+              </w:rPr>
+              <w:t xml:space="preserve">Sociedad, versión (presupuesto anual, 3+9, 6+6 o 9+3) y año.</w:t>
+            </w:r>
+          </w:p>
+        </w:tc>
+        <w:tc>
+          <w:tcPr>
+            <w:tcW w:w="1800" w:type="dxa"/>
+            <w:tcMar>
+              <w:top w:w="80" w:type="dxa"/>
+              <w:left w:w="120" w:type="dxa"/>
+              <w:bottom w:w="80" w:type="dxa"/>
+              <w:right w:w="120" w:type="dxa"/>
+            </w:tcMar>
+            <w:vAlign w:val="center"/>
+          </w:tcPr>
+          <w:p>
+            <w:pPr>
+              <w:spacing w:after="0"/>
+              <w:jc w:val="both"/>
+            </w:pPr>
+            <w:r>
+              <w:rPr>
+                <w:rFonts w:ascii="Ubuntu" w:hAnsi="Ubuntu" w:cs="Ubuntu"/>
+                <w:sz w:val="21"/>
+                <w:szCs w:val="21"/>
+              </w:rPr>
+              <w:t xml:space="preserve">RF-28, RF-39</w:t>
+            </w:r>
+          </w:p>
+        </w:tc>
+      </w:tr>
+      <w:tr>
+        <w:tc>
+          <w:tcPr>
+            <w:tcW w:w="2200" w:type="dxa"/>
+            <w:tcMar>
+              <w:top w:w="80" w:type="dxa"/>
+              <w:left w:w="120" w:type="dxa"/>
+              <w:bottom w:w="80" w:type="dxa"/>
+              <w:right w:w="120" w:type="dxa"/>
+            </w:tcMar>
+            <w:vAlign w:val="center"/>
+          </w:tcPr>
+          <w:p>
+            <w:pPr>
+              <w:spacing w:after="0"/>
+              <w:jc w:val="both"/>
+            </w:pPr>
+            <w:r>
+              <w:rPr>
+                <w:rFonts w:ascii="Ubuntu" w:hAnsi="Ubuntu" w:cs="Ubuntu"/>
+                <w:sz w:val="21"/>
+                <w:szCs w:val="21"/>
+              </w:rPr>
+              <w:t xml:space="preserve">Grilla de captura</w:t>
+            </w:r>
+          </w:p>
+        </w:tc>
+        <w:tc>
+          <w:tcPr>
+            <w:tcW w:w="4838" w:type="dxa"/>
+            <w:tcMar>
+              <w:top w:w="80" w:type="dxa"/>
+              <w:left w:w="120" w:type="dxa"/>
+              <w:bottom w:w="80" w:type="dxa"/>
+              <w:right w:w="120" w:type="dxa"/>
+            </w:tcMar>
+            <w:vAlign w:val="center"/>
+          </w:tcPr>
+          <w:p>
+            <w:pPr>
+              <w:spacing w:after="0"/>
+              <w:jc w:val="both"/>
+            </w:pPr>
+            <w:r>
+              <w:rPr>
+                <w:rFonts w:ascii="Ubuntu" w:hAnsi="Ubuntu" w:cs="Ubuntu"/>
+                <w:sz w:val="21"/>
+                <w:szCs w:val="21"/>
+              </w:rPr>
+              <w:t xml:space="preserve">Filas por cuenta y centro de costo, columnas por mes; celdas editables en amarillo, totales calculados.</w:t>
+            </w:r>
+          </w:p>
+        </w:tc>
+        <w:tc>
+          <w:tcPr>
+            <w:tcW w:w="1800" w:type="dxa"/>
+            <w:tcMar>
+              <w:top w:w="80" w:type="dxa"/>
+              <w:left w:w="120" w:type="dxa"/>
+              <w:bottom w:w="80" w:type="dxa"/>
+              <w:right w:w="120" w:type="dxa"/>
+            </w:tcMar>
+            <w:vAlign w:val="center"/>
+          </w:tcPr>
+          <w:p>
+            <w:pPr>
+              <w:spacing w:after="0"/>
+              <w:jc w:val="both"/>
+            </w:pPr>
+            <w:r>
+              <w:rPr>
+                <w:rFonts w:ascii="Ubuntu" w:hAnsi="Ubuntu" w:cs="Ubuntu"/>
+                <w:sz w:val="21"/>
+                <w:szCs w:val="21"/>
+              </w:rPr>
+              <w:t xml:space="preserve">RF-28</w:t>
+            </w:r>
+          </w:p>
+        </w:tc>
+      </w:tr>
+      <w:tr>
+        <w:tc>
+          <w:tcPr>
+            <w:tcW w:w="2200" w:type="dxa"/>
+            <w:tcMar>
+              <w:top w:w="80" w:type="dxa"/>
+              <w:left w:w="120" w:type="dxa"/>
+              <w:bottom w:w="80" w:type="dxa"/>
+              <w:right w:w="120" w:type="dxa"/>
+            </w:tcMar>
+            <w:vAlign w:val="center"/>
+          </w:tcPr>
+          <w:p>
+            <w:pPr>
+              <w:spacing w:after="0"/>
+              <w:jc w:val="both"/>
+            </w:pPr>
+            <w:r>
+              <w:rPr>
+                <w:rFonts w:ascii="Ubuntu" w:hAnsi="Ubuntu" w:cs="Ubuntu"/>
+                <w:sz w:val="21"/>
+                <w:szCs w:val="21"/>
+              </w:rPr>
+              <w:t xml:space="preserve">Guardar datos</w:t>
+            </w:r>
+          </w:p>
+        </w:tc>
+        <w:tc>
+          <w:tcPr>
+            <w:tcW w:w="4838" w:type="dxa"/>
+            <w:tcMar>
+              <w:top w:w="80" w:type="dxa"/>
+              <w:left w:w="120" w:type="dxa"/>
+              <w:bottom w:w="80" w:type="dxa"/>
+              <w:right w:w="120" w:type="dxa"/>
+            </w:tcMar>
+            <w:vAlign w:val="center"/>
+          </w:tcPr>
+          <w:p>
+            <w:pPr>
+              <w:spacing w:after="0"/>
+              <w:jc w:val="both"/>
+            </w:pPr>
+            <w:r>
+              <w:rPr>
+                <w:rFonts w:ascii="Ubuntu" w:hAnsi="Ubuntu" w:cs="Ubuntu"/>
+                <w:sz w:val="21"/>
+                <w:szCs w:val="21"/>
+              </w:rPr>
+              <w:t xml:space="preserve">Guarda en el modelo de planeación de BPC; P01 refleja los valores.</w:t>
+            </w:r>
+          </w:p>
+        </w:tc>
+        <w:tc>
+          <w:tcPr>
+            <w:tcW w:w="1800" w:type="dxa"/>
+            <w:tcMar>
+              <w:top w:w="80" w:type="dxa"/>
+              <w:left w:w="120" w:type="dxa"/>
+              <w:bottom w:w="80" w:type="dxa"/>
+              <w:right w:w="120" w:type="dxa"/>
+            </w:tcMar>
+            <w:vAlign w:val="center"/>
+          </w:tcPr>
+          <w:p>
+            <w:pPr>
+              <w:spacing w:after="0"/>
+              <w:jc w:val="both"/>
+            </w:pPr>
+            <w:r>
+              <w:rPr>
+                <w:rFonts w:ascii="Ubuntu" w:hAnsi="Ubuntu" w:cs="Ubuntu"/>
+                <w:sz w:val="21"/>
+                <w:szCs w:val="21"/>
+              </w:rPr>
+              <w:t xml:space="preserve">RF-28, RN-08</w:t>
+            </w:r>
+          </w:p>
+        </w:tc>
+      </w:tr>
+    </w:tbl>
+    <w:p>
+      <w:pPr>
+        <w:spacing w:after="0"/>
+      </w:pPr>
+    </w:p>
+    <w:p>
+      <w:pPr>
+        <w:pStyle w:val="Heading3"/>
+        <w:spacing w:before="240" w:after="120"/>
+        <w:jc w:val="left"/>
+      </w:pPr>
+      <w:r>
+        <w:rPr>
+          <w:rFonts w:ascii="Ubuntu" w:hAnsi="Ubuntu" w:cs="Ubuntu"/>
+          <w:b/>
+          <w:bCs/>
+          <w:color w:val="365F91"/>
+          <w:sz w:val="24"/>
+          <w:szCs w:val="24"/>
+        </w:rPr>
+        <w:t xml:space="preserve">Estados</w:t>
+      </w:r>
+    </w:p>
+    <w:p>
+      <w:pPr>
+        <w:pStyle w:val="ListParagraph"/>
+        <w:numPr>
+          <w:ilvl w:val="0"/>
+          <w:numId w:val="1"/>
+        </w:numPr>
+        <w:spacing w:before="0" w:after="80" w:line="288" w:lineRule="auto"/>
+        <w:ind w:left="720" w:hanging="360"/>
+        <w:contextualSpacing/>
+        <w:jc w:val="both"/>
+        <w:rPr>
+          <w:color w:val="000000"/>
+          <w:sz w:val="22"/>
+        </w:rPr>
+      </w:pPr>
+      <w:r>
+        <w:rPr>
+          <w:rFonts w:ascii="Ubuntu" w:hAnsi="Ubuntu" w:cs="Ubuntu"/>
+          <w:sz w:val="22"/>
+          <w:szCs w:val="22"/>
+        </w:rPr>
+        <w:t xml:space="preserve">Normal: grilla con valores.</w:t>
+      </w:r>
+    </w:p>
+    <w:p>
+      <w:pPr>
+        <w:pStyle w:val="ListParagraph"/>
+        <w:numPr>
+          <w:ilvl w:val="0"/>
+          <w:numId w:val="1"/>
+        </w:numPr>
+        <w:spacing w:before="0" w:after="80" w:line="288" w:lineRule="auto"/>
+        <w:ind w:left="720" w:hanging="360"/>
+        <w:contextualSpacing/>
+        <w:jc w:val="both"/>
+        <w:rPr>
+          <w:color w:val="000000"/>
+          <w:sz w:val="22"/>
+        </w:rPr>
+      </w:pPr>
+      <w:r>
+        <w:rPr>
+          <w:rFonts w:ascii="Ubuntu" w:hAnsi="Ubuntu" w:cs="Ubuntu"/>
+          <w:sz w:val="22"/>
+          <w:szCs w:val="22"/>
+        </w:rPr>
+        <w:t xml:space="preserve">Vacío: «Sin presupuesto para esta versión: ingresa los valores».</w:t>
+      </w:r>
+    </w:p>
+    <w:p>
+      <w:pPr>
+        <w:pStyle w:val="ListParagraph"/>
+        <w:numPr>
+          <w:ilvl w:val="0"/>
+          <w:numId w:val="1"/>
+        </w:numPr>
+        <w:spacing w:before="0" w:after="80" w:line="288" w:lineRule="auto"/>
+        <w:ind w:left="720" w:hanging="360"/>
+        <w:contextualSpacing/>
+        <w:jc w:val="both"/>
+        <w:rPr>
+          <w:color w:val="000000"/>
+          <w:sz w:val="22"/>
+        </w:rPr>
+      </w:pPr>
+      <w:r>
+        <w:rPr>
+          <w:rFonts w:ascii="Ubuntu" w:hAnsi="Ubuntu" w:cs="Ubuntu"/>
+          <w:sz w:val="22"/>
+          <w:szCs w:val="22"/>
+        </w:rPr>
+        <w:t xml:space="preserve">Carga: Guardando… en la cinta.</w:t>
+      </w:r>
+    </w:p>
+    <w:p>
+      <w:pPr>
+        <w:pStyle w:val="ListParagraph"/>
+        <w:numPr>
+          <w:ilvl w:val="0"/>
+          <w:numId w:val="1"/>
+        </w:numPr>
+        <w:spacing w:before="0" w:after="80" w:line="288" w:lineRule="auto"/>
+        <w:ind w:left="720" w:hanging="360"/>
+        <w:contextualSpacing/>
+        <w:jc w:val="both"/>
+        <w:rPr>
+          <w:color w:val="000000"/>
+          <w:sz w:val="22"/>
+        </w:rPr>
+      </w:pPr>
+      <w:r>
+        <w:rPr>
+          <w:rFonts w:ascii="Ubuntu" w:hAnsi="Ubuntu" w:cs="Ubuntu"/>
+          <w:sz w:val="22"/>
+          <w:szCs w:val="22"/>
+        </w:rPr>
+        <w:t xml:space="preserve">Error: «No se guardaron N celdas» con las celdas marcadas en rojo.</w:t>
+      </w:r>
+    </w:p>
+    <w:p>
+      <w:pPr>
+        <w:pStyle w:val="Heading3"/>
+        <w:spacing w:before="240" w:after="120"/>
+        <w:jc w:val="left"/>
+      </w:pPr>
+      <w:r>
+        <w:rPr>
+          <w:rFonts w:ascii="Ubuntu" w:hAnsi="Ubuntu" w:cs="Ubuntu"/>
+          <w:b/>
+          <w:bCs/>
+          <w:color w:val="365F91"/>
+          <w:sz w:val="24"/>
+          <w:szCs w:val="24"/>
+        </w:rPr>
+        <w:t xml:space="preserve">Validaciones visibles</w:t>
+      </w:r>
+    </w:p>
+    <w:p>
+      <w:pPr>
+        <w:pStyle w:val="ListParagraph"/>
+        <w:numPr>
+          <w:ilvl w:val="0"/>
+          <w:numId w:val="1"/>
+        </w:numPr>
+        <w:spacing w:before="0" w:after="80" w:line="288" w:lineRule="auto"/>
+        <w:ind w:left="720" w:hanging="360"/>
+        <w:contextualSpacing/>
+        <w:jc w:val="both"/>
+        <w:rPr>
+          <w:color w:val="000000"/>
+          <w:sz w:val="22"/>
+        </w:rPr>
+      </w:pPr>
+      <w:r>
+        <w:rPr>
+          <w:rFonts w:ascii="Ubuntu" w:hAnsi="Ubuntu" w:cs="Ubuntu"/>
+          <w:sz w:val="22"/>
+          <w:szCs w:val="22"/>
+        </w:rPr>
+        <w:t xml:space="preserve">Solo se aceptan números.</w:t>
+      </w:r>
+    </w:p>
+    <w:p>
+      <w:pPr>
+        <w:pStyle w:val="ListParagraph"/>
+        <w:numPr>
+          <w:ilvl w:val="0"/>
+          <w:numId w:val="1"/>
+        </w:numPr>
+        <w:spacing w:before="0" w:after="80" w:line="288" w:lineRule="auto"/>
+        <w:ind w:left="720" w:hanging="360"/>
+        <w:contextualSpacing/>
+        <w:jc w:val="both"/>
+        <w:rPr>
+          <w:color w:val="000000"/>
+          <w:sz w:val="22"/>
+        </w:rPr>
+      </w:pPr>
+      <w:r>
+        <w:rPr>
+          <w:rFonts w:ascii="Ubuntu" w:hAnsi="Ubuntu" w:cs="Ubuntu"/>
+          <w:sz w:val="22"/>
+          <w:szCs w:val="22"/>
+        </w:rPr>
+        <w:t xml:space="preserve">Los totales no se editan.</w:t>
+      </w:r>
+    </w:p>
+    <w:p>
+      <w:pPr>
+        <w:pStyle w:val="ListParagraph"/>
+        <w:numPr>
+          <w:ilvl w:val="0"/>
+          <w:numId w:val="1"/>
+        </w:numPr>
+        <w:spacing w:before="0" w:after="80" w:line="288" w:lineRule="auto"/>
+        <w:ind w:left="720" w:hanging="360"/>
+        <w:contextualSpacing/>
+        <w:jc w:val="both"/>
+        <w:rPr>
+          <w:color w:val="000000"/>
+          <w:sz w:val="22"/>
+        </w:rPr>
+      </w:pPr>
+      <w:r>
+        <w:rPr>
+          <w:rFonts w:ascii="Ubuntu" w:hAnsi="Ubuntu" w:cs="Ubuntu"/>
+          <w:sz w:val="22"/>
+          <w:szCs w:val="22"/>
+        </w:rPr>
+        <w:t xml:space="preserve">Se guarda en el modelo de planeación de BPC, no en BW (RN-08).</w:t>
+      </w:r>
+    </w:p>
+    <w:p>
+      <w:pPr>
+        <w:pStyle w:val="Heading3"/>
+        <w:spacing w:before="240" w:after="120"/>
+        <w:jc w:val="left"/>
+      </w:pPr>
+      <w:r>
+        <w:rPr>
+          <w:rFonts w:ascii="Ubuntu" w:hAnsi="Ubuntu" w:cs="Ubuntu"/>
+          <w:b/>
+          <w:bCs/>
+          <w:color w:val="365F91"/>
+          <w:sz w:val="24"/>
+          <w:szCs w:val="24"/>
+        </w:rPr>
+        <w:t xml:space="preserve">Responsive y accesibilidad</w:t>
+      </w:r>
+    </w:p>
+    <w:p>
+      <w:pPr>
+        <w:spacing w:before="0" w:after="120" w:line="288" w:lineRule="auto"/>
+        <w:jc w:val="both"/>
+      </w:pPr>
+      <w:r>
+        <w:rPr>
+          <w:rFonts w:ascii="Ubuntu" w:hAnsi="Ubuntu" w:cs="Ubuntu"/>
+          <w:sz w:val="22"/>
+          <w:szCs w:val="22"/>
+        </w:rPr>
         <w:t xml:space="preserve">Excel de escritorio; no aplica responsive. Las celdas con error se marcan con color y borde, no solo con color.</w:t>
+      </w:r>
+    </w:p>
+    <w:p>
+      <w:r>
+        <w:br w:type="page"/>
+      </w:r>
+    </w:p>
+    <w:p>
+      <w:pPr>
+        <w:pStyle w:val="Heading2"/>
+        <w:spacing w:before="240" w:after="120"/>
+        <w:jc w:val="left"/>
+      </w:pPr>
+      <w:r>
+        <w:rPr>
+          <w:rFonts w:ascii="Ubuntu" w:hAnsi="Ubuntu" w:cs="Ubuntu"/>
+          <w:b/>
+          <w:bCs/>
+          <w:color w:val="365F91"/>
+          <w:sz w:val="28"/>
+          <w:szCs w:val="28"/>
+        </w:rPr>
+        <w:t xml:space="preserve">6.13 UX-13 Participaciones y métodos</w:t>
+      </w:r>
+    </w:p>
+    <w:p>
+      <w:pPr>
+        <w:spacing w:before="0" w:after="120" w:line="288" w:lineRule="auto"/>
+        <w:jc w:val="both"/>
+      </w:pPr>
+      <w:r>
+        <w:rPr>
+          <w:rFonts w:ascii="Ubuntu" w:hAnsi="Ubuntu" w:cs="Ubuntu"/>
+          <w:b/>
+          <w:bCs/>
+          <w:sz w:val="22"/>
+          <w:szCs w:val="22"/>
+        </w:rPr>
+        <w:t xml:space="preserve">Rol: </w:t>
+      </w:r>
+      <w:r>
+        <w:rPr>
+          <w:rFonts w:ascii="Ubuntu" w:hAnsi="Ubuntu" w:cs="Ubuntu"/>
+          <w:sz w:val="22"/>
+          <w:szCs w:val="22"/>
+        </w:rPr>
+        <w:t xml:space="preserve">Usuario financiero</w:t>
+      </w:r>
+      <w:r>
+        <w:rPr>
+          <w:rFonts w:ascii="Ubuntu" w:hAnsi="Ubuntu" w:cs="Ubuntu"/>
+          <w:b/>
+          <w:bCs/>
+          <w:sz w:val="22"/>
+          <w:szCs w:val="22"/>
+        </w:rPr>
+        <w:t xml:space="preserve"> · RF: </w:t>
+      </w:r>
+      <w:r>
+        <w:rPr>
+          <w:rFonts w:ascii="Ubuntu" w:hAnsi="Ubuntu" w:cs="Ubuntu"/>
+          <w:sz w:val="22"/>
+          <w:szCs w:val="22"/>
+        </w:rPr>
+        <w:t xml:space="preserve">RF-31</w:t>
+      </w:r>
+    </w:p>
+    <w:p>
+      <w:pPr>
+        <w:spacing w:before="120" w:after="120"/>
+        <w:jc w:val="center"/>
+      </w:pPr>
+      <w:r>
+        <w:drawing>
+          <wp:inline distT="0" distB="0" distL="0" distR="0">
+            <wp:extent cx="5580000" cy="3034125"/>
+            <wp:effectExtent l="0" t="0" r="0" b="0"/>
+            <wp:docPr id="1019" name="DiagramaCM19"/>
+            <wp:cNvGraphicFramePr>
+              <a:graphicFrameLocks xmlns:a="http://schemas.openxmlformats.org/drawingml/2006/main" noChangeAspect="1"/>
+            </wp:cNvGraphicFramePr>
+            <a:graphic xmlns:a="http://schemas.openxmlformats.org/drawingml/2006/main">
+              <a:graphicData uri="http://schemas.openxmlformats.org/drawingml/2006/picture">
+                <pic:pic xmlns:pic="http://schemas.openxmlformats.org/drawingml/2006/picture">
+                  <pic:nvPicPr>
+                    <pic:cNvPr id="1019" name="DiagramaCM19"/>
+                    <pic:cNvPicPr/>
+                  </pic:nvPicPr>
+                  <pic:blipFill>
+                    <a:blip r:embed="rIdCMImg19"/>
+                    <a:stretch>
+                      <a:fillRect/>
+                    </a:stretch>
+                  </pic:blipFill>
+                  <pic:spPr>
+                    <a:xfrm>
+                      <a:off x="0" y="0"/>
+                      <a:ext cx="5580000" cy="3034125"/>
+                    </a:xfrm>
+                    <a:prstGeom prst="rect">
+                      <a:avLst/>
+                    </a:prstGeom>
+                  </pic:spPr>
+                </pic:pic>
+              </a:graphicData>
+            </a:graphic>
+          </wp:inline>
+        </w:drawing>
+      </w:r>
+    </w:p>
+    <w:tbl>
+      <w:tblPr>
+        <w:tblW w:w="8838" w:type="dxa"/>
+        <w:jc w:val="center"/>
+        <w:tblBorders>
+          <w:top w:val="single" w:sz="4" w:space="0" w:color="BFBFBF"/>
+          <w:left w:val="single" w:sz="4" w:space="0" w:color="BFBFBF"/>
+          <w:bottom w:val="single" w:sz="4" w:space="0" w:color="BFBFBF"/>
+          <w:right w:val="single" w:sz="4" w:space="0" w:color="BFBFBF"/>
+          <w:insideH w:val="single" w:sz="4" w:space="0" w:color="BFBFBF"/>
+          <w:insideV w:val="single" w:sz="4" w:space="0" w:color="BFBFBF"/>
+        </w:tblBorders>
+        <w:tblLayout w:type="fixed"/>
+        <w:tblLook w:val="04A0"/>
+      </w:tblPr>
+      <w:tblGrid>
+        <w:gridCol w:w="2200"/>
+        <w:gridCol w:w="4838"/>
+        <w:gridCol w:w="1800"/>
+      </w:tblGrid>
+      <w:tr>
+        <w:trPr>
+          <w:tblHeader/>
+        </w:trPr>
+        <w:tc>
+          <w:tcPr>
+            <w:tcW w:w="2200" w:type="dxa"/>
+            <w:shd w:val="clear" w:color="auto" w:fill="144E8C"/>
+            <w:tcMar>
+              <w:top w:w="80" w:type="dxa"/>
+              <w:left w:w="120" w:type="dxa"/>
+              <w:bottom w:w="80" w:type="dxa"/>
+              <w:right w:w="120" w:type="dxa"/>
+            </w:tcMar>
+            <w:vAlign w:val="center"/>
+          </w:tcPr>
+          <w:p>
+            <w:pPr>
+              <w:spacing w:after="0"/>
+              <w:jc w:val="center"/>
+            </w:pPr>
+            <w:r>
+              <w:rPr>
+                <w:rFonts w:ascii="Ubuntu" w:hAnsi="Ubuntu" w:cs="Ubuntu"/>
+                <w:b/>
+                <w:bCs/>
+                <w:color w:val="FFFFFF"/>
+                <w:sz w:val="21"/>
+                <w:szCs w:val="21"/>
+              </w:rPr>
+              <w:t xml:space="preserve">Zona / componente</w:t>
+            </w:r>
+          </w:p>
+        </w:tc>
+        <w:tc>
+          <w:tcPr>
+            <w:tcW w:w="4838" w:type="dxa"/>
+            <w:shd w:val="clear" w:color="auto" w:fill="144E8C"/>
+            <w:tcMar>
+              <w:top w:w="80" w:type="dxa"/>
+              <w:left w:w="120" w:type="dxa"/>
+              <w:bottom w:w="80" w:type="dxa"/>
+              <w:right w:w="120" w:type="dxa"/>
+            </w:tcMar>
+            <w:vAlign w:val="center"/>
+          </w:tcPr>
+          <w:p>
+            <w:pPr>
+              <w:spacing w:after="0"/>
+              <w:jc w:val="center"/>
+            </w:pPr>
+            <w:r>
+              <w:rPr>
+                <w:rFonts w:ascii="Ubuntu" w:hAnsi="Ubuntu" w:cs="Ubuntu"/>
+                <w:b/>
+                <w:bCs/>
+                <w:color w:val="FFFFFF"/>
+                <w:sz w:val="21"/>
+                <w:szCs w:val="21"/>
+              </w:rPr>
+              <w:t xml:space="preserve">Comportamiento</w:t>
+            </w:r>
+          </w:p>
+        </w:tc>
+        <w:tc>
+          <w:tcPr>
+            <w:tcW w:w="1800" w:type="dxa"/>
+            <w:shd w:val="clear" w:color="auto" w:fill="144E8C"/>
+            <w:tcMar>
+              <w:top w:w="80" w:type="dxa"/>
+              <w:left w:w="120" w:type="dxa"/>
+              <w:bottom w:w="80" w:type="dxa"/>
+              <w:right w:w="120" w:type="dxa"/>
+            </w:tcMar>
+            <w:vAlign w:val="center"/>
+          </w:tcPr>
+          <w:p>
+            <w:pPr>
+              <w:spacing w:after="0"/>
+              <w:jc w:val="center"/>
+            </w:pPr>
+            <w:r>
+              <w:rPr>
+                <w:rFonts w:ascii="Ubuntu" w:hAnsi="Ubuntu" w:cs="Ubuntu"/>
+                <w:b/>
+                <w:bCs/>
+                <w:color w:val="FFFFFF"/>
+                <w:sz w:val="21"/>
+                <w:szCs w:val="21"/>
+              </w:rPr>
+              <w:t xml:space="preserve">RF / RN</w:t>
+            </w:r>
+          </w:p>
+        </w:tc>
+      </w:tr>
+      <w:tr>
+        <w:tc>
+          <w:tcPr>
+            <w:tcW w:w="2200" w:type="dxa"/>
+            <w:tcMar>
+              <w:top w:w="80" w:type="dxa"/>
+              <w:left w:w="120" w:type="dxa"/>
+              <w:bottom w:w="80" w:type="dxa"/>
+              <w:right w:w="120" w:type="dxa"/>
+            </w:tcMar>
+            <w:vAlign w:val="center"/>
+          </w:tcPr>
+          <w:p>
+            <w:pPr>
+              <w:spacing w:after="0"/>
+              <w:jc w:val="both"/>
+            </w:pPr>
+            <w:r>
+              <w:rPr>
+                <w:rFonts w:ascii="Ubuntu" w:hAnsi="Ubuntu" w:cs="Ubuntu"/>
+                <w:sz w:val="21"/>
+                <w:szCs w:val="21"/>
+              </w:rPr>
+              <w:t xml:space="preserve">Parámetros</w:t>
+            </w:r>
+          </w:p>
+        </w:tc>
+        <w:tc>
+          <w:tcPr>
+            <w:tcW w:w="4838" w:type="dxa"/>
+            <w:tcMar>
+              <w:top w:w="80" w:type="dxa"/>
+              <w:left w:w="120" w:type="dxa"/>
+              <w:bottom w:w="80" w:type="dxa"/>
+              <w:right w:w="120" w:type="dxa"/>
+            </w:tcMar>
+            <w:vAlign w:val="center"/>
+          </w:tcPr>
+          <w:p>
+            <w:pPr>
+              <w:spacing w:after="0"/>
+              <w:jc w:val="both"/>
+            </w:pPr>
+            <w:r>
+              <w:rPr>
+                <w:rFonts w:ascii="Ubuntu" w:hAnsi="Ubuntu" w:cs="Ubuntu"/>
+                <w:sz w:val="21"/>
+                <w:szCs w:val="21"/>
+              </w:rPr>
+              <w:t xml:space="preserve">Grupo y periodo.</w:t>
+            </w:r>
+          </w:p>
+        </w:tc>
+        <w:tc>
+          <w:tcPr>
+            <w:tcW w:w="1800" w:type="dxa"/>
+            <w:tcMar>
+              <w:top w:w="80" w:type="dxa"/>
+              <w:left w:w="120" w:type="dxa"/>
+              <w:bottom w:w="80" w:type="dxa"/>
+              <w:right w:w="120" w:type="dxa"/>
+            </w:tcMar>
+            <w:vAlign w:val="center"/>
+          </w:tcPr>
+          <w:p>
+            <w:pPr>
+              <w:spacing w:after="0"/>
+              <w:jc w:val="both"/>
+            </w:pPr>
+            <w:r>
+              <w:rPr>
+                <w:rFonts w:ascii="Ubuntu" w:hAnsi="Ubuntu" w:cs="Ubuntu"/>
+                <w:sz w:val="21"/>
+                <w:szCs w:val="21"/>
+              </w:rPr>
+              <w:t xml:space="preserve">RF-31</w:t>
+            </w:r>
+          </w:p>
+        </w:tc>
+      </w:tr>
+      <w:tr>
+        <w:tc>
+          <w:tcPr>
+            <w:tcW w:w="2200" w:type="dxa"/>
+            <w:tcMar>
+              <w:top w:w="80" w:type="dxa"/>
+              <w:left w:w="120" w:type="dxa"/>
+              <w:bottom w:w="80" w:type="dxa"/>
+              <w:right w:w="120" w:type="dxa"/>
+            </w:tcMar>
+            <w:vAlign w:val="center"/>
+          </w:tcPr>
+          <w:p>
+            <w:pPr>
+              <w:spacing w:after="0"/>
+              <w:jc w:val="both"/>
+            </w:pPr>
+            <w:r>
+              <w:rPr>
+                <w:rFonts w:ascii="Ubuntu" w:hAnsi="Ubuntu" w:cs="Ubuntu"/>
+                <w:sz w:val="21"/>
+                <w:szCs w:val="21"/>
+              </w:rPr>
+              <w:t xml:space="preserve">Grilla C02</w:t>
+            </w:r>
+          </w:p>
+        </w:tc>
+        <w:tc>
+          <w:tcPr>
+            <w:tcW w:w="4838" w:type="dxa"/>
+            <w:tcMar>
+              <w:top w:w="80" w:type="dxa"/>
+              <w:left w:w="120" w:type="dxa"/>
+              <w:bottom w:w="80" w:type="dxa"/>
+              <w:right w:w="120" w:type="dxa"/>
+            </w:tcMar>
+            <w:vAlign w:val="center"/>
+          </w:tcPr>
+          <w:p>
+            <w:pPr>
+              <w:spacing w:after="0"/>
+              <w:jc w:val="both"/>
+            </w:pPr>
+            <w:r>
+              <w:rPr>
+                <w:rFonts w:ascii="Ubuntu" w:hAnsi="Ubuntu" w:cs="Ubuntu"/>
+                <w:sz w:val="21"/>
+                <w:szCs w:val="21"/>
+              </w:rPr>
+              <w:t xml:space="preserve">Por sociedad: % control, % consolidación, % propiedad (editables) y método (lista: matriz, integración global, participación, fuera del perímetro).</w:t>
+            </w:r>
+          </w:p>
+        </w:tc>
+        <w:tc>
+          <w:tcPr>
+            <w:tcW w:w="1800" w:type="dxa"/>
+            <w:tcMar>
+              <w:top w:w="80" w:type="dxa"/>
+              <w:left w:w="120" w:type="dxa"/>
+              <w:bottom w:w="80" w:type="dxa"/>
+              <w:right w:w="120" w:type="dxa"/>
+            </w:tcMar>
+            <w:vAlign w:val="center"/>
+          </w:tcPr>
+          <w:p>
+            <w:pPr>
+              <w:spacing w:after="0"/>
+              <w:jc w:val="both"/>
+            </w:pPr>
+            <w:r>
+              <w:rPr>
+                <w:rFonts w:ascii="Ubuntu" w:hAnsi="Ubuntu" w:cs="Ubuntu"/>
+                <w:sz w:val="21"/>
+                <w:szCs w:val="21"/>
+              </w:rPr>
+              <w:t xml:space="preserve">RF-31, RN-13</w:t>
+            </w:r>
+          </w:p>
+        </w:tc>
+      </w:tr>
+      <w:tr>
+        <w:tc>
+          <w:tcPr>
+            <w:tcW w:w="2200" w:type="dxa"/>
+            <w:tcMar>
+              <w:top w:w="80" w:type="dxa"/>
+              <w:left w:w="120" w:type="dxa"/>
+              <w:bottom w:w="80" w:type="dxa"/>
+              <w:right w:w="120" w:type="dxa"/>
+            </w:tcMar>
+            <w:vAlign w:val="center"/>
+          </w:tcPr>
+          <w:p>
+            <w:pPr>
+              <w:spacing w:after="0"/>
+              <w:jc w:val="both"/>
+            </w:pPr>
+            <w:r>
+              <w:rPr>
+                <w:rFonts w:ascii="Ubuntu" w:hAnsi="Ubuntu" w:cs="Ubuntu"/>
+                <w:sz w:val="21"/>
+                <w:szCs w:val="21"/>
+              </w:rPr>
+              <w:t xml:space="preserve">Cambio frente al periodo anterior</w:t>
+            </w:r>
+          </w:p>
+        </w:tc>
+        <w:tc>
+          <w:tcPr>
+            <w:tcW w:w="4838" w:type="dxa"/>
+            <w:tcMar>
+              <w:top w:w="80" w:type="dxa"/>
+              <w:left w:w="120" w:type="dxa"/>
+              <w:bottom w:w="80" w:type="dxa"/>
+              <w:right w:w="120" w:type="dxa"/>
+            </w:tcMar>
+            <w:vAlign w:val="center"/>
+          </w:tcPr>
+          <w:p>
+            <w:pPr>
+              <w:spacing w:after="0"/>
+              <w:jc w:val="both"/>
+            </w:pPr>
+            <w:r>
+              <w:rPr>
+                <w:rFonts w:ascii="Ubuntu" w:hAnsi="Ubuntu" w:cs="Ubuntu"/>
+                <w:sz w:val="21"/>
+                <w:szCs w:val="21"/>
+              </w:rPr>
+              <w:t xml:space="preserve">Muestra qué valor cambió y su valor anterior.</w:t>
+            </w:r>
+          </w:p>
+        </w:tc>
+        <w:tc>
+          <w:tcPr>
+            <w:tcW w:w="1800" w:type="dxa"/>
+            <w:tcMar>
+              <w:top w:w="80" w:type="dxa"/>
+              <w:left w:w="120" w:type="dxa"/>
+              <w:bottom w:w="80" w:type="dxa"/>
+              <w:right w:w="120" w:type="dxa"/>
+            </w:tcMar>
+            <w:vAlign w:val="center"/>
+          </w:tcPr>
+          <w:p>
+            <w:pPr>
+              <w:spacing w:after="0"/>
+              <w:jc w:val="both"/>
+            </w:pPr>
+            <w:r>
+              <w:rPr>
+                <w:rFonts w:ascii="Ubuntu" w:hAnsi="Ubuntu" w:cs="Ubuntu"/>
+                <w:sz w:val="21"/>
+                <w:szCs w:val="21"/>
+              </w:rPr>
+              <w:t xml:space="preserve">RN-14, RNF-Aud-02</w:t>
+            </w:r>
+          </w:p>
+        </w:tc>
+      </w:tr>
+      <w:tr>
+        <w:tc>
+          <w:tcPr>
+            <w:tcW w:w="2200" w:type="dxa"/>
+            <w:tcMar>
+              <w:top w:w="80" w:type="dxa"/>
+              <w:left w:w="120" w:type="dxa"/>
+              <w:bottom w:w="80" w:type="dxa"/>
+              <w:right w:w="120" w:type="dxa"/>
+            </w:tcMar>
+            <w:vAlign w:val="center"/>
+          </w:tcPr>
+          <w:p>
+            <w:pPr>
+              <w:spacing w:after="0"/>
+              <w:jc w:val="both"/>
+            </w:pPr>
+            <w:r>
+              <w:rPr>
+                <w:rFonts w:ascii="Ubuntu" w:hAnsi="Ubuntu" w:cs="Ubuntu"/>
+                <w:sz w:val="21"/>
+                <w:szCs w:val="21"/>
+              </w:rPr>
+              <w:t xml:space="preserve">Copiar del periodo anterior / Guardar datos</w:t>
+            </w:r>
+          </w:p>
+        </w:tc>
+        <w:tc>
+          <w:tcPr>
+            <w:tcW w:w="4838" w:type="dxa"/>
+            <w:tcMar>
+              <w:top w:w="80" w:type="dxa"/>
+              <w:left w:w="120" w:type="dxa"/>
+              <w:bottom w:w="80" w:type="dxa"/>
+              <w:right w:w="120" w:type="dxa"/>
+            </w:tcMar>
+            <w:vAlign w:val="center"/>
+          </w:tcPr>
+          <w:p>
+            <w:pPr>
+              <w:spacing w:after="0"/>
+              <w:jc w:val="both"/>
+            </w:pPr>
+            <w:r>
+              <w:rPr>
+                <w:rFonts w:ascii="Ubuntu" w:hAnsi="Ubuntu" w:cs="Ubuntu"/>
+                <w:sz w:val="21"/>
+                <w:szCs w:val="21"/>
+              </w:rPr>
+              <w:t xml:space="preserve">Copia las participaciones del periodo anterior; Guardar escribe en el modelo de propiedad de BPC.</w:t>
+            </w:r>
+          </w:p>
+        </w:tc>
+        <w:tc>
+          <w:tcPr>
+            <w:tcW w:w="1800" w:type="dxa"/>
+            <w:tcMar>
+              <w:top w:w="80" w:type="dxa"/>
+              <w:left w:w="120" w:type="dxa"/>
+              <w:bottom w:w="80" w:type="dxa"/>
+              <w:right w:w="120" w:type="dxa"/>
+            </w:tcMar>
+            <w:vAlign w:val="center"/>
+          </w:tcPr>
+          <w:p>
+            <w:pPr>
+              <w:spacing w:after="0"/>
+              <w:jc w:val="both"/>
+            </w:pPr>
+            <w:r>
+              <w:rPr>
+                <w:rFonts w:ascii="Ubuntu" w:hAnsi="Ubuntu" w:cs="Ubuntu"/>
+                <w:sz w:val="21"/>
+                <w:szCs w:val="21"/>
+              </w:rPr>
+              <w:t xml:space="preserve">RF-31</w:t>
+            </w:r>
+          </w:p>
+        </w:tc>
+      </w:tr>
+    </w:tbl>
+    <w:p>
+      <w:pPr>
+        <w:spacing w:after="0"/>
+      </w:pPr>
+    </w:p>
+    <w:p>
+      <w:pPr>
+        <w:pStyle w:val="Heading3"/>
+        <w:spacing w:before="240" w:after="120"/>
+        <w:jc w:val="left"/>
+      </w:pPr>
+      <w:r>
+        <w:rPr>
+          <w:rFonts w:ascii="Ubuntu" w:hAnsi="Ubuntu" w:cs="Ubuntu"/>
+          <w:b/>
+          <w:bCs/>
+          <w:color w:val="365F91"/>
+          <w:sz w:val="24"/>
+          <w:szCs w:val="24"/>
+        </w:rPr>
+        <w:t xml:space="preserve">Estados</w:t>
+      </w:r>
+    </w:p>
+    <w:p>
+      <w:pPr>
+        <w:pStyle w:val="ListParagraph"/>
+        <w:numPr>
+          <w:ilvl w:val="0"/>
+          <w:numId w:val="1"/>
+        </w:numPr>
+        <w:spacing w:before="0" w:after="80" w:line="288" w:lineRule="auto"/>
+        <w:ind w:left="720" w:hanging="360"/>
+        <w:contextualSpacing/>
+        <w:jc w:val="both"/>
+        <w:rPr>
+          <w:color w:val="000000"/>
+          <w:sz w:val="22"/>
+        </w:rPr>
+      </w:pPr>
+      <w:r>
+        <w:rPr>
+          <w:rFonts w:ascii="Ubuntu" w:hAnsi="Ubuntu" w:cs="Ubuntu"/>
+          <w:sz w:val="22"/>
+          <w:szCs w:val="22"/>
+        </w:rPr>
+        <w:t xml:space="preserve">Normal: grilla con las sociedades del grupo.</w:t>
+      </w:r>
+    </w:p>
+    <w:p>
+      <w:pPr>
+        <w:pStyle w:val="ListParagraph"/>
+        <w:numPr>
+          <w:ilvl w:val="0"/>
+          <w:numId w:val="1"/>
+        </w:numPr>
+        <w:spacing w:before="0" w:after="80" w:line="288" w:lineRule="auto"/>
+        <w:ind w:left="720" w:hanging="360"/>
+        <w:contextualSpacing/>
+        <w:jc w:val="both"/>
+        <w:rPr>
+          <w:color w:val="000000"/>
+          <w:sz w:val="22"/>
+        </w:rPr>
+      </w:pPr>
+      <w:r>
+        <w:rPr>
+          <w:rFonts w:ascii="Ubuntu" w:hAnsi="Ubuntu" w:cs="Ubuntu"/>
+          <w:sz w:val="22"/>
+          <w:szCs w:val="22"/>
+        </w:rPr>
+        <w:t xml:space="preserve">Vacío: «Sin participaciones para este periodo: copia las del periodo anterior o ingrésalas».</w:t>
+      </w:r>
+    </w:p>
+    <w:p>
+      <w:pPr>
+        <w:pStyle w:val="ListParagraph"/>
+        <w:numPr>
+          <w:ilvl w:val="0"/>
+          <w:numId w:val="1"/>
+        </w:numPr>
+        <w:spacing w:before="0" w:after="80" w:line="288" w:lineRule="auto"/>
+        <w:ind w:left="720" w:hanging="360"/>
+        <w:contextualSpacing/>
+        <w:jc w:val="both"/>
+        <w:rPr>
+          <w:color w:val="000000"/>
+          <w:sz w:val="22"/>
+        </w:rPr>
+      </w:pPr>
+      <w:r>
+        <w:rPr>
+          <w:rFonts w:ascii="Ubuntu" w:hAnsi="Ubuntu" w:cs="Ubuntu"/>
+          <w:sz w:val="22"/>
+          <w:szCs w:val="22"/>
+        </w:rPr>
+        <w:t xml:space="preserve">Carga: Guardando… en la cinta.</w:t>
+      </w:r>
+    </w:p>
+    <w:p>
+      <w:pPr>
+        <w:pStyle w:val="ListParagraph"/>
+        <w:numPr>
+          <w:ilvl w:val="0"/>
+          <w:numId w:val="1"/>
+        </w:numPr>
+        <w:spacing w:before="0" w:after="80" w:line="288" w:lineRule="auto"/>
+        <w:ind w:left="720" w:hanging="360"/>
+        <w:contextualSpacing/>
+        <w:jc w:val="both"/>
+        <w:rPr>
+          <w:color w:val="000000"/>
+          <w:sz w:val="22"/>
+        </w:rPr>
+      </w:pPr>
+      <w:r>
+        <w:rPr>
+          <w:rFonts w:ascii="Ubuntu" w:hAnsi="Ubuntu" w:cs="Ubuntu"/>
+          <w:sz w:val="22"/>
+          <w:szCs w:val="22"/>
+        </w:rPr>
+        <w:t xml:space="preserve">Error: «No se guardó la fila 2000. Los porcentajes deben estar entre 0 y 100», con la celda marcada.</w:t>
+      </w:r>
+    </w:p>
+    <w:p>
+      <w:pPr>
+        <w:pStyle w:val="Heading3"/>
+        <w:spacing w:before="240" w:after="120"/>
+        <w:jc w:val="left"/>
+      </w:pPr>
+      <w:r>
+        <w:rPr>
+          <w:rFonts w:ascii="Ubuntu" w:hAnsi="Ubuntu" w:cs="Ubuntu"/>
+          <w:b/>
+          <w:bCs/>
+          <w:color w:val="365F91"/>
+          <w:sz w:val="24"/>
+          <w:szCs w:val="24"/>
+        </w:rPr>
+        <w:t xml:space="preserve">Validaciones visibles</w:t>
+      </w:r>
+    </w:p>
+    <w:p>
+      <w:pPr>
+        <w:pStyle w:val="ListParagraph"/>
+        <w:numPr>
+          <w:ilvl w:val="0"/>
+          <w:numId w:val="1"/>
+        </w:numPr>
+        <w:spacing w:before="0" w:after="80" w:line="288" w:lineRule="auto"/>
+        <w:ind w:left="720" w:hanging="360"/>
+        <w:contextualSpacing/>
+        <w:jc w:val="both"/>
+        <w:rPr>
+          <w:color w:val="000000"/>
+          <w:sz w:val="22"/>
+        </w:rPr>
+      </w:pPr>
+      <w:r>
+        <w:rPr>
+          <w:rFonts w:ascii="Ubuntu" w:hAnsi="Ubuntu" w:cs="Ubuntu"/>
+          <w:sz w:val="22"/>
+          <w:szCs w:val="22"/>
+        </w:rPr>
+        <w:t xml:space="preserve">Porcentajes entre 0 y 100.</w:t>
+      </w:r>
+    </w:p>
+    <w:p>
+      <w:pPr>
+        <w:pStyle w:val="ListParagraph"/>
+        <w:numPr>
+          <w:ilvl w:val="0"/>
+          <w:numId w:val="1"/>
+        </w:numPr>
+        <w:spacing w:before="0" w:after="80" w:line="288" w:lineRule="auto"/>
+        <w:ind w:left="720" w:hanging="360"/>
+        <w:contextualSpacing/>
+        <w:jc w:val="both"/>
+        <w:rPr>
+          <w:color w:val="000000"/>
+          <w:sz w:val="22"/>
+        </w:rPr>
+      </w:pPr>
+      <w:r>
+        <w:rPr>
+          <w:rFonts w:ascii="Ubuntu" w:hAnsi="Ubuntu" w:cs="Ubuntu"/>
+          <w:sz w:val="22"/>
+          <w:szCs w:val="22"/>
+        </w:rPr>
+        <w:t xml:space="preserve">Método obligatorio por sociedad (RN-13).</w:t>
+      </w:r>
+    </w:p>
+    <w:p>
+      <w:pPr>
+        <w:pStyle w:val="ListParagraph"/>
+        <w:numPr>
+          <w:ilvl w:val="0"/>
+          <w:numId w:val="1"/>
+        </w:numPr>
+        <w:spacing w:before="0" w:after="80" w:line="288" w:lineRule="auto"/>
+        <w:ind w:left="720" w:hanging="360"/>
+        <w:contextualSpacing/>
+        <w:jc w:val="both"/>
+        <w:rPr>
+          <w:color w:val="000000"/>
+          <w:sz w:val="22"/>
+        </w:rPr>
+      </w:pPr>
+      <w:r>
+        <w:rPr>
+          <w:rFonts w:ascii="Ubuntu" w:hAnsi="Ubuntu" w:cs="Ubuntu"/>
+          <w:sz w:val="22"/>
+          <w:szCs w:val="22"/>
+        </w:rPr>
+        <w:t xml:space="preserve">Un cambio aplica desde el periodo elegido y no altera los anteriores (RN-14).</w:t>
+      </w:r>
+    </w:p>
+    <w:p>
+      <w:pPr>
+        <w:pStyle w:val="ListParagraph"/>
+        <w:numPr>
+          <w:ilvl w:val="0"/>
+          <w:numId w:val="1"/>
+        </w:numPr>
+        <w:spacing w:before="0" w:after="80" w:line="288" w:lineRule="auto"/>
+        <w:ind w:left="720" w:hanging="360"/>
+        <w:contextualSpacing/>
+        <w:jc w:val="both"/>
+        <w:rPr>
+          <w:color w:val="000000"/>
+          <w:sz w:val="22"/>
+        </w:rPr>
+      </w:pPr>
+      <w:r>
+        <w:rPr>
+          <w:rFonts w:ascii="Ubuntu" w:hAnsi="Ubuntu" w:cs="Ubuntu"/>
+          <w:sz w:val="22"/>
+          <w:szCs w:val="22"/>
+        </w:rPr>
+        <w:t xml:space="preserve">Cada cambio queda registrado con usuario, fecha, valor anterior y nuevo (RNF-Aud-02).</w:t>
+      </w:r>
+    </w:p>
+    <w:p>
+      <w:pPr>
+        <w:pStyle w:val="Heading3"/>
+        <w:spacing w:before="240" w:after="120"/>
+        <w:jc w:val="left"/>
+      </w:pPr>
+      <w:r>
+        <w:rPr>
+          <w:rFonts w:ascii="Ubuntu" w:hAnsi="Ubuntu" w:cs="Ubuntu"/>
+          <w:b/>
+          <w:bCs/>
+          <w:color w:val="365F91"/>
+          <w:sz w:val="24"/>
+          <w:szCs w:val="24"/>
+        </w:rPr>
+        <w:t xml:space="preserve">Responsive y accesibilidad</w:t>
+      </w:r>
+    </w:p>
+    <w:p>
+      <w:pPr>
+        <w:spacing w:before="0" w:after="120" w:line="288" w:lineRule="auto"/>
+        <w:jc w:val="both"/>
+      </w:pPr>
+      <w:r>
+        <w:rPr>
+          <w:rFonts w:ascii="Ubuntu" w:hAnsi="Ubuntu" w:cs="Ubuntu"/>
+          <w:sz w:val="22"/>
+          <w:szCs w:val="22"/>
+        </w:rPr>
+        <w:t xml:space="preserve">Excel de escritorio; no aplica responsive. Las celdas con error se marcan con color y borde.</w:t>
+      </w:r>
+    </w:p>
+    <w:p>
+      <w:r>
+        <w:br w:type="page"/>
+      </w:r>
+    </w:p>
+    <w:p>
+      <w:pPr>
+        <w:pStyle w:val="Heading2"/>
+        <w:spacing w:before="240" w:after="120"/>
+        <w:jc w:val="left"/>
+      </w:pPr>
+      <w:r>
+        <w:rPr>
+          <w:rFonts w:ascii="Ubuntu" w:hAnsi="Ubuntu" w:cs="Ubuntu"/>
+          <w:b/>
+          <w:bCs/>
+          <w:color w:val="365F91"/>
+          <w:sz w:val="28"/>
+          <w:szCs w:val="28"/>
+        </w:rPr>
+        <w:t xml:space="preserve">6.14 UX-14 Asientos de ajuste</w:t>
+      </w:r>
+    </w:p>
+    <w:p>
+      <w:pPr>
+        <w:spacing w:before="0" w:after="120" w:line="288" w:lineRule="auto"/>
+        <w:jc w:val="both"/>
+      </w:pPr>
+      <w:r>
+        <w:rPr>
+          <w:rFonts w:ascii="Ubuntu" w:hAnsi="Ubuntu" w:cs="Ubuntu"/>
+          <w:b/>
+          <w:bCs/>
+          <w:sz w:val="22"/>
+          <w:szCs w:val="22"/>
+        </w:rPr>
+        <w:t xml:space="preserve">Rol: </w:t>
+      </w:r>
+      <w:r>
+        <w:rPr>
+          <w:rFonts w:ascii="Ubuntu" w:hAnsi="Ubuntu" w:cs="Ubuntu"/>
+          <w:sz w:val="22"/>
+          <w:szCs w:val="22"/>
+        </w:rPr>
+        <w:t xml:space="preserve">Usuario financiero</w:t>
+      </w:r>
+      <w:r>
+        <w:rPr>
+          <w:rFonts w:ascii="Ubuntu" w:hAnsi="Ubuntu" w:cs="Ubuntu"/>
+          <w:b/>
+          <w:bCs/>
+          <w:sz w:val="22"/>
+          <w:szCs w:val="22"/>
+        </w:rPr>
+        <w:t xml:space="preserve"> · RF: </w:t>
+      </w:r>
+      <w:r>
+        <w:rPr>
+          <w:rFonts w:ascii="Ubuntu" w:hAnsi="Ubuntu" w:cs="Ubuntu"/>
+          <w:sz w:val="22"/>
+          <w:szCs w:val="22"/>
+        </w:rPr>
+        <w:t xml:space="preserve">RF-35</w:t>
+      </w:r>
+    </w:p>
+    <w:p>
+      <w:pPr>
+        <w:spacing w:before="120" w:after="120"/>
+        <w:jc w:val="center"/>
+      </w:pPr>
+      <w:r>
+        <w:drawing>
+          <wp:inline distT="0" distB="0" distL="0" distR="0">
+            <wp:extent cx="5580000" cy="3034125"/>
+            <wp:effectExtent l="0" t="0" r="0" b="0"/>
+            <wp:docPr id="1020" name="DiagramaCM20"/>
+            <wp:cNvGraphicFramePr>
+              <a:graphicFrameLocks xmlns:a="http://schemas.openxmlformats.org/drawingml/2006/main" noChangeAspect="1"/>
+            </wp:cNvGraphicFramePr>
+            <a:graphic xmlns:a="http://schemas.openxmlformats.org/drawingml/2006/main">
+              <a:graphicData uri="http://schemas.openxmlformats.org/drawingml/2006/picture">
+                <pic:pic xmlns:pic="http://schemas.openxmlformats.org/drawingml/2006/picture">
+                  <pic:nvPicPr>
+                    <pic:cNvPr id="1020" name="DiagramaCM20"/>
+                    <pic:cNvPicPr/>
+                  </pic:nvPicPr>
+                  <pic:blipFill>
+                    <a:blip r:embed="rIdCMImg20"/>
+                    <a:stretch>
+                      <a:fillRect/>
+                    </a:stretch>
+                  </pic:blipFill>
+                  <pic:spPr>
+                    <a:xfrm>
+                      <a:off x="0" y="0"/>
+                      <a:ext cx="5580000" cy="3034125"/>
+                    </a:xfrm>
+                    <a:prstGeom prst="rect">
+                      <a:avLst/>
+                    </a:prstGeom>
+                  </pic:spPr>
+                </pic:pic>
+              </a:graphicData>
+            </a:graphic>
+          </wp:inline>
+        </w:drawing>
+      </w:r>
+    </w:p>
+    <w:tbl>
+      <w:tblPr>
+        <w:tblW w:w="8838" w:type="dxa"/>
+        <w:jc w:val="center"/>
+        <w:tblBorders>
+          <w:top w:val="single" w:sz="4" w:space="0" w:color="BFBFBF"/>
+          <w:left w:val="single" w:sz="4" w:space="0" w:color="BFBFBF"/>
+          <w:bottom w:val="single" w:sz="4" w:space="0" w:color="BFBFBF"/>
+          <w:right w:val="single" w:sz="4" w:space="0" w:color="BFBFBF"/>
+          <w:insideH w:val="single" w:sz="4" w:space="0" w:color="BFBFBF"/>
+          <w:insideV w:val="single" w:sz="4" w:space="0" w:color="BFBFBF"/>
+        </w:tblBorders>
+        <w:tblLayout w:type="fixed"/>
+        <w:tblLook w:val="04A0"/>
+      </w:tblPr>
+      <w:tblGrid>
+        <w:gridCol w:w="2200"/>
+        <w:gridCol w:w="4838"/>
+        <w:gridCol w:w="1800"/>
+      </w:tblGrid>
+      <w:tr>
+        <w:trPr>
+          <w:tblHeader/>
+        </w:trPr>
+        <w:tc>
+          <w:tcPr>
+            <w:tcW w:w="2200" w:type="dxa"/>
+            <w:shd w:val="clear" w:color="auto" w:fill="144E8C"/>
+            <w:tcMar>
+              <w:top w:w="80" w:type="dxa"/>
+              <w:left w:w="120" w:type="dxa"/>
+              <w:bottom w:w="80" w:type="dxa"/>
+              <w:right w:w="120" w:type="dxa"/>
+            </w:tcMar>
+            <w:vAlign w:val="center"/>
+          </w:tcPr>
+          <w:p>
+            <w:pPr>
+              <w:spacing w:after="0"/>
+              <w:jc w:val="center"/>
+            </w:pPr>
+            <w:r>
+              <w:rPr>
+                <w:rFonts w:ascii="Ubuntu" w:hAnsi="Ubuntu" w:cs="Ubuntu"/>
+                <w:b/>
+                <w:bCs/>
+                <w:color w:val="FFFFFF"/>
+                <w:sz w:val="21"/>
+                <w:szCs w:val="21"/>
+              </w:rPr>
+              <w:t xml:space="preserve">Zona / componente</w:t>
+            </w:r>
+          </w:p>
+        </w:tc>
+        <w:tc>
+          <w:tcPr>
+            <w:tcW w:w="4838" w:type="dxa"/>
+            <w:shd w:val="clear" w:color="auto" w:fill="144E8C"/>
+            <w:tcMar>
+              <w:top w:w="80" w:type="dxa"/>
+              <w:left w:w="120" w:type="dxa"/>
+              <w:bottom w:w="80" w:type="dxa"/>
+              <w:right w:w="120" w:type="dxa"/>
+            </w:tcMar>
+            <w:vAlign w:val="center"/>
+          </w:tcPr>
+          <w:p>
+            <w:pPr>
+              <w:spacing w:after="0"/>
+              <w:jc w:val="center"/>
+            </w:pPr>
+            <w:r>
+              <w:rPr>
+                <w:rFonts w:ascii="Ubuntu" w:hAnsi="Ubuntu" w:cs="Ubuntu"/>
+                <w:b/>
+                <w:bCs/>
+                <w:color w:val="FFFFFF"/>
+                <w:sz w:val="21"/>
+                <w:szCs w:val="21"/>
+              </w:rPr>
+              <w:t xml:space="preserve">Comportamiento</w:t>
+            </w:r>
+          </w:p>
+        </w:tc>
+        <w:tc>
+          <w:tcPr>
+            <w:tcW w:w="1800" w:type="dxa"/>
+            <w:shd w:val="clear" w:color="auto" w:fill="144E8C"/>
+            <w:tcMar>
+              <w:top w:w="80" w:type="dxa"/>
+              <w:left w:w="120" w:type="dxa"/>
+              <w:bottom w:w="80" w:type="dxa"/>
+              <w:right w:w="120" w:type="dxa"/>
+            </w:tcMar>
+            <w:vAlign w:val="center"/>
+          </w:tcPr>
+          <w:p>
+            <w:pPr>
+              <w:spacing w:after="0"/>
+              <w:jc w:val="center"/>
+            </w:pPr>
+            <w:r>
+              <w:rPr>
+                <w:rFonts w:ascii="Ubuntu" w:hAnsi="Ubuntu" w:cs="Ubuntu"/>
+                <w:b/>
+                <w:bCs/>
+                <w:color w:val="FFFFFF"/>
+                <w:sz w:val="21"/>
+                <w:szCs w:val="21"/>
+              </w:rPr>
+              <w:t xml:space="preserve">RF / RN</w:t>
+            </w:r>
+          </w:p>
+        </w:tc>
+      </w:tr>
+      <w:tr>
+        <w:tc>
+          <w:tcPr>
+            <w:tcW w:w="2200" w:type="dxa"/>
+            <w:tcMar>
+              <w:top w:w="80" w:type="dxa"/>
+              <w:left w:w="120" w:type="dxa"/>
+              <w:bottom w:w="80" w:type="dxa"/>
+              <w:right w:w="120" w:type="dxa"/>
+            </w:tcMar>
+            <w:vAlign w:val="center"/>
+          </w:tcPr>
+          <w:p>
+            <w:pPr>
+              <w:spacing w:after="0"/>
+              <w:jc w:val="both"/>
+            </w:pPr>
+            <w:r>
+              <w:rPr>
+                <w:rFonts w:ascii="Ubuntu" w:hAnsi="Ubuntu" w:cs="Ubuntu"/>
+                <w:sz w:val="21"/>
+                <w:szCs w:val="21"/>
+              </w:rPr>
+              <w:t xml:space="preserve">Encabezado</w:t>
+            </w:r>
+          </w:p>
+        </w:tc>
+        <w:tc>
+          <w:tcPr>
+            <w:tcW w:w="4838" w:type="dxa"/>
+            <w:tcMar>
+              <w:top w:w="80" w:type="dxa"/>
+              <w:left w:w="120" w:type="dxa"/>
+              <w:bottom w:w="80" w:type="dxa"/>
+              <w:right w:w="120" w:type="dxa"/>
+            </w:tcMar>
+            <w:vAlign w:val="center"/>
+          </w:tcPr>
+          <w:p>
+            <w:pPr>
+              <w:spacing w:after="0"/>
+              <w:jc w:val="both"/>
+            </w:pPr>
+            <w:r>
+              <w:rPr>
+                <w:rFonts w:ascii="Ubuntu" w:hAnsi="Ubuntu" w:cs="Ubuntu"/>
+                <w:sz w:val="21"/>
+                <w:szCs w:val="21"/>
+              </w:rPr>
+              <w:t xml:space="preserve">Grupo, periodo y moneda del asiento.</w:t>
+            </w:r>
+          </w:p>
+        </w:tc>
+        <w:tc>
+          <w:tcPr>
+            <w:tcW w:w="1800" w:type="dxa"/>
+            <w:tcMar>
+              <w:top w:w="80" w:type="dxa"/>
+              <w:left w:w="120" w:type="dxa"/>
+              <w:bottom w:w="80" w:type="dxa"/>
+              <w:right w:w="120" w:type="dxa"/>
+            </w:tcMar>
+            <w:vAlign w:val="center"/>
+          </w:tcPr>
+          <w:p>
+            <w:pPr>
+              <w:spacing w:after="0"/>
+              <w:jc w:val="both"/>
+            </w:pPr>
+            <w:r>
+              <w:rPr>
+                <w:rFonts w:ascii="Ubuntu" w:hAnsi="Ubuntu" w:cs="Ubuntu"/>
+                <w:sz w:val="21"/>
+                <w:szCs w:val="21"/>
+              </w:rPr>
+              <w:t xml:space="preserve">RF-35</w:t>
+            </w:r>
+          </w:p>
+        </w:tc>
+      </w:tr>
+      <w:tr>
+        <w:tc>
+          <w:tcPr>
+            <w:tcW w:w="2200" w:type="dxa"/>
+            <w:tcMar>
+              <w:top w:w="80" w:type="dxa"/>
+              <w:left w:w="120" w:type="dxa"/>
+              <w:bottom w:w="80" w:type="dxa"/>
+              <w:right w:w="120" w:type="dxa"/>
+            </w:tcMar>
+            <w:vAlign w:val="center"/>
+          </w:tcPr>
+          <w:p>
+            <w:pPr>
+              <w:spacing w:after="0"/>
+              <w:jc w:val="both"/>
+            </w:pPr>
+            <w:r>
+              <w:rPr>
+                <w:rFonts w:ascii="Ubuntu" w:hAnsi="Ubuntu" w:cs="Ubuntu"/>
+                <w:sz w:val="21"/>
+                <w:szCs w:val="21"/>
+              </w:rPr>
+              <w:t xml:space="preserve">Líneas</w:t>
+            </w:r>
+          </w:p>
+        </w:tc>
+        <w:tc>
+          <w:tcPr>
+            <w:tcW w:w="4838" w:type="dxa"/>
+            <w:tcMar>
+              <w:top w:w="80" w:type="dxa"/>
+              <w:left w:w="120" w:type="dxa"/>
+              <w:bottom w:w="80" w:type="dxa"/>
+              <w:right w:w="120" w:type="dxa"/>
+            </w:tcMar>
+            <w:vAlign w:val="center"/>
+          </w:tcPr>
+          <w:p>
+            <w:pPr>
+              <w:spacing w:after="0"/>
+              <w:jc w:val="both"/>
+            </w:pPr>
+            <w:r>
+              <w:rPr>
+                <w:rFonts w:ascii="Ubuntu" w:hAnsi="Ubuntu" w:cs="Ubuntu"/>
+                <w:sz w:val="21"/>
+                <w:szCs w:val="21"/>
+              </w:rPr>
+              <w:t xml:space="preserve">Sociedad, cuenta, intercompañía, débito, crédito y observación; Agregar línea.</w:t>
+            </w:r>
+          </w:p>
+        </w:tc>
+        <w:tc>
+          <w:tcPr>
+            <w:tcW w:w="1800" w:type="dxa"/>
+            <w:tcMar>
+              <w:top w:w="80" w:type="dxa"/>
+              <w:left w:w="120" w:type="dxa"/>
+              <w:bottom w:w="80" w:type="dxa"/>
+              <w:right w:w="120" w:type="dxa"/>
+            </w:tcMar>
+            <w:vAlign w:val="center"/>
+          </w:tcPr>
+          <w:p>
+            <w:pPr>
+              <w:spacing w:after="0"/>
+              <w:jc w:val="both"/>
+            </w:pPr>
+            <w:r>
+              <w:rPr>
+                <w:rFonts w:ascii="Ubuntu" w:hAnsi="Ubuntu" w:cs="Ubuntu"/>
+                <w:sz w:val="21"/>
+                <w:szCs w:val="21"/>
+              </w:rPr>
+              <w:t xml:space="preserve">RF-35</w:t>
+            </w:r>
+          </w:p>
+        </w:tc>
+      </w:tr>
+      <w:tr>
+        <w:tc>
+          <w:tcPr>
+            <w:tcW w:w="2200" w:type="dxa"/>
+            <w:tcMar>
+              <w:top w:w="80" w:type="dxa"/>
+              <w:left w:w="120" w:type="dxa"/>
+              <w:bottom w:w="80" w:type="dxa"/>
+              <w:right w:w="120" w:type="dxa"/>
+            </w:tcMar>
+            <w:vAlign w:val="center"/>
+          </w:tcPr>
+          <w:p>
+            <w:pPr>
+              <w:spacing w:after="0"/>
+              <w:jc w:val="both"/>
+            </w:pPr>
+            <w:r>
+              <w:rPr>
+                <w:rFonts w:ascii="Ubuntu" w:hAnsi="Ubuntu" w:cs="Ubuntu"/>
+                <w:sz w:val="21"/>
+                <w:szCs w:val="21"/>
+              </w:rPr>
+              <w:t xml:space="preserve">Totales</w:t>
+            </w:r>
+          </w:p>
+        </w:tc>
+        <w:tc>
+          <w:tcPr>
+            <w:tcW w:w="4838" w:type="dxa"/>
+            <w:tcMar>
+              <w:top w:w="80" w:type="dxa"/>
+              <w:left w:w="120" w:type="dxa"/>
+              <w:bottom w:w="80" w:type="dxa"/>
+              <w:right w:w="120" w:type="dxa"/>
+            </w:tcMar>
+            <w:vAlign w:val="center"/>
+          </w:tcPr>
+          <w:p>
+            <w:pPr>
+              <w:spacing w:after="0"/>
+              <w:jc w:val="both"/>
+            </w:pPr>
+            <w:r>
+              <w:rPr>
+                <w:rFonts w:ascii="Ubuntu" w:hAnsi="Ubuntu" w:cs="Ubuntu"/>
+                <w:sz w:val="21"/>
+                <w:szCs w:val="21"/>
+              </w:rPr>
+              <w:t xml:space="preserve">Suma de débitos y créditos e indicador Cuadrado o Descuadrado con la diferencia.</w:t>
+            </w:r>
+          </w:p>
+        </w:tc>
+        <w:tc>
+          <w:tcPr>
+            <w:tcW w:w="1800" w:type="dxa"/>
+            <w:tcMar>
+              <w:top w:w="80" w:type="dxa"/>
+              <w:left w:w="120" w:type="dxa"/>
+              <w:bottom w:w="80" w:type="dxa"/>
+              <w:right w:w="120" w:type="dxa"/>
+            </w:tcMar>
+            <w:vAlign w:val="center"/>
+          </w:tcPr>
+          <w:p>
+            <w:pPr>
+              <w:spacing w:after="0"/>
+              <w:jc w:val="both"/>
+            </w:pPr>
+            <w:r>
+              <w:rPr>
+                <w:rFonts w:ascii="Ubuntu" w:hAnsi="Ubuntu" w:cs="Ubuntu"/>
+                <w:sz w:val="21"/>
+                <w:szCs w:val="21"/>
+              </w:rPr>
+              <w:t xml:space="preserve">RN-15</w:t>
+            </w:r>
+          </w:p>
+        </w:tc>
+      </w:tr>
+      <w:tr>
+        <w:tc>
+          <w:tcPr>
+            <w:tcW w:w="2200" w:type="dxa"/>
+            <w:tcMar>
+              <w:top w:w="80" w:type="dxa"/>
+              <w:left w:w="120" w:type="dxa"/>
+              <w:bottom w:w="80" w:type="dxa"/>
+              <w:right w:w="120" w:type="dxa"/>
+            </w:tcMar>
+            <w:vAlign w:val="center"/>
+          </w:tcPr>
+          <w:p>
+            <w:pPr>
+              <w:spacing w:after="0"/>
+              <w:jc w:val="both"/>
+            </w:pPr>
+            <w:r>
+              <w:rPr>
+                <w:rFonts w:ascii="Ubuntu" w:hAnsi="Ubuntu" w:cs="Ubuntu"/>
+                <w:sz w:val="21"/>
+                <w:szCs w:val="21"/>
+              </w:rPr>
+              <w:t xml:space="preserve">Guardar asiento</w:t>
+            </w:r>
+          </w:p>
+        </w:tc>
+        <w:tc>
+          <w:tcPr>
+            <w:tcW w:w="4838" w:type="dxa"/>
+            <w:tcMar>
+              <w:top w:w="80" w:type="dxa"/>
+              <w:left w:w="120" w:type="dxa"/>
+              <w:bottom w:w="80" w:type="dxa"/>
+              <w:right w:w="120" w:type="dxa"/>
+            </w:tcMar>
+            <w:vAlign w:val="center"/>
+          </w:tcPr>
+          <w:p>
+            <w:pPr>
+              <w:spacing w:after="0"/>
+              <w:jc w:val="both"/>
+            </w:pPr>
+            <w:r>
+              <w:rPr>
+                <w:rFonts w:ascii="Ubuntu" w:hAnsi="Ubuntu" w:cs="Ubuntu"/>
+                <w:sz w:val="21"/>
+                <w:szCs w:val="21"/>
+              </w:rPr>
+              <w:t xml:space="preserve">Habilitado solo si el asiento cuadra.</w:t>
+            </w:r>
+          </w:p>
+        </w:tc>
+        <w:tc>
+          <w:tcPr>
+            <w:tcW w:w="1800" w:type="dxa"/>
+            <w:tcMar>
+              <w:top w:w="80" w:type="dxa"/>
+              <w:left w:w="120" w:type="dxa"/>
+              <w:bottom w:w="80" w:type="dxa"/>
+              <w:right w:w="120" w:type="dxa"/>
+            </w:tcMar>
+            <w:vAlign w:val="center"/>
+          </w:tcPr>
+          <w:p>
+            <w:pPr>
+              <w:spacing w:after="0"/>
+              <w:jc w:val="both"/>
+            </w:pPr>
+            <w:r>
+              <w:rPr>
+                <w:rFonts w:ascii="Ubuntu" w:hAnsi="Ubuntu" w:cs="Ubuntu"/>
+                <w:sz w:val="21"/>
+                <w:szCs w:val="21"/>
+              </w:rPr>
+              <w:t xml:space="preserve">RN-15</w:t>
+            </w:r>
+          </w:p>
+        </w:tc>
+      </w:tr>
+      <w:tr>
+        <w:tc>
+          <w:tcPr>
+            <w:tcW w:w="2200" w:type="dxa"/>
+            <w:tcMar>
+              <w:top w:w="80" w:type="dxa"/>
+              <w:left w:w="120" w:type="dxa"/>
+              <w:bottom w:w="80" w:type="dxa"/>
+              <w:right w:w="120" w:type="dxa"/>
+            </w:tcMar>
+            <w:vAlign w:val="center"/>
+          </w:tcPr>
+          <w:p>
+            <w:pPr>
+              <w:spacing w:after="0"/>
+              <w:jc w:val="both"/>
+            </w:pPr>
+            <w:r>
+              <w:rPr>
+                <w:rFonts w:ascii="Ubuntu" w:hAnsi="Ubuntu" w:cs="Ubuntu"/>
+                <w:sz w:val="21"/>
+                <w:szCs w:val="21"/>
+              </w:rPr>
+              <w:t xml:space="preserve">Asientos del periodo</w:t>
+            </w:r>
+          </w:p>
+        </w:tc>
+        <w:tc>
+          <w:tcPr>
+            <w:tcW w:w="4838" w:type="dxa"/>
+            <w:tcMar>
+              <w:top w:w="80" w:type="dxa"/>
+              <w:left w:w="120" w:type="dxa"/>
+              <w:bottom w:w="80" w:type="dxa"/>
+              <w:right w:w="120" w:type="dxa"/>
+            </w:tcMar>
+            <w:vAlign w:val="center"/>
+          </w:tcPr>
+          <w:p>
+            <w:pPr>
+              <w:spacing w:after="0"/>
+              <w:jc w:val="both"/>
+            </w:pPr>
+            <w:r>
+              <w:rPr>
+                <w:rFonts w:ascii="Ubuntu" w:hAnsi="Ubuntu" w:cs="Ubuntu"/>
+                <w:sz w:val="21"/>
+                <w:szCs w:val="21"/>
+              </w:rPr>
+              <w:t xml:space="preserve">Número, descripción, usuario, fecha, valor y estado.</w:t>
+            </w:r>
+          </w:p>
+        </w:tc>
+        <w:tc>
+          <w:tcPr>
+            <w:tcW w:w="1800" w:type="dxa"/>
+            <w:tcMar>
+              <w:top w:w="80" w:type="dxa"/>
+              <w:left w:w="120" w:type="dxa"/>
+              <w:bottom w:w="80" w:type="dxa"/>
+              <w:right w:w="120" w:type="dxa"/>
+            </w:tcMar>
+            <w:vAlign w:val="center"/>
+          </w:tcPr>
+          <w:p>
+            <w:pPr>
+              <w:spacing w:after="0"/>
+              <w:jc w:val="both"/>
+            </w:pPr>
+            <w:r>
+              <w:rPr>
+                <w:rFonts w:ascii="Ubuntu" w:hAnsi="Ubuntu" w:cs="Ubuntu"/>
+                <w:sz w:val="21"/>
+                <w:szCs w:val="21"/>
+              </w:rPr>
+              <w:t xml:space="preserve">RNF-Aud-02</w:t>
+            </w:r>
+          </w:p>
+        </w:tc>
+      </w:tr>
+    </w:tbl>
+    <w:p>
+      <w:pPr>
+        <w:spacing w:after="0"/>
+      </w:pPr>
+    </w:p>
+    <w:p>
+      <w:pPr>
+        <w:pStyle w:val="Heading3"/>
+        <w:spacing w:before="240" w:after="120"/>
+        <w:jc w:val="left"/>
+      </w:pPr>
+      <w:r>
+        <w:rPr>
+          <w:rFonts w:ascii="Ubuntu" w:hAnsi="Ubuntu" w:cs="Ubuntu"/>
+          <w:b/>
+          <w:bCs/>
+          <w:color w:val="365F91"/>
+          <w:sz w:val="24"/>
+          <w:szCs w:val="24"/>
+        </w:rPr>
+        <w:t xml:space="preserve">Estados</w:t>
+      </w:r>
+    </w:p>
+    <w:p>
+      <w:pPr>
+        <w:pStyle w:val="ListParagraph"/>
+        <w:numPr>
+          <w:ilvl w:val="0"/>
+          <w:numId w:val="1"/>
+        </w:numPr>
+        <w:spacing w:before="0" w:after="80" w:line="288" w:lineRule="auto"/>
+        <w:ind w:left="720" w:hanging="360"/>
+        <w:contextualSpacing/>
+        <w:jc w:val="both"/>
+        <w:rPr>
+          <w:color w:val="000000"/>
+          <w:sz w:val="22"/>
+        </w:rPr>
+      </w:pPr>
+      <w:r>
+        <w:rPr>
+          <w:rFonts w:ascii="Ubuntu" w:hAnsi="Ubuntu" w:cs="Ubuntu"/>
+          <w:sz w:val="22"/>
+          <w:szCs w:val="22"/>
+        </w:rPr>
+        <w:t xml:space="preserve">Normal: asiento cuadrado y lista de asientos del periodo.</w:t>
+      </w:r>
+    </w:p>
+    <w:p>
+      <w:pPr>
+        <w:pStyle w:val="ListParagraph"/>
+        <w:numPr>
+          <w:ilvl w:val="0"/>
+          <w:numId w:val="1"/>
+        </w:numPr>
+        <w:spacing w:before="0" w:after="80" w:line="288" w:lineRule="auto"/>
+        <w:ind w:left="720" w:hanging="360"/>
+        <w:contextualSpacing/>
+        <w:jc w:val="both"/>
+        <w:rPr>
+          <w:color w:val="000000"/>
+          <w:sz w:val="22"/>
+        </w:rPr>
+      </w:pPr>
+      <w:r>
+        <w:rPr>
+          <w:rFonts w:ascii="Ubuntu" w:hAnsi="Ubuntu" w:cs="Ubuntu"/>
+          <w:sz w:val="22"/>
+          <w:szCs w:val="22"/>
+        </w:rPr>
+        <w:t xml:space="preserve">Vacío: «Aún no hay líneas: usa Agregar línea».</w:t>
+      </w:r>
+    </w:p>
+    <w:p>
+      <w:pPr>
+        <w:pStyle w:val="ListParagraph"/>
+        <w:numPr>
+          <w:ilvl w:val="0"/>
+          <w:numId w:val="1"/>
+        </w:numPr>
+        <w:spacing w:before="0" w:after="80" w:line="288" w:lineRule="auto"/>
+        <w:ind w:left="720" w:hanging="360"/>
+        <w:contextualSpacing/>
+        <w:jc w:val="both"/>
+        <w:rPr>
+          <w:color w:val="000000"/>
+          <w:sz w:val="22"/>
+        </w:rPr>
+      </w:pPr>
+      <w:r>
+        <w:rPr>
+          <w:rFonts w:ascii="Ubuntu" w:hAnsi="Ubuntu" w:cs="Ubuntu"/>
+          <w:sz w:val="22"/>
+          <w:szCs w:val="22"/>
+        </w:rPr>
+        <w:t xml:space="preserve">Carga: Guardando… en la cinta.</w:t>
+      </w:r>
+    </w:p>
+    <w:p>
+      <w:pPr>
+        <w:pStyle w:val="ListParagraph"/>
+        <w:numPr>
+          <w:ilvl w:val="0"/>
+          <w:numId w:val="1"/>
+        </w:numPr>
+        <w:spacing w:before="0" w:after="80" w:line="288" w:lineRule="auto"/>
+        <w:ind w:left="720" w:hanging="360"/>
+        <w:contextualSpacing/>
+        <w:jc w:val="both"/>
+        <w:rPr>
+          <w:color w:val="000000"/>
+          <w:sz w:val="22"/>
+        </w:rPr>
+      </w:pPr>
+      <w:r>
+        <w:rPr>
+          <w:rFonts w:ascii="Ubuntu" w:hAnsi="Ubuntu" w:cs="Ubuntu"/>
+          <w:sz w:val="22"/>
+          <w:szCs w:val="22"/>
+        </w:rPr>
+        <w:t xml:space="preserve">Error: «El asiento no cuadra» y aviso si una línea es de una sociedad bloqueada.</w:t>
+      </w:r>
+    </w:p>
+    <w:p>
+      <w:pPr>
+        <w:pStyle w:val="Heading3"/>
+        <w:spacing w:before="240" w:after="120"/>
+        <w:jc w:val="left"/>
+      </w:pPr>
+      <w:r>
+        <w:rPr>
+          <w:rFonts w:ascii="Ubuntu" w:hAnsi="Ubuntu" w:cs="Ubuntu"/>
+          <w:b/>
+          <w:bCs/>
+          <w:color w:val="365F91"/>
+          <w:sz w:val="24"/>
+          <w:szCs w:val="24"/>
+        </w:rPr>
+        <w:t xml:space="preserve">Validaciones visibles</w:t>
+      </w:r>
+    </w:p>
+    <w:p>
+      <w:pPr>
+        <w:pStyle w:val="ListParagraph"/>
+        <w:numPr>
+          <w:ilvl w:val="0"/>
+          <w:numId w:val="1"/>
+        </w:numPr>
+        <w:spacing w:before="0" w:after="80" w:line="288" w:lineRule="auto"/>
+        <w:ind w:left="720" w:hanging="360"/>
+        <w:contextualSpacing/>
+        <w:jc w:val="both"/>
+        <w:rPr>
+          <w:color w:val="000000"/>
+          <w:sz w:val="22"/>
+        </w:rPr>
+      </w:pPr>
+      <w:r>
+        <w:rPr>
+          <w:rFonts w:ascii="Ubuntu" w:hAnsi="Ubuntu" w:cs="Ubuntu"/>
+          <w:sz w:val="22"/>
+          <w:szCs w:val="22"/>
+        </w:rPr>
+        <w:t xml:space="preserve">Débitos iguales a créditos para guardar (RN-15).</w:t>
+      </w:r>
+    </w:p>
+    <w:p>
+      <w:pPr>
+        <w:pStyle w:val="ListParagraph"/>
+        <w:numPr>
+          <w:ilvl w:val="0"/>
+          <w:numId w:val="1"/>
+        </w:numPr>
+        <w:spacing w:before="0" w:after="80" w:line="288" w:lineRule="auto"/>
+        <w:ind w:left="720" w:hanging="360"/>
+        <w:contextualSpacing/>
+        <w:jc w:val="both"/>
+        <w:rPr>
+          <w:color w:val="000000"/>
+          <w:sz w:val="22"/>
+        </w:rPr>
+      </w:pPr>
+      <w:r>
+        <w:rPr>
+          <w:rFonts w:ascii="Ubuntu" w:hAnsi="Ubuntu" w:cs="Ubuntu"/>
+          <w:sz w:val="22"/>
+          <w:szCs w:val="22"/>
+        </w:rPr>
+        <w:t xml:space="preserve">No se aceptan líneas de sociedades bloqueadas en el periodo (RN-17).</w:t>
+      </w:r>
+    </w:p>
+    <w:p>
+      <w:pPr>
+        <w:pStyle w:val="ListParagraph"/>
+        <w:numPr>
+          <w:ilvl w:val="0"/>
+          <w:numId w:val="1"/>
+        </w:numPr>
+        <w:spacing w:before="0" w:after="80" w:line="288" w:lineRule="auto"/>
+        <w:ind w:left="720" w:hanging="360"/>
+        <w:contextualSpacing/>
+        <w:jc w:val="both"/>
+        <w:rPr>
+          <w:color w:val="000000"/>
+          <w:sz w:val="22"/>
+        </w:rPr>
+      </w:pPr>
+      <w:r>
+        <w:rPr>
+          <w:rFonts w:ascii="Ubuntu" w:hAnsi="Ubuntu" w:cs="Ubuntu"/>
+          <w:sz w:val="22"/>
+          <w:szCs w:val="22"/>
+        </w:rPr>
+        <w:t xml:space="preserve">Cada asiento queda con usuario y fecha (RNF-Aud-02).</w:t>
+      </w:r>
+    </w:p>
+    <w:p>
+      <w:pPr>
+        <w:pStyle w:val="Heading3"/>
+        <w:spacing w:before="240" w:after="120"/>
+        <w:jc w:val="left"/>
+      </w:pPr>
+      <w:r>
+        <w:rPr>
+          <w:rFonts w:ascii="Ubuntu" w:hAnsi="Ubuntu" w:cs="Ubuntu"/>
+          <w:b/>
+          <w:bCs/>
+          <w:color w:val="365F91"/>
+          <w:sz w:val="24"/>
+          <w:szCs w:val="24"/>
+        </w:rPr>
+        <w:t xml:space="preserve">Responsive y accesibilidad</w:t>
+      </w:r>
+    </w:p>
+    <w:p>
+      <w:pPr>
+        <w:spacing w:before="0" w:after="120" w:line="288" w:lineRule="auto"/>
+        <w:jc w:val="both"/>
+      </w:pPr>
+      <w:r>
+        <w:rPr>
+          <w:rFonts w:ascii="Ubuntu" w:hAnsi="Ubuntu" w:cs="Ubuntu"/>
+          <w:sz w:val="22"/>
+          <w:szCs w:val="22"/>
+        </w:rPr>
+        <w:t xml:space="preserve">Excel o cliente web de BPC de escritorio; no aplica responsive. El estado Descuadrado usa texto e ícono, no solo color.</w:t>
+      </w:r>
+    </w:p>
+    <w:p>
+      <w:r>
+        <w:br w:type="page"/>
+      </w:r>
+    </w:p>
+    <w:p>
+      <w:pPr>
+        <w:pStyle w:val="Heading2"/>
+        <w:spacing w:before="240" w:after="120"/>
+        <w:jc w:val="left"/>
+      </w:pPr>
+      <w:r>
+        <w:rPr>
+          <w:rFonts w:ascii="Ubuntu" w:hAnsi="Ubuntu" w:cs="Ubuntu"/>
+          <w:b/>
+          <w:bCs/>
+          <w:color w:val="365F91"/>
+          <w:sz w:val="28"/>
+          <w:szCs w:val="28"/>
+        </w:rPr>
+        <w:t xml:space="preserve">6.15 UX-15 Estado del cierre</w:t>
+      </w:r>
+    </w:p>
+    <w:p>
+      <w:pPr>
+        <w:spacing w:before="0" w:after="120" w:line="288" w:lineRule="auto"/>
+        <w:jc w:val="both"/>
+      </w:pPr>
+      <w:r>
+        <w:rPr>
+          <w:rFonts w:ascii="Ubuntu" w:hAnsi="Ubuntu" w:cs="Ubuntu"/>
+          <w:b/>
+          <w:bCs/>
+          <w:sz w:val="22"/>
+          <w:szCs w:val="22"/>
+        </w:rPr>
+        <w:t xml:space="preserve">Rol: </w:t>
+      </w:r>
+      <w:r>
+        <w:rPr>
+          <w:rFonts w:ascii="Ubuntu" w:hAnsi="Ubuntu" w:cs="Ubuntu"/>
+          <w:sz w:val="22"/>
+          <w:szCs w:val="22"/>
+        </w:rPr>
+        <w:t xml:space="preserve">Usuario financiero</w:t>
+      </w:r>
+      <w:r>
+        <w:rPr>
+          <w:rFonts w:ascii="Ubuntu" w:hAnsi="Ubuntu" w:cs="Ubuntu"/>
+          <w:b/>
+          <w:bCs/>
+          <w:sz w:val="22"/>
+          <w:szCs w:val="22"/>
+        </w:rPr>
+        <w:t xml:space="preserve"> · RF: </w:t>
+      </w:r>
+      <w:r>
+        <w:rPr>
+          <w:rFonts w:ascii="Ubuntu" w:hAnsi="Ubuntu" w:cs="Ubuntu"/>
+          <w:sz w:val="22"/>
+          <w:szCs w:val="22"/>
+        </w:rPr>
+        <w:t xml:space="preserve">RF-37, RF-38</w:t>
+      </w:r>
+    </w:p>
+    <w:p>
+      <w:pPr>
+        <w:spacing w:before="120" w:after="120"/>
+        <w:jc w:val="center"/>
+      </w:pPr>
+      <w:r>
+        <w:drawing>
+          <wp:inline distT="0" distB="0" distL="0" distR="0">
+            <wp:extent cx="5580000" cy="3034125"/>
+            <wp:effectExtent l="0" t="0" r="0" b="0"/>
+            <wp:docPr id="1021" name="DiagramaCM21"/>
+            <wp:cNvGraphicFramePr>
+              <a:graphicFrameLocks xmlns:a="http://schemas.openxmlformats.org/drawingml/2006/main" noChangeAspect="1"/>
+            </wp:cNvGraphicFramePr>
+            <a:graphic xmlns:a="http://schemas.openxmlformats.org/drawingml/2006/main">
+              <a:graphicData uri="http://schemas.openxmlformats.org/drawingml/2006/picture">
+                <pic:pic xmlns:pic="http://schemas.openxmlformats.org/drawingml/2006/picture">
+                  <pic:nvPicPr>
+                    <pic:cNvPr id="1021" name="DiagramaCM21"/>
+                    <pic:cNvPicPr/>
+                  </pic:nvPicPr>
+                  <pic:blipFill>
+                    <a:blip r:embed="rIdCMImg21"/>
+                    <a:stretch>
+                      <a:fillRect/>
+                    </a:stretch>
+                  </pic:blipFill>
+                  <pic:spPr>
+                    <a:xfrm>
+                      <a:off x="0" y="0"/>
+                      <a:ext cx="5580000" cy="3034125"/>
+                    </a:xfrm>
+                    <a:prstGeom prst="rect">
+                      <a:avLst/>
+                    </a:prstGeom>
+                  </pic:spPr>
+                </pic:pic>
+              </a:graphicData>
+            </a:graphic>
+          </wp:inline>
+        </w:drawing>
+      </w:r>
+    </w:p>
+    <w:tbl>
+      <w:tblPr>
+        <w:tblW w:w="8838" w:type="dxa"/>
+        <w:jc w:val="center"/>
+        <w:tblBorders>
+          <w:top w:val="single" w:sz="4" w:space="0" w:color="BFBFBF"/>
+          <w:left w:val="single" w:sz="4" w:space="0" w:color="BFBFBF"/>
+          <w:bottom w:val="single" w:sz="4" w:space="0" w:color="BFBFBF"/>
+          <w:right w:val="single" w:sz="4" w:space="0" w:color="BFBFBF"/>
+          <w:insideH w:val="single" w:sz="4" w:space="0" w:color="BFBFBF"/>
+          <w:insideV w:val="single" w:sz="4" w:space="0" w:color="BFBFBF"/>
+        </w:tblBorders>
+        <w:tblLayout w:type="fixed"/>
+        <w:tblLook w:val="04A0"/>
+      </w:tblPr>
+      <w:tblGrid>
+        <w:gridCol w:w="2200"/>
+        <w:gridCol w:w="4838"/>
+        <w:gridCol w:w="1800"/>
+      </w:tblGrid>
+      <w:tr>
+        <w:trPr>
+          <w:tblHeader/>
+        </w:trPr>
+        <w:tc>
+          <w:tcPr>
+            <w:tcW w:w="2200" w:type="dxa"/>
+            <w:shd w:val="clear" w:color="auto" w:fill="144E8C"/>
+            <w:tcMar>
+              <w:top w:w="80" w:type="dxa"/>
+              <w:left w:w="120" w:type="dxa"/>
+              <w:bottom w:w="80" w:type="dxa"/>
+              <w:right w:w="120" w:type="dxa"/>
+            </w:tcMar>
+            <w:vAlign w:val="center"/>
+          </w:tcPr>
+          <w:p>
+            <w:pPr>
+              <w:spacing w:after="0"/>
+              <w:jc w:val="center"/>
+            </w:pPr>
+            <w:r>
+              <w:rPr>
+                <w:rFonts w:ascii="Ubuntu" w:hAnsi="Ubuntu" w:cs="Ubuntu"/>
+                <w:b/>
+                <w:bCs/>
+                <w:color w:val="FFFFFF"/>
+                <w:sz w:val="21"/>
+                <w:szCs w:val="21"/>
+              </w:rPr>
+              <w:t xml:space="preserve">Zona / componente</w:t>
+            </w:r>
+          </w:p>
+        </w:tc>
+        <w:tc>
+          <w:tcPr>
+            <w:tcW w:w="4838" w:type="dxa"/>
+            <w:shd w:val="clear" w:color="auto" w:fill="144E8C"/>
+            <w:tcMar>
+              <w:top w:w="80" w:type="dxa"/>
+              <w:left w:w="120" w:type="dxa"/>
+              <w:bottom w:w="80" w:type="dxa"/>
+              <w:right w:w="120" w:type="dxa"/>
+            </w:tcMar>
+            <w:vAlign w:val="center"/>
+          </w:tcPr>
+          <w:p>
+            <w:pPr>
+              <w:spacing w:after="0"/>
+              <w:jc w:val="center"/>
+            </w:pPr>
+            <w:r>
+              <w:rPr>
+                <w:rFonts w:ascii="Ubuntu" w:hAnsi="Ubuntu" w:cs="Ubuntu"/>
+                <w:b/>
+                <w:bCs/>
+                <w:color w:val="FFFFFF"/>
+                <w:sz w:val="21"/>
+                <w:szCs w:val="21"/>
+              </w:rPr>
+              <w:t xml:space="preserve">Comportamiento</w:t>
+            </w:r>
+          </w:p>
+        </w:tc>
+        <w:tc>
+          <w:tcPr>
+            <w:tcW w:w="1800" w:type="dxa"/>
+            <w:shd w:val="clear" w:color="auto" w:fill="144E8C"/>
+            <w:tcMar>
+              <w:top w:w="80" w:type="dxa"/>
+              <w:left w:w="120" w:type="dxa"/>
+              <w:bottom w:w="80" w:type="dxa"/>
+              <w:right w:w="120" w:type="dxa"/>
+            </w:tcMar>
+            <w:vAlign w:val="center"/>
+          </w:tcPr>
+          <w:p>
+            <w:pPr>
+              <w:spacing w:after="0"/>
+              <w:jc w:val="center"/>
+            </w:pPr>
+            <w:r>
+              <w:rPr>
+                <w:rFonts w:ascii="Ubuntu" w:hAnsi="Ubuntu" w:cs="Ubuntu"/>
+                <w:b/>
+                <w:bCs/>
+                <w:color w:val="FFFFFF"/>
+                <w:sz w:val="21"/>
+                <w:szCs w:val="21"/>
+              </w:rPr>
+              <w:t xml:space="preserve">RF / RN</w:t>
+            </w:r>
+          </w:p>
+        </w:tc>
+      </w:tr>
+      <w:tr>
+        <w:tc>
+          <w:tcPr>
+            <w:tcW w:w="2200" w:type="dxa"/>
+            <w:tcMar>
+              <w:top w:w="80" w:type="dxa"/>
+              <w:left w:w="120" w:type="dxa"/>
+              <w:bottom w:w="80" w:type="dxa"/>
+              <w:right w:w="120" w:type="dxa"/>
+            </w:tcMar>
+            <w:vAlign w:val="center"/>
+          </w:tcPr>
+          <w:p>
+            <w:pPr>
+              <w:spacing w:after="0"/>
+              <w:jc w:val="both"/>
+            </w:pPr>
+            <w:r>
+              <w:rPr>
+                <w:rFonts w:ascii="Ubuntu" w:hAnsi="Ubuntu" w:cs="Ubuntu"/>
+                <w:sz w:val="21"/>
+                <w:szCs w:val="21"/>
+              </w:rPr>
+              <w:t xml:space="preserve">Matriz C04</w:t>
+            </w:r>
+          </w:p>
+        </w:tc>
+        <w:tc>
+          <w:tcPr>
+            <w:tcW w:w="4838" w:type="dxa"/>
+            <w:tcMar>
+              <w:top w:w="80" w:type="dxa"/>
+              <w:left w:w="120" w:type="dxa"/>
+              <w:bottom w:w="80" w:type="dxa"/>
+              <w:right w:w="120" w:type="dxa"/>
+            </w:tcMar>
+            <w:vAlign w:val="center"/>
+          </w:tcPr>
+          <w:p>
+            <w:pPr>
+              <w:spacing w:after="0"/>
+              <w:jc w:val="both"/>
+            </w:pPr>
+            <w:r>
+              <w:rPr>
+                <w:rFonts w:ascii="Ubuntu" w:hAnsi="Ubuntu" w:cs="Ubuntu"/>
+                <w:sz w:val="21"/>
+                <w:szCs w:val="21"/>
+              </w:rPr>
+              <w:t xml:space="preserve">Por sociedad, el estado de cada paso del cierre en orden: carga, cuadre, conciliación intercompañía, conversión, consolidación y reportes.</w:t>
+            </w:r>
+          </w:p>
+        </w:tc>
+        <w:tc>
+          <w:tcPr>
+            <w:tcW w:w="1800" w:type="dxa"/>
+            <w:tcMar>
+              <w:top w:w="80" w:type="dxa"/>
+              <w:left w:w="120" w:type="dxa"/>
+              <w:bottom w:w="80" w:type="dxa"/>
+              <w:right w:w="120" w:type="dxa"/>
+            </w:tcMar>
+            <w:vAlign w:val="center"/>
+          </w:tcPr>
+          <w:p>
+            <w:pPr>
+              <w:spacing w:after="0"/>
+              <w:jc w:val="both"/>
+            </w:pPr>
+            <w:r>
+              <w:rPr>
+                <w:rFonts w:ascii="Ubuntu" w:hAnsi="Ubuntu" w:cs="Ubuntu"/>
+                <w:sz w:val="21"/>
+                <w:szCs w:val="21"/>
+              </w:rPr>
+              <w:t xml:space="preserve">RF-38</w:t>
+            </w:r>
+          </w:p>
+        </w:tc>
+      </w:tr>
+      <w:tr>
+        <w:tc>
+          <w:tcPr>
+            <w:tcW w:w="2200" w:type="dxa"/>
+            <w:tcMar>
+              <w:top w:w="80" w:type="dxa"/>
+              <w:left w:w="120" w:type="dxa"/>
+              <w:bottom w:w="80" w:type="dxa"/>
+              <w:right w:w="120" w:type="dxa"/>
+            </w:tcMar>
+            <w:vAlign w:val="center"/>
+          </w:tcPr>
+          <w:p>
+            <w:pPr>
+              <w:spacing w:after="0"/>
+              <w:jc w:val="both"/>
+            </w:pPr>
+            <w:r>
+              <w:rPr>
+                <w:rFonts w:ascii="Ubuntu" w:hAnsi="Ubuntu" w:cs="Ubuntu"/>
+                <w:sz w:val="21"/>
+                <w:szCs w:val="21"/>
+              </w:rPr>
+              <w:t xml:space="preserve">Paso con error</w:t>
+            </w:r>
+          </w:p>
+        </w:tc>
+        <w:tc>
+          <w:tcPr>
+            <w:tcW w:w="4838" w:type="dxa"/>
+            <w:tcMar>
+              <w:top w:w="80" w:type="dxa"/>
+              <w:left w:w="120" w:type="dxa"/>
+              <w:bottom w:w="80" w:type="dxa"/>
+              <w:right w:w="120" w:type="dxa"/>
+            </w:tcMar>
+            <w:vAlign w:val="center"/>
+          </w:tcPr>
+          <w:p>
+            <w:pPr>
+              <w:spacing w:after="0"/>
+              <w:jc w:val="both"/>
+            </w:pPr>
+            <w:r>
+              <w:rPr>
+                <w:rFonts w:ascii="Ubuntu" w:hAnsi="Ubuntu" w:cs="Ubuntu"/>
+                <w:sz w:val="21"/>
+                <w:szCs w:val="21"/>
+              </w:rPr>
+              <w:t xml:space="preserve">Enlace al reporte que explica la causa (p. ej. C03 para cuadre).</w:t>
+            </w:r>
+          </w:p>
+        </w:tc>
+        <w:tc>
+          <w:tcPr>
+            <w:tcW w:w="1800" w:type="dxa"/>
+            <w:tcMar>
+              <w:top w:w="80" w:type="dxa"/>
+              <w:left w:w="120" w:type="dxa"/>
+              <w:bottom w:w="80" w:type="dxa"/>
+              <w:right w:w="120" w:type="dxa"/>
+            </w:tcMar>
+            <w:vAlign w:val="center"/>
+          </w:tcPr>
+          <w:p>
+            <w:pPr>
+              <w:spacing w:after="0"/>
+              <w:jc w:val="both"/>
+            </w:pPr>
+            <w:r>
+              <w:rPr>
+                <w:rFonts w:ascii="Ubuntu" w:hAnsi="Ubuntu" w:cs="Ubuntu"/>
+                <w:sz w:val="21"/>
+                <w:szCs w:val="21"/>
+              </w:rPr>
+              <w:t xml:space="preserve">RF-38, RF-36</w:t>
+            </w:r>
+          </w:p>
+        </w:tc>
+      </w:tr>
+      <w:tr>
+        <w:tc>
+          <w:tcPr>
+            <w:tcW w:w="2200" w:type="dxa"/>
+            <w:tcMar>
+              <w:top w:w="80" w:type="dxa"/>
+              <w:left w:w="120" w:type="dxa"/>
+              <w:bottom w:w="80" w:type="dxa"/>
+              <w:right w:w="120" w:type="dxa"/>
+            </w:tcMar>
+            <w:vAlign w:val="center"/>
+          </w:tcPr>
+          <w:p>
+            <w:pPr>
+              <w:spacing w:after="0"/>
+              <w:jc w:val="both"/>
+            </w:pPr>
+            <w:r>
+              <w:rPr>
+                <w:rFonts w:ascii="Ubuntu" w:hAnsi="Ubuntu" w:cs="Ubuntu"/>
+                <w:sz w:val="21"/>
+                <w:szCs w:val="21"/>
+              </w:rPr>
+              <w:t xml:space="preserve">Bloquear / Desbloquear</w:t>
+            </w:r>
+          </w:p>
+        </w:tc>
+        <w:tc>
+          <w:tcPr>
+            <w:tcW w:w="4838" w:type="dxa"/>
+            <w:tcMar>
+              <w:top w:w="80" w:type="dxa"/>
+              <w:left w:w="120" w:type="dxa"/>
+              <w:bottom w:w="80" w:type="dxa"/>
+              <w:right w:w="120" w:type="dxa"/>
+            </w:tcMar>
+            <w:vAlign w:val="center"/>
+          </w:tcPr>
+          <w:p>
+            <w:pPr>
+              <w:spacing w:after="0"/>
+              <w:jc w:val="both"/>
+            </w:pPr>
+            <w:r>
+              <w:rPr>
+                <w:rFonts w:ascii="Ubuntu" w:hAnsi="Ubuntu" w:cs="Ubuntu"/>
+                <w:sz w:val="21"/>
+                <w:szCs w:val="21"/>
+              </w:rPr>
+              <w:t xml:space="preserve">Bloquea o desbloquea una sociedad en el periodo sin afectar a las demás.</w:t>
+            </w:r>
+          </w:p>
+        </w:tc>
+        <w:tc>
+          <w:tcPr>
+            <w:tcW w:w="1800" w:type="dxa"/>
+            <w:tcMar>
+              <w:top w:w="80" w:type="dxa"/>
+              <w:left w:w="120" w:type="dxa"/>
+              <w:bottom w:w="80" w:type="dxa"/>
+              <w:right w:w="120" w:type="dxa"/>
+            </w:tcMar>
+            <w:vAlign w:val="center"/>
+          </w:tcPr>
+          <w:p>
+            <w:pPr>
+              <w:spacing w:after="0"/>
+              <w:jc w:val="both"/>
+            </w:pPr>
+            <w:r>
+              <w:rPr>
+                <w:rFonts w:ascii="Ubuntu" w:hAnsi="Ubuntu" w:cs="Ubuntu"/>
+                <w:sz w:val="21"/>
+                <w:szCs w:val="21"/>
+              </w:rPr>
+              <w:t xml:space="preserve">RF-37, RN-17</w:t>
+            </w:r>
+          </w:p>
+        </w:tc>
+      </w:tr>
+      <w:tr>
+        <w:tc>
+          <w:tcPr>
+            <w:tcW w:w="2200" w:type="dxa"/>
+            <w:tcMar>
+              <w:top w:w="80" w:type="dxa"/>
+              <w:left w:w="120" w:type="dxa"/>
+              <w:bottom w:w="80" w:type="dxa"/>
+              <w:right w:w="120" w:type="dxa"/>
+            </w:tcMar>
+            <w:vAlign w:val="center"/>
+          </w:tcPr>
+          <w:p>
+            <w:pPr>
+              <w:spacing w:after="0"/>
+              <w:jc w:val="both"/>
+            </w:pPr>
+            <w:r>
+              <w:rPr>
+                <w:rFonts w:ascii="Ubuntu" w:hAnsi="Ubuntu" w:cs="Ubuntu"/>
+                <w:sz w:val="21"/>
+                <w:szCs w:val="21"/>
+              </w:rPr>
+              <w:t xml:space="preserve">Hojas</w:t>
+            </w:r>
+          </w:p>
+        </w:tc>
+        <w:tc>
+          <w:tcPr>
+            <w:tcW w:w="4838" w:type="dxa"/>
+            <w:tcMar>
+              <w:top w:w="80" w:type="dxa"/>
+              <w:left w:w="120" w:type="dxa"/>
+              <w:bottom w:w="80" w:type="dxa"/>
+              <w:right w:w="120" w:type="dxa"/>
+            </w:tcMar>
+            <w:vAlign w:val="center"/>
+          </w:tcPr>
+          <w:p>
+            <w:pPr>
+              <w:spacing w:after="0"/>
+              <w:jc w:val="both"/>
+            </w:pPr>
+            <w:r>
+              <w:rPr>
+                <w:rFonts w:ascii="Ubuntu" w:hAnsi="Ubuntu" w:cs="Ubuntu"/>
+                <w:sz w:val="21"/>
+                <w:szCs w:val="21"/>
+              </w:rPr>
+              <w:t xml:space="preserve">Acceso a C02 Participaciones (UX-13) y a Asientos (UX-14).</w:t>
+            </w:r>
+          </w:p>
+        </w:tc>
+        <w:tc>
+          <w:tcPr>
+            <w:tcW w:w="1800" w:type="dxa"/>
+            <w:tcMar>
+              <w:top w:w="80" w:type="dxa"/>
+              <w:left w:w="120" w:type="dxa"/>
+              <w:bottom w:w="80" w:type="dxa"/>
+              <w:right w:w="120" w:type="dxa"/>
+            </w:tcMar>
+            <w:vAlign w:val="center"/>
+          </w:tcPr>
+          <w:p>
+            <w:pPr>
+              <w:spacing w:after="0"/>
+              <w:jc w:val="both"/>
+            </w:pPr>
+            <w:r>
+              <w:rPr>
+                <w:rFonts w:ascii="Ubuntu" w:hAnsi="Ubuntu" w:cs="Ubuntu"/>
+                <w:sz w:val="21"/>
+                <w:szCs w:val="21"/>
+              </w:rPr>
+              <w:t xml:space="preserve">RF-38</w:t>
+            </w:r>
+          </w:p>
+        </w:tc>
+      </w:tr>
+    </w:tbl>
+    <w:p>
+      <w:pPr>
+        <w:spacing w:after="0"/>
+      </w:pPr>
+    </w:p>
+    <w:p>
+      <w:pPr>
+        <w:pStyle w:val="Heading3"/>
+        <w:spacing w:before="240" w:after="120"/>
+        <w:jc w:val="left"/>
+      </w:pPr>
+      <w:r>
+        <w:rPr>
+          <w:rFonts w:ascii="Ubuntu" w:hAnsi="Ubuntu" w:cs="Ubuntu"/>
+          <w:b/>
+          <w:bCs/>
+          <w:color w:val="365F91"/>
+          <w:sz w:val="24"/>
+          <w:szCs w:val="24"/>
+        </w:rPr>
+        <w:t xml:space="preserve">Estados</w:t>
+      </w:r>
+    </w:p>
+    <w:p>
+      <w:pPr>
+        <w:pStyle w:val="ListParagraph"/>
+        <w:numPr>
+          <w:ilvl w:val="0"/>
+          <w:numId w:val="1"/>
+        </w:numPr>
+        <w:spacing w:before="0" w:after="80" w:line="288" w:lineRule="auto"/>
+        <w:ind w:left="720" w:hanging="360"/>
+        <w:contextualSpacing/>
+        <w:jc w:val="both"/>
+        <w:rPr>
+          <w:color w:val="000000"/>
+          <w:sz w:val="22"/>
+        </w:rPr>
+      </w:pPr>
+      <w:r>
+        <w:rPr>
+          <w:rFonts w:ascii="Ubuntu" w:hAnsi="Ubuntu" w:cs="Ubuntu"/>
+          <w:sz w:val="22"/>
+          <w:szCs w:val="22"/>
+        </w:rPr>
+        <w:t xml:space="preserve">Normal: matriz con el avance del periodo.</w:t>
+      </w:r>
+    </w:p>
+    <w:p>
+      <w:pPr>
+        <w:pStyle w:val="ListParagraph"/>
+        <w:numPr>
+          <w:ilvl w:val="0"/>
+          <w:numId w:val="1"/>
+        </w:numPr>
+        <w:spacing w:before="0" w:after="80" w:line="288" w:lineRule="auto"/>
+        <w:ind w:left="720" w:hanging="360"/>
+        <w:contextualSpacing/>
+        <w:jc w:val="both"/>
+        <w:rPr>
+          <w:color w:val="000000"/>
+          <w:sz w:val="22"/>
+        </w:rPr>
+      </w:pPr>
+      <w:r>
+        <w:rPr>
+          <w:rFonts w:ascii="Ubuntu" w:hAnsi="Ubuntu" w:cs="Ubuntu"/>
+          <w:sz w:val="22"/>
+          <w:szCs w:val="22"/>
+        </w:rPr>
+        <w:t xml:space="preserve">Vacío: «El cierre de Sep-2026 aún no ha iniciado».</w:t>
+      </w:r>
+    </w:p>
+    <w:p>
+      <w:pPr>
+        <w:pStyle w:val="ListParagraph"/>
+        <w:numPr>
+          <w:ilvl w:val="0"/>
+          <w:numId w:val="1"/>
+        </w:numPr>
+        <w:spacing w:before="0" w:after="80" w:line="288" w:lineRule="auto"/>
+        <w:ind w:left="720" w:hanging="360"/>
+        <w:contextualSpacing/>
+        <w:jc w:val="both"/>
+        <w:rPr>
+          <w:color w:val="000000"/>
+          <w:sz w:val="22"/>
+        </w:rPr>
+      </w:pPr>
+      <w:r>
+        <w:rPr>
+          <w:rFonts w:ascii="Ubuntu" w:hAnsi="Ubuntu" w:cs="Ubuntu"/>
+          <w:sz w:val="22"/>
+          <w:szCs w:val="22"/>
+        </w:rPr>
+        <w:t xml:space="preserve">Carga: «Consultando el estado del cierre…».</w:t>
+      </w:r>
+    </w:p>
+    <w:p>
+      <w:pPr>
+        <w:pStyle w:val="ListParagraph"/>
+        <w:numPr>
+          <w:ilvl w:val="0"/>
+          <w:numId w:val="1"/>
+        </w:numPr>
+        <w:spacing w:before="0" w:after="80" w:line="288" w:lineRule="auto"/>
+        <w:ind w:left="720" w:hanging="360"/>
+        <w:contextualSpacing/>
+        <w:jc w:val="both"/>
+        <w:rPr>
+          <w:color w:val="000000"/>
+          <w:sz w:val="22"/>
+        </w:rPr>
+      </w:pPr>
+      <w:r>
+        <w:rPr>
+          <w:rFonts w:ascii="Ubuntu" w:hAnsi="Ubuntu" w:cs="Ubuntu"/>
+          <w:sz w:val="22"/>
+          <w:szCs w:val="22"/>
+        </w:rPr>
+        <w:t xml:space="preserve">Error: aviso de sociedades que no cuadran, con el paso marcado y el enlace a C03.</w:t>
+      </w:r>
+    </w:p>
+    <w:p>
+      <w:pPr>
+        <w:pStyle w:val="Heading3"/>
+        <w:spacing w:before="240" w:after="120"/>
+        <w:jc w:val="left"/>
+      </w:pPr>
+      <w:r>
+        <w:rPr>
+          <w:rFonts w:ascii="Ubuntu" w:hAnsi="Ubuntu" w:cs="Ubuntu"/>
+          <w:b/>
+          <w:bCs/>
+          <w:color w:val="365F91"/>
+          <w:sz w:val="24"/>
+          <w:szCs w:val="24"/>
+        </w:rPr>
+        <w:t xml:space="preserve">Validaciones visibles</w:t>
+      </w:r>
+    </w:p>
+    <w:p>
+      <w:pPr>
+        <w:pStyle w:val="ListParagraph"/>
+        <w:numPr>
+          <w:ilvl w:val="0"/>
+          <w:numId w:val="1"/>
+        </w:numPr>
+        <w:spacing w:before="0" w:after="80" w:line="288" w:lineRule="auto"/>
+        <w:ind w:left="720" w:hanging="360"/>
+        <w:contextualSpacing/>
+        <w:jc w:val="both"/>
+        <w:rPr>
+          <w:color w:val="000000"/>
+          <w:sz w:val="22"/>
+        </w:rPr>
+      </w:pPr>
+      <w:r>
+        <w:rPr>
+          <w:rFonts w:ascii="Ubuntu" w:hAnsi="Ubuntu" w:cs="Ubuntu"/>
+          <w:sz w:val="22"/>
+          <w:szCs w:val="22"/>
+        </w:rPr>
+        <w:t xml:space="preserve">Una sociedad bloqueada no admite cargas, asientos ni reprocesos del periodo (RN-17).</w:t>
+      </w:r>
+    </w:p>
+    <w:p>
+      <w:pPr>
+        <w:pStyle w:val="ListParagraph"/>
+        <w:numPr>
+          <w:ilvl w:val="0"/>
+          <w:numId w:val="1"/>
+        </w:numPr>
+        <w:spacing w:before="0" w:after="80" w:line="288" w:lineRule="auto"/>
+        <w:ind w:left="720" w:hanging="360"/>
+        <w:contextualSpacing/>
+        <w:jc w:val="both"/>
+        <w:rPr>
+          <w:color w:val="000000"/>
+          <w:sz w:val="22"/>
+        </w:rPr>
+      </w:pPr>
+      <w:r>
+        <w:rPr>
+          <w:rFonts w:ascii="Ubuntu" w:hAnsi="Ubuntu" w:cs="Ubuntu"/>
+          <w:sz w:val="22"/>
+          <w:szCs w:val="22"/>
+        </w:rPr>
+        <w:t xml:space="preserve">Cada bloqueo y desbloqueo queda registrado (RNF-Aud-02).</w:t>
+      </w:r>
+    </w:p>
+    <w:p>
+      <w:pPr>
+        <w:pStyle w:val="Heading3"/>
+        <w:spacing w:before="240" w:after="120"/>
+        <w:jc w:val="left"/>
+      </w:pPr>
+      <w:r>
+        <w:rPr>
+          <w:rFonts w:ascii="Ubuntu" w:hAnsi="Ubuntu" w:cs="Ubuntu"/>
+          <w:b/>
+          <w:bCs/>
+          <w:color w:val="365F91"/>
+          <w:sz w:val="24"/>
+          <w:szCs w:val="24"/>
+        </w:rPr>
+        <w:t xml:space="preserve">Responsive y accesibilidad</w:t>
+      </w:r>
+    </w:p>
+    <w:p>
+      <w:pPr>
+        <w:spacing w:before="0" w:after="120" w:line="288" w:lineRule="auto"/>
+        <w:jc w:val="both"/>
+      </w:pPr>
+      <w:r>
+        <w:rPr>
+          <w:rFonts w:ascii="Ubuntu" w:hAnsi="Ubuntu" w:cs="Ubuntu"/>
+          <w:sz w:val="22"/>
+          <w:szCs w:val="22"/>
+        </w:rPr>
+        <w:t xml:space="preserve">Excel de escritorio; no aplica responsive. Estados con ícono y texto, no solo color.</w:t>
       </w:r>
     </w:p>
     <w:p>
@@ -14034,6 +17407,492 @@
                 <w:szCs w:val="21"/>
               </w:rPr>
               <w:t xml:space="preserve">UX-10</w:t>
+            </w:r>
+          </w:p>
+        </w:tc>
+      </w:tr>
+      <w:tr>
+        <w:tc>
+          <w:tcPr>
+            <w:tcW w:w="3000" w:type="dxa"/>
+            <w:tcMar>
+              <w:top w:w="80" w:type="dxa"/>
+              <w:left w:w="120" w:type="dxa"/>
+              <w:bottom w:w="80" w:type="dxa"/>
+              <w:right w:w="120" w:type="dxa"/>
+            </w:tcMar>
+            <w:vAlign w:val="center"/>
+          </w:tcPr>
+          <w:p>
+            <w:pPr>
+              <w:spacing w:after="0"/>
+              <w:jc w:val="both"/>
+            </w:pPr>
+            <w:r>
+              <w:rPr>
+                <w:rFonts w:ascii="Ubuntu" w:hAnsi="Ubuntu" w:cs="Ubuntu"/>
+                <w:sz w:val="21"/>
+                <w:szCs w:val="21"/>
+              </w:rPr>
+              <w:t xml:space="preserve">RF-31</w:t>
+            </w:r>
+          </w:p>
+        </w:tc>
+        <w:tc>
+          <w:tcPr>
+            <w:tcW w:w="5838" w:type="dxa"/>
+            <w:tcMar>
+              <w:top w:w="80" w:type="dxa"/>
+              <w:left w:w="120" w:type="dxa"/>
+              <w:bottom w:w="80" w:type="dxa"/>
+              <w:right w:w="120" w:type="dxa"/>
+            </w:tcMar>
+            <w:vAlign w:val="center"/>
+          </w:tcPr>
+          <w:p>
+            <w:pPr>
+              <w:spacing w:after="0"/>
+              <w:jc w:val="both"/>
+            </w:pPr>
+            <w:r>
+              <w:rPr>
+                <w:rFonts w:ascii="Ubuntu" w:hAnsi="Ubuntu" w:cs="Ubuntu"/>
+                <w:sz w:val="21"/>
+                <w:szCs w:val="21"/>
+              </w:rPr>
+              <w:t xml:space="preserve">UX-05, UX-08, UX-13</w:t>
+            </w:r>
+          </w:p>
+        </w:tc>
+      </w:tr>
+      <w:tr>
+        <w:tc>
+          <w:tcPr>
+            <w:tcW w:w="3000" w:type="dxa"/>
+            <w:tcMar>
+              <w:top w:w="80" w:type="dxa"/>
+              <w:left w:w="120" w:type="dxa"/>
+              <w:bottom w:w="80" w:type="dxa"/>
+              <w:right w:w="120" w:type="dxa"/>
+            </w:tcMar>
+            <w:vAlign w:val="center"/>
+          </w:tcPr>
+          <w:p>
+            <w:pPr>
+              <w:spacing w:after="0"/>
+              <w:jc w:val="both"/>
+            </w:pPr>
+            <w:r>
+              <w:rPr>
+                <w:rFonts w:ascii="Ubuntu" w:hAnsi="Ubuntu" w:cs="Ubuntu"/>
+                <w:sz w:val="21"/>
+                <w:szCs w:val="21"/>
+              </w:rPr>
+              <w:t xml:space="preserve">RF-32</w:t>
+            </w:r>
+          </w:p>
+        </w:tc>
+        <w:tc>
+          <w:tcPr>
+            <w:tcW w:w="5838" w:type="dxa"/>
+            <w:tcMar>
+              <w:top w:w="80" w:type="dxa"/>
+              <w:left w:w="120" w:type="dxa"/>
+              <w:bottom w:w="80" w:type="dxa"/>
+              <w:right w:w="120" w:type="dxa"/>
+            </w:tcMar>
+            <w:vAlign w:val="center"/>
+          </w:tcPr>
+          <w:p>
+            <w:pPr>
+              <w:spacing w:after="0"/>
+              <w:jc w:val="both"/>
+            </w:pPr>
+            <w:r>
+              <w:rPr>
+                <w:rFonts w:ascii="Ubuntu" w:hAnsi="Ubuntu" w:cs="Ubuntu"/>
+                <w:sz w:val="21"/>
+                <w:szCs w:val="21"/>
+              </w:rPr>
+              <w:t xml:space="preserve">UX-08, UX-09</w:t>
+            </w:r>
+          </w:p>
+        </w:tc>
+      </w:tr>
+      <w:tr>
+        <w:tc>
+          <w:tcPr>
+            <w:tcW w:w="3000" w:type="dxa"/>
+            <w:tcMar>
+              <w:top w:w="80" w:type="dxa"/>
+              <w:left w:w="120" w:type="dxa"/>
+              <w:bottom w:w="80" w:type="dxa"/>
+              <w:right w:w="120" w:type="dxa"/>
+            </w:tcMar>
+            <w:vAlign w:val="center"/>
+          </w:tcPr>
+          <w:p>
+            <w:pPr>
+              <w:spacing w:after="0"/>
+              <w:jc w:val="both"/>
+            </w:pPr>
+            <w:r>
+              <w:rPr>
+                <w:rFonts w:ascii="Ubuntu" w:hAnsi="Ubuntu" w:cs="Ubuntu"/>
+                <w:sz w:val="21"/>
+                <w:szCs w:val="21"/>
+              </w:rPr>
+              <w:t xml:space="preserve">RF-33</w:t>
+            </w:r>
+          </w:p>
+        </w:tc>
+        <w:tc>
+          <w:tcPr>
+            <w:tcW w:w="5838" w:type="dxa"/>
+            <w:tcMar>
+              <w:top w:w="80" w:type="dxa"/>
+              <w:left w:w="120" w:type="dxa"/>
+              <w:bottom w:w="80" w:type="dxa"/>
+              <w:right w:w="120" w:type="dxa"/>
+            </w:tcMar>
+            <w:vAlign w:val="center"/>
+          </w:tcPr>
+          <w:p>
+            <w:pPr>
+              <w:spacing w:after="0"/>
+              <w:jc w:val="both"/>
+            </w:pPr>
+            <w:r>
+              <w:rPr>
+                <w:rFonts w:ascii="Ubuntu" w:hAnsi="Ubuntu" w:cs="Ubuntu"/>
+                <w:sz w:val="21"/>
+                <w:szCs w:val="21"/>
+              </w:rPr>
+              <w:t xml:space="preserve">UX-08, UX-09</w:t>
+            </w:r>
+          </w:p>
+        </w:tc>
+      </w:tr>
+      <w:tr>
+        <w:tc>
+          <w:tcPr>
+            <w:tcW w:w="3000" w:type="dxa"/>
+            <w:tcMar>
+              <w:top w:w="80" w:type="dxa"/>
+              <w:left w:w="120" w:type="dxa"/>
+              <w:bottom w:w="80" w:type="dxa"/>
+              <w:right w:w="120" w:type="dxa"/>
+            </w:tcMar>
+            <w:vAlign w:val="center"/>
+          </w:tcPr>
+          <w:p>
+            <w:pPr>
+              <w:spacing w:after="0"/>
+              <w:jc w:val="both"/>
+            </w:pPr>
+            <w:r>
+              <w:rPr>
+                <w:rFonts w:ascii="Ubuntu" w:hAnsi="Ubuntu" w:cs="Ubuntu"/>
+                <w:sz w:val="21"/>
+                <w:szCs w:val="21"/>
+              </w:rPr>
+              <w:t xml:space="preserve">RF-34</w:t>
+            </w:r>
+          </w:p>
+        </w:tc>
+        <w:tc>
+          <w:tcPr>
+            <w:tcW w:w="5838" w:type="dxa"/>
+            <w:tcMar>
+              <w:top w:w="80" w:type="dxa"/>
+              <w:left w:w="120" w:type="dxa"/>
+              <w:bottom w:w="80" w:type="dxa"/>
+              <w:right w:w="120" w:type="dxa"/>
+            </w:tcMar>
+            <w:vAlign w:val="center"/>
+          </w:tcPr>
+          <w:p>
+            <w:pPr>
+              <w:spacing w:after="0"/>
+              <w:jc w:val="both"/>
+            </w:pPr>
+            <w:r>
+              <w:rPr>
+                <w:rFonts w:ascii="Ubuntu" w:hAnsi="Ubuntu" w:cs="Ubuntu"/>
+                <w:sz w:val="21"/>
+                <w:szCs w:val="21"/>
+              </w:rPr>
+              <w:t xml:space="preserve">UX-10, UX-11</w:t>
+            </w:r>
+          </w:p>
+        </w:tc>
+      </w:tr>
+      <w:tr>
+        <w:tc>
+          <w:tcPr>
+            <w:tcW w:w="3000" w:type="dxa"/>
+            <w:tcMar>
+              <w:top w:w="80" w:type="dxa"/>
+              <w:left w:w="120" w:type="dxa"/>
+              <w:bottom w:w="80" w:type="dxa"/>
+              <w:right w:w="120" w:type="dxa"/>
+            </w:tcMar>
+            <w:vAlign w:val="center"/>
+          </w:tcPr>
+          <w:p>
+            <w:pPr>
+              <w:spacing w:after="0"/>
+              <w:jc w:val="both"/>
+            </w:pPr>
+            <w:r>
+              <w:rPr>
+                <w:rFonts w:ascii="Ubuntu" w:hAnsi="Ubuntu" w:cs="Ubuntu"/>
+                <w:sz w:val="21"/>
+                <w:szCs w:val="21"/>
+              </w:rPr>
+              <w:t xml:space="preserve">RF-35</w:t>
+            </w:r>
+          </w:p>
+        </w:tc>
+        <w:tc>
+          <w:tcPr>
+            <w:tcW w:w="5838" w:type="dxa"/>
+            <w:tcMar>
+              <w:top w:w="80" w:type="dxa"/>
+              <w:left w:w="120" w:type="dxa"/>
+              <w:bottom w:w="80" w:type="dxa"/>
+              <w:right w:w="120" w:type="dxa"/>
+            </w:tcMar>
+            <w:vAlign w:val="center"/>
+          </w:tcPr>
+          <w:p>
+            <w:pPr>
+              <w:spacing w:after="0"/>
+              <w:jc w:val="both"/>
+            </w:pPr>
+            <w:r>
+              <w:rPr>
+                <w:rFonts w:ascii="Ubuntu" w:hAnsi="Ubuntu" w:cs="Ubuntu"/>
+                <w:sz w:val="21"/>
+                <w:szCs w:val="21"/>
+              </w:rPr>
+              <w:t xml:space="preserve">UX-08, UX-14</w:t>
+            </w:r>
+          </w:p>
+        </w:tc>
+      </w:tr>
+      <w:tr>
+        <w:tc>
+          <w:tcPr>
+            <w:tcW w:w="3000" w:type="dxa"/>
+            <w:tcMar>
+              <w:top w:w="80" w:type="dxa"/>
+              <w:left w:w="120" w:type="dxa"/>
+              <w:bottom w:w="80" w:type="dxa"/>
+              <w:right w:w="120" w:type="dxa"/>
+            </w:tcMar>
+            <w:vAlign w:val="center"/>
+          </w:tcPr>
+          <w:p>
+            <w:pPr>
+              <w:spacing w:after="0"/>
+              <w:jc w:val="both"/>
+            </w:pPr>
+            <w:r>
+              <w:rPr>
+                <w:rFonts w:ascii="Ubuntu" w:hAnsi="Ubuntu" w:cs="Ubuntu"/>
+                <w:sz w:val="21"/>
+                <w:szCs w:val="21"/>
+              </w:rPr>
+              <w:t xml:space="preserve">RF-36</w:t>
+            </w:r>
+          </w:p>
+        </w:tc>
+        <w:tc>
+          <w:tcPr>
+            <w:tcW w:w="5838" w:type="dxa"/>
+            <w:tcMar>
+              <w:top w:w="80" w:type="dxa"/>
+              <w:left w:w="120" w:type="dxa"/>
+              <w:bottom w:w="80" w:type="dxa"/>
+              <w:right w:w="120" w:type="dxa"/>
+            </w:tcMar>
+            <w:vAlign w:val="center"/>
+          </w:tcPr>
+          <w:p>
+            <w:pPr>
+              <w:spacing w:after="0"/>
+              <w:jc w:val="both"/>
+            </w:pPr>
+            <w:r>
+              <w:rPr>
+                <w:rFonts w:ascii="Ubuntu" w:hAnsi="Ubuntu" w:cs="Ubuntu"/>
+                <w:sz w:val="21"/>
+                <w:szCs w:val="21"/>
+              </w:rPr>
+              <w:t xml:space="preserve">UX-08, UX-09, UX-11</w:t>
+            </w:r>
+          </w:p>
+        </w:tc>
+      </w:tr>
+      <w:tr>
+        <w:tc>
+          <w:tcPr>
+            <w:tcW w:w="3000" w:type="dxa"/>
+            <w:tcMar>
+              <w:top w:w="80" w:type="dxa"/>
+              <w:left w:w="120" w:type="dxa"/>
+              <w:bottom w:w="80" w:type="dxa"/>
+              <w:right w:w="120" w:type="dxa"/>
+            </w:tcMar>
+            <w:vAlign w:val="center"/>
+          </w:tcPr>
+          <w:p>
+            <w:pPr>
+              <w:spacing w:after="0"/>
+              <w:jc w:val="both"/>
+            </w:pPr>
+            <w:r>
+              <w:rPr>
+                <w:rFonts w:ascii="Ubuntu" w:hAnsi="Ubuntu" w:cs="Ubuntu"/>
+                <w:sz w:val="21"/>
+                <w:szCs w:val="21"/>
+              </w:rPr>
+              <w:t xml:space="preserve">RF-37</w:t>
+            </w:r>
+          </w:p>
+        </w:tc>
+        <w:tc>
+          <w:tcPr>
+            <w:tcW w:w="5838" w:type="dxa"/>
+            <w:tcMar>
+              <w:top w:w="80" w:type="dxa"/>
+              <w:left w:w="120" w:type="dxa"/>
+              <w:bottom w:w="80" w:type="dxa"/>
+              <w:right w:w="120" w:type="dxa"/>
+            </w:tcMar>
+            <w:vAlign w:val="center"/>
+          </w:tcPr>
+          <w:p>
+            <w:pPr>
+              <w:spacing w:after="0"/>
+              <w:jc w:val="both"/>
+            </w:pPr>
+            <w:r>
+              <w:rPr>
+                <w:rFonts w:ascii="Ubuntu" w:hAnsi="Ubuntu" w:cs="Ubuntu"/>
+                <w:sz w:val="21"/>
+                <w:szCs w:val="21"/>
+              </w:rPr>
+              <w:t xml:space="preserve">UX-08, UX-15</w:t>
+            </w:r>
+          </w:p>
+        </w:tc>
+      </w:tr>
+      <w:tr>
+        <w:tc>
+          <w:tcPr>
+            <w:tcW w:w="3000" w:type="dxa"/>
+            <w:tcMar>
+              <w:top w:w="80" w:type="dxa"/>
+              <w:left w:w="120" w:type="dxa"/>
+              <w:bottom w:w="80" w:type="dxa"/>
+              <w:right w:w="120" w:type="dxa"/>
+            </w:tcMar>
+            <w:vAlign w:val="center"/>
+          </w:tcPr>
+          <w:p>
+            <w:pPr>
+              <w:spacing w:after="0"/>
+              <w:jc w:val="both"/>
+            </w:pPr>
+            <w:r>
+              <w:rPr>
+                <w:rFonts w:ascii="Ubuntu" w:hAnsi="Ubuntu" w:cs="Ubuntu"/>
+                <w:sz w:val="21"/>
+                <w:szCs w:val="21"/>
+              </w:rPr>
+              <w:t xml:space="preserve">RF-38</w:t>
+            </w:r>
+          </w:p>
+        </w:tc>
+        <w:tc>
+          <w:tcPr>
+            <w:tcW w:w="5838" w:type="dxa"/>
+            <w:tcMar>
+              <w:top w:w="80" w:type="dxa"/>
+              <w:left w:w="120" w:type="dxa"/>
+              <w:bottom w:w="80" w:type="dxa"/>
+              <w:right w:w="120" w:type="dxa"/>
+            </w:tcMar>
+            <w:vAlign w:val="center"/>
+          </w:tcPr>
+          <w:p>
+            <w:pPr>
+              <w:spacing w:after="0"/>
+              <w:jc w:val="both"/>
+            </w:pPr>
+            <w:r>
+              <w:rPr>
+                <w:rFonts w:ascii="Ubuntu" w:hAnsi="Ubuntu" w:cs="Ubuntu"/>
+                <w:sz w:val="21"/>
+                <w:szCs w:val="21"/>
+              </w:rPr>
+              <w:t xml:space="preserve">UX-08, UX-15</w:t>
+            </w:r>
+          </w:p>
+        </w:tc>
+      </w:tr>
+      <w:tr>
+        <w:tc>
+          <w:tcPr>
+            <w:tcW w:w="3000" w:type="dxa"/>
+            <w:tcMar>
+              <w:top w:w="80" w:type="dxa"/>
+              <w:left w:w="120" w:type="dxa"/>
+              <w:bottom w:w="80" w:type="dxa"/>
+              <w:right w:w="120" w:type="dxa"/>
+            </w:tcMar>
+            <w:vAlign w:val="center"/>
+          </w:tcPr>
+          <w:p>
+            <w:pPr>
+              <w:spacing w:after="0"/>
+              <w:jc w:val="both"/>
+            </w:pPr>
+            <w:r>
+              <w:rPr>
+                <w:rFonts w:ascii="Ubuntu" w:hAnsi="Ubuntu" w:cs="Ubuntu"/>
+                <w:sz w:val="21"/>
+                <w:szCs w:val="21"/>
+              </w:rPr>
+              <w:t xml:space="preserve">RF-39</w:t>
+            </w:r>
+          </w:p>
+        </w:tc>
+        <w:tc>
+          <w:tcPr>
+            <w:tcW w:w="5838" w:type="dxa"/>
+            <w:tcMar>
+              <w:top w:w="80" w:type="dxa"/>
+              <w:left w:w="120" w:type="dxa"/>
+              <w:bottom w:w="80" w:type="dxa"/>
+              <w:right w:w="120" w:type="dxa"/>
+            </w:tcMar>
+            <w:vAlign w:val="center"/>
+          </w:tcPr>
+          <w:p>
+            <w:pPr>
+              <w:spacing w:after="0"/>
+              <w:jc w:val="both"/>
+            </w:pPr>
+            <w:r>
+              <w:rPr>
+                <w:rFonts w:ascii="Ubuntu" w:hAnsi="Ubuntu" w:cs="Ubuntu"/>
+                <w:sz w:val="21"/>
+                <w:szCs w:val="21"/>
+              </w:rPr>
+              <w:t xml:space="preserve">UX-04, UX-08, UX-11, UX-12</w:t>
             </w:r>
           </w:p>
         </w:tc>
@@ -14528,7 +18387,7 @@
           <w:sz w:val="22"/>
           <w:szCs w:val="22"/>
         </w:rPr>
-        <w:t xml:space="preserve">RF sin interfaz: RF-30 (la información de activos fijos y deterioros alimenta R08, R10 y R11 de forma automática; se ve en esos reportes). Los 29 RF con interfaz tienen al menos una pantalla.</w:t>
+        <w:t xml:space="preserve">RF sin interfaz: RF-30 (la información de activos fijos y deterioros alimenta R08, R10 y R11 de forma automática; se ve en esos reportes). Los 38 RF con interfaz tienen al menos una pantalla.</w:t>
       </w:r>
     </w:p>
     <w:p>
@@ -15356,6 +19215,270 @@
                 <w:szCs w:val="21"/>
               </w:rPr>
               <w:t xml:space="preserve">CM Consulting – Arquitectura</w:t>
+            </w:r>
+          </w:p>
+        </w:tc>
+        <w:tc>
+          <w:tcPr>
+            <w:tcW w:w="1200" w:type="dxa"/>
+            <w:tcMar>
+              <w:top w:w="80" w:type="dxa"/>
+              <w:left w:w="120" w:type="dxa"/>
+              <w:bottom w:w="80" w:type="dxa"/>
+              <w:right w:w="120" w:type="dxa"/>
+            </w:tcMar>
+            <w:vAlign w:val="center"/>
+          </w:tcPr>
+          <w:p>
+            <w:pPr>
+              <w:spacing w:after="0"/>
+              <w:jc w:val="both"/>
+            </w:pPr>
+            <w:r>
+              <w:rPr>
+                <w:rFonts w:ascii="Ubuntu" w:hAnsi="Ubuntu" w:cs="Ubuntu"/>
+                <w:sz w:val="21"/>
+                <w:szCs w:val="21"/>
+              </w:rPr>
+              <w:t xml:space="preserve">30-Oct-26</w:t>
+            </w:r>
+          </w:p>
+        </w:tc>
+      </w:tr>
+      <w:tr>
+        <w:tc>
+          <w:tcPr>
+            <w:tcW w:w="500" w:type="dxa"/>
+            <w:tcMar>
+              <w:top w:w="80" w:type="dxa"/>
+              <w:left w:w="120" w:type="dxa"/>
+              <w:bottom w:w="80" w:type="dxa"/>
+              <w:right w:w="120" w:type="dxa"/>
+            </w:tcMar>
+            <w:vAlign w:val="center"/>
+          </w:tcPr>
+          <w:p>
+            <w:pPr>
+              <w:spacing w:after="0"/>
+              <w:jc w:val="both"/>
+            </w:pPr>
+            <w:r>
+              <w:rPr>
+                <w:rFonts w:ascii="Ubuntu" w:hAnsi="Ubuntu" w:cs="Ubuntu"/>
+                <w:sz w:val="21"/>
+                <w:szCs w:val="21"/>
+              </w:rPr>
+              <w:t xml:space="preserve">6</w:t>
+            </w:r>
+          </w:p>
+        </w:tc>
+        <w:tc>
+          <w:tcPr>
+            <w:tcW w:w="4438" w:type="dxa"/>
+            <w:tcMar>
+              <w:top w:w="80" w:type="dxa"/>
+              <w:left w:w="120" w:type="dxa"/>
+              <w:bottom w:w="80" w:type="dxa"/>
+              <w:right w:w="120" w:type="dxa"/>
+            </w:tcMar>
+            <w:vAlign w:val="center"/>
+          </w:tcPr>
+          <w:p>
+            <w:pPr>
+              <w:spacing w:after="0"/>
+              <w:jc w:val="both"/>
+            </w:pPr>
+            <w:r>
+              <w:rPr>
+                <w:rFonts w:ascii="Ubuntu" w:hAnsi="Ubuntu" w:cs="Ubuntu"/>
+                <w:sz w:val="21"/>
+                <w:szCs w:val="21"/>
+              </w:rPr>
+              <w:t xml:space="preserve">UX-14 y UX-15 suponen asientos, bloqueo y flujo de cierre disponibles en la arquitectura B (DAF, pregunta 17).</w:t>
+            </w:r>
+          </w:p>
+        </w:tc>
+        <w:tc>
+          <w:tcPr>
+            <w:tcW w:w="900" w:type="dxa"/>
+            <w:tcMar>
+              <w:top w:w="80" w:type="dxa"/>
+              <w:left w:w="120" w:type="dxa"/>
+              <w:bottom w:w="80" w:type="dxa"/>
+              <w:right w:w="120" w:type="dxa"/>
+            </w:tcMar>
+            <w:vAlign w:val="center"/>
+          </w:tcPr>
+          <w:p>
+            <w:pPr>
+              <w:spacing w:after="0"/>
+              <w:jc w:val="both"/>
+            </w:pPr>
+            <w:r>
+              <w:rPr>
+                <w:rFonts w:ascii="Ubuntu" w:hAnsi="Ubuntu" w:cs="Ubuntu"/>
+                <w:sz w:val="21"/>
+                <w:szCs w:val="21"/>
+              </w:rPr>
+              <w:t xml:space="preserve">No</w:t>
+            </w:r>
+          </w:p>
+        </w:tc>
+        <w:tc>
+          <w:tcPr>
+            <w:tcW w:w="1800" w:type="dxa"/>
+            <w:tcMar>
+              <w:top w:w="80" w:type="dxa"/>
+              <w:left w:w="120" w:type="dxa"/>
+              <w:bottom w:w="80" w:type="dxa"/>
+              <w:right w:w="120" w:type="dxa"/>
+            </w:tcMar>
+            <w:vAlign w:val="center"/>
+          </w:tcPr>
+          <w:p>
+            <w:pPr>
+              <w:spacing w:after="0"/>
+              <w:jc w:val="both"/>
+            </w:pPr>
+            <w:r>
+              <w:rPr>
+                <w:rFonts w:ascii="Ubuntu" w:hAnsi="Ubuntu" w:cs="Ubuntu"/>
+                <w:sz w:val="21"/>
+                <w:szCs w:val="21"/>
+              </w:rPr>
+              <w:t xml:space="preserve">CM Consulting – Arquitectura</w:t>
+            </w:r>
+          </w:p>
+        </w:tc>
+        <w:tc>
+          <w:tcPr>
+            <w:tcW w:w="1200" w:type="dxa"/>
+            <w:tcMar>
+              <w:top w:w="80" w:type="dxa"/>
+              <w:left w:w="120" w:type="dxa"/>
+              <w:bottom w:w="80" w:type="dxa"/>
+              <w:right w:w="120" w:type="dxa"/>
+            </w:tcMar>
+            <w:vAlign w:val="center"/>
+          </w:tcPr>
+          <w:p>
+            <w:pPr>
+              <w:spacing w:after="0"/>
+              <w:jc w:val="both"/>
+            </w:pPr>
+            <w:r>
+              <w:rPr>
+                <w:rFonts w:ascii="Ubuntu" w:hAnsi="Ubuntu" w:cs="Ubuntu"/>
+                <w:sz w:val="21"/>
+                <w:szCs w:val="21"/>
+              </w:rPr>
+              <w:t xml:space="preserve">30-Oct-26</w:t>
+            </w:r>
+          </w:p>
+        </w:tc>
+      </w:tr>
+      <w:tr>
+        <w:tc>
+          <w:tcPr>
+            <w:tcW w:w="500" w:type="dxa"/>
+            <w:tcMar>
+              <w:top w:w="80" w:type="dxa"/>
+              <w:left w:w="120" w:type="dxa"/>
+              <w:bottom w:w="80" w:type="dxa"/>
+              <w:right w:w="120" w:type="dxa"/>
+            </w:tcMar>
+            <w:vAlign w:val="center"/>
+          </w:tcPr>
+          <w:p>
+            <w:pPr>
+              <w:spacing w:after="0"/>
+              <w:jc w:val="both"/>
+            </w:pPr>
+            <w:r>
+              <w:rPr>
+                <w:rFonts w:ascii="Ubuntu" w:hAnsi="Ubuntu" w:cs="Ubuntu"/>
+                <w:sz w:val="21"/>
+                <w:szCs w:val="21"/>
+              </w:rPr>
+              <w:t xml:space="preserve">7</w:t>
+            </w:r>
+          </w:p>
+        </w:tc>
+        <w:tc>
+          <w:tcPr>
+            <w:tcW w:w="4438" w:type="dxa"/>
+            <w:tcMar>
+              <w:top w:w="80" w:type="dxa"/>
+              <w:left w:w="120" w:type="dxa"/>
+              <w:bottom w:w="80" w:type="dxa"/>
+              <w:right w:w="120" w:type="dxa"/>
+            </w:tcMar>
+            <w:vAlign w:val="center"/>
+          </w:tcPr>
+          <w:p>
+            <w:pPr>
+              <w:spacing w:after="0"/>
+              <w:jc w:val="both"/>
+            </w:pPr>
+            <w:r>
+              <w:rPr>
+                <w:rFonts w:ascii="Ubuntu" w:hAnsi="Ubuntu" w:cs="Ubuntu"/>
+                <w:sz w:val="21"/>
+                <w:szCs w:val="21"/>
+              </w:rPr>
+              <w:t xml:space="preserve">Umbral de la conciliación (C01) y tolerancia de cuadre (C03); el prototipo usa valores de ejemplo (DAF, pregunta 14).</w:t>
+            </w:r>
+          </w:p>
+        </w:tc>
+        <w:tc>
+          <w:tcPr>
+            <w:tcW w:w="900" w:type="dxa"/>
+            <w:tcMar>
+              <w:top w:w="80" w:type="dxa"/>
+              <w:left w:w="120" w:type="dxa"/>
+              <w:bottom w:w="80" w:type="dxa"/>
+              <w:right w:w="120" w:type="dxa"/>
+            </w:tcMar>
+            <w:vAlign w:val="center"/>
+          </w:tcPr>
+          <w:p>
+            <w:pPr>
+              <w:spacing w:after="0"/>
+              <w:jc w:val="both"/>
+            </w:pPr>
+            <w:r>
+              <w:rPr>
+                <w:rFonts w:ascii="Ubuntu" w:hAnsi="Ubuntu" w:cs="Ubuntu"/>
+                <w:sz w:val="21"/>
+                <w:szCs w:val="21"/>
+              </w:rPr>
+              <w:t xml:space="preserve">No</w:t>
+            </w:r>
+          </w:p>
+        </w:tc>
+        <w:tc>
+          <w:tcPr>
+            <w:tcW w:w="1800" w:type="dxa"/>
+            <w:tcMar>
+              <w:top w:w="80" w:type="dxa"/>
+              <w:left w:w="120" w:type="dxa"/>
+              <w:bottom w:w="80" w:type="dxa"/>
+              <w:right w:w="120" w:type="dxa"/>
+            </w:tcMar>
+            <w:vAlign w:val="center"/>
+          </w:tcPr>
+          <w:p>
+            <w:pPr>
+              <w:spacing w:after="0"/>
+              <w:jc w:val="both"/>
+            </w:pPr>
+            <w:r>
+              <w:rPr>
+                <w:rFonts w:ascii="Ubuntu" w:hAnsi="Ubuntu" w:cs="Ubuntu"/>
+                <w:sz w:val="21"/>
+                <w:szCs w:val="21"/>
+              </w:rPr>
+              <w:t xml:space="preserve">Consultor SAP BPC</w:t>
             </w:r>
           </w:p>
         </w:tc>

--- a/docs/03-diseno-ux/Documento_UX_Acelerador_Consolidacion_BPC_CM_Consulting.docx
+++ b/docs/03-diseno-ux/Documento_UX_Acelerador_Consolidacion_BPC_CM_Consulting.docx
@@ -418,6 +418,112 @@
           </w:p>
         </w:tc>
       </w:tr>
+      <w:tr>
+        <w:tc>
+          <w:tcPr>
+            <w:tcW w:w="1200" w:type="dxa"/>
+            <w:tcMar>
+              <w:top w:w="80" w:type="dxa"/>
+              <w:left w:w="120" w:type="dxa"/>
+              <w:bottom w:w="80" w:type="dxa"/>
+              <w:right w:w="120" w:type="dxa"/>
+            </w:tcMar>
+            <w:vAlign w:val="center"/>
+          </w:tcPr>
+          <w:p>
+            <w:pPr>
+              <w:spacing w:after="0"/>
+              <w:jc w:val="both"/>
+            </w:pPr>
+            <w:r>
+              <w:rPr>
+                <w:rFonts w:ascii="Ubuntu" w:hAnsi="Ubuntu" w:cs="Ubuntu"/>
+                <w:sz w:val="21"/>
+                <w:szCs w:val="21"/>
+              </w:rPr>
+              <w:t xml:space="preserve">1.2</w:t>
+            </w:r>
+          </w:p>
+        </w:tc>
+        <w:tc>
+          <w:tcPr>
+            <w:tcW w:w="2200" w:type="dxa"/>
+            <w:tcMar>
+              <w:top w:w="80" w:type="dxa"/>
+              <w:left w:w="120" w:type="dxa"/>
+              <w:bottom w:w="80" w:type="dxa"/>
+              <w:right w:w="120" w:type="dxa"/>
+            </w:tcMar>
+            <w:vAlign w:val="center"/>
+          </w:tcPr>
+          <w:p>
+            <w:pPr>
+              <w:spacing w:after="0"/>
+              <w:jc w:val="both"/>
+            </w:pPr>
+            <w:r>
+              <w:rPr>
+                <w:rFonts w:ascii="Ubuntu" w:hAnsi="Ubuntu" w:cs="Ubuntu"/>
+                <w:sz w:val="21"/>
+                <w:szCs w:val="21"/>
+              </w:rPr>
+              <w:t xml:space="preserve">CM Consulting</w:t>
+            </w:r>
+          </w:p>
+        </w:tc>
+        <w:tc>
+          <w:tcPr>
+            <w:tcW w:w="1500" w:type="dxa"/>
+            <w:tcMar>
+              <w:top w:w="80" w:type="dxa"/>
+              <w:left w:w="120" w:type="dxa"/>
+              <w:bottom w:w="80" w:type="dxa"/>
+              <w:right w:w="120" w:type="dxa"/>
+            </w:tcMar>
+            <w:vAlign w:val="center"/>
+          </w:tcPr>
+          <w:p>
+            <w:pPr>
+              <w:spacing w:after="0"/>
+              <w:jc w:val="both"/>
+            </w:pPr>
+            <w:r>
+              <w:rPr>
+                <w:rFonts w:ascii="Ubuntu" w:hAnsi="Ubuntu" w:cs="Ubuntu"/>
+                <w:sz w:val="21"/>
+                <w:szCs w:val="21"/>
+              </w:rPr>
+              <w:t xml:space="preserve">16-Oct-26</w:t>
+            </w:r>
+          </w:p>
+        </w:tc>
+        <w:tc>
+          <w:tcPr>
+            <w:tcW w:w="3938" w:type="dxa"/>
+            <w:tcMar>
+              <w:top w:w="80" w:type="dxa"/>
+              <w:left w:w="120" w:type="dxa"/>
+              <w:bottom w:w="80" w:type="dxa"/>
+              <w:right w:w="120" w:type="dxa"/>
+            </w:tcMar>
+            <w:vAlign w:val="center"/>
+          </w:tcPr>
+          <w:p>
+            <w:pPr>
+              <w:spacing w:after="0"/>
+              <w:jc w:val="both"/>
+            </w:pPr>
+            <w:r>
+              <w:rPr>
+                <w:rFonts w:ascii="Ubuntu" w:hAnsi="Ubuntu" w:cs="Ubuntu"/>
+                <w:sz w:val="21"/>
+                <w:szCs w:val="21"/>
+              </w:rPr>
+              <w:t xml:space="preserve">Alineado con el DAF v1.2: UX-01 y UX-02 muestran el rechazo de la arquitectura B (RN-19, HU-57).</w:t>
+            </w:r>
+          </w:p>
+        </w:tc>
+      </w:tr>
     </w:tbl>
     <w:p>
       <w:pPr>
@@ -630,7 +736,7 @@
           <w:sz w:val="22"/>
           <w:szCs w:val="22"/>
         </w:rPr>
-        <w:t xml:space="preserve">. Deriva del Documento de Análisis Funcional v1.1 (16-Oct-26) y del brief de diseño de la misma fecha. Las historias de usuario referencian los códigos UX-XX de este documento en sus criterios de aceptación.</w:t>
+        <w:t xml:space="preserve">. Deriva del Documento de Análisis Funcional v1.2 (16-Oct-26) y del brief de diseño de la misma fecha. Las historias de usuario referencian los códigos UX-XX de este documento en sus criterios de aceptación.</w:t>
       </w:r>
     </w:p>
     <w:p>
@@ -4100,7 +4206,7 @@
                 <w:sz w:val="21"/>
                 <w:szCs w:val="21"/>
               </w:rPr>
-              <w:t xml:space="preserve">Lista cliente, arquitectura, paso actual, estado, última ejecución y usuario. Clic en el cliente abre su paso actual.</w:t>
+              <w:t xml:space="preserve">Lista cliente, arquitectura, paso actual, estado, última ejecución y usuario. Clic en el cliente abre su paso actual. Un cliente con arquitectura B aparece «No soportado».</w:t>
             </w:r>
           </w:p>
         </w:tc>
@@ -4126,7 +4232,7 @@
                 <w:sz w:val="21"/>
                 <w:szCs w:val="21"/>
               </w:rPr>
-              <w:t xml:space="preserve">RF-01, RF-04</w:t>
+              <w:t xml:space="preserve">RF-01, RF-04, RN-19</w:t>
             </w:r>
           </w:p>
         </w:tc>
@@ -4922,7 +5028,7 @@
                 <w:sz w:val="21"/>
                 <w:szCs w:val="21"/>
               </w:rPr>
-              <w:t xml:space="preserve">Insignia A o B, versiones detectadas y estado Variante disponible.</w:t>
+              <w:t xml:space="preserve">Insignia A o B y versiones detectadas. En A: Variante disponible. En B: «Arquitectura B no soportada en la versión 1» y Continuar deshabilitado.</w:t>
             </w:r>
           </w:p>
         </w:tc>
@@ -4948,7 +5054,7 @@
                 <w:sz w:val="21"/>
                 <w:szCs w:val="21"/>
               </w:rPr>
-              <w:t xml:space="preserve">RF-04, RNF-Comp-04</w:t>
+              <w:t xml:space="preserve">RF-04, RNF-Comp-04, RN-19</w:t>
             </w:r>
           </w:p>
         </w:tc>
@@ -5328,6 +5434,31 @@
           <w:szCs w:val="22"/>
         </w:rPr>
         <w:t xml:space="preserve">Versión sin variante disponible: aviso «Versión no soportada aún» y no se puede continuar (RNF-Comp-04). No prototipado.</w:t>
+      </w:r>
+    </w:p>
+    <w:p>
+      <w:pPr>
+        <w:pStyle w:val="ListParagraph"/>
+        <w:numPr>
+          <w:ilvl w:val="0"/>
+          <w:numId w:val="1"/>
+        </w:numPr>
+        <w:spacing w:before="0" w:after="80" w:line="288" w:lineRule="auto"/>
+        <w:ind w:left="720" w:hanging="360"/>
+        <w:contextualSpacing/>
+        <w:jc w:val="both"/>
+        <w:rPr>
+          <w:color w:val="000000"/>
+          <w:sz w:val="22"/>
+        </w:rPr>
+      </w:pPr>
+      <w:r>
+        <w:rPr>
+          <w:rFonts w:ascii="Ubuntu" w:hAnsi="Ubuntu" w:cs="Ubuntu"/>
+          <w:sz w:val="22"/>
+          <w:szCs w:val="22"/>
+        </w:rPr>
+        <w:t xml:space="preserve">Arquitectura B: se informa que no está soportada en la versión 1 y no se puede continuar (RN-19, HU-57).</w:t>
       </w:r>
     </w:p>
     <w:p>
